--- a/5.人员管理/1.流程制度规范类文件/ZGS-05-03-人员招聘管理制度.docx
+++ b/5.人员管理/1.流程制度规范类文件/ZGS-05-03-人员招聘管理制度.docx
@@ -1,10 +1,11 @@
 
 <file path=word/document.xml><?xml version="1.0" encoding="utf-8"?>
-<w:document xmlns:wpc="http://schemas.microsoft.com/office/word/2010/wordprocessingCanvas" xmlns:mc="http://schemas.openxmlformats.org/markup-compatibility/2006" xmlns:o="urn:schemas-microsoft-com:office:office" xmlns:r="http://schemas.openxmlformats.org/officeDocument/2006/relationships" xmlns:m="http://schemas.openxmlformats.org/officeDocument/2006/math" xmlns:v="urn:schemas-microsoft-com:vml" xmlns:wp14="http://schemas.microsoft.com/office/word/2010/wordprocessingDrawing" xmlns:wp="http://schemas.openxmlformats.org/drawingml/2006/wordprocessingDrawing" xmlns:w="http://schemas.openxmlformats.org/wordprocessingml/2006/main" xmlns:w14="http://schemas.microsoft.com/office/word/2010/wordml" xmlns:w10="urn:schemas-microsoft-com:office:word" xmlns:w15="http://schemas.microsoft.com/office/word/2012/wordml" xmlns:wpg="http://schemas.microsoft.com/office/word/2010/wordprocessingGroup" xmlns:wpi="http://schemas.microsoft.com/office/word/2010/wordprocessingInk" xmlns:wne="http://schemas.microsoft.com/office/word/2006/wordml" xmlns:wps="http://schemas.microsoft.com/office/word/2010/wordprocessingShape" xmlns:wpsCustomData="http://www.wps.cn/officeDocument/2013/wpsCustomData" mc:Ignorable="w14 w15 wp14">
+<w:document xmlns:wpc="http://schemas.microsoft.com/office/word/2010/wordprocessingCanvas" xmlns:mc="http://schemas.openxmlformats.org/markup-compatibility/2006" xmlns:o="urn:schemas-microsoft-com:office:office" xmlns:r="http://schemas.openxmlformats.org/officeDocument/2006/relationships" xmlns:m="http://schemas.openxmlformats.org/officeDocument/2006/math" xmlns:v="urn:schemas-microsoft-com:vml" xmlns:wp14="http://schemas.microsoft.com/office/word/2010/wordprocessingDrawing" xmlns:wp="http://schemas.openxmlformats.org/drawingml/2006/wordprocessingDrawing" xmlns:w10="urn:schemas-microsoft-com:office:word" xmlns:w="http://schemas.openxmlformats.org/wordprocessingml/2006/main" xmlns:w14="http://schemas.microsoft.com/office/word/2010/wordml" xmlns:w15="http://schemas.microsoft.com/office/word/2012/wordml" xmlns:wne="http://schemas.microsoft.com/office/word/2006/wordml" xmlns:wpg="http://schemas.microsoft.com/office/word/2010/wordprocessingGroup" xmlns:wpi="http://schemas.microsoft.com/office/word/2010/wordprocessingInk" xmlns:wps="http://schemas.microsoft.com/office/word/2010/wordprocessingShape" mc:Ignorable="w14 w15 wp14">
+  <!-- Generated by Aspose.Words for .NET 13.3.0.1 -->
   <w:body>
     <w:p>
       <w:pPr>
-        <w:pStyle w:val="24"/>
+        <w:pStyle w:val="a"/>
         <w:keepNext w:val="0"/>
         <w:keepLines w:val="0"/>
         <w:pageBreakBefore w:val="0"/>
@@ -24,7 +25,7 @@
       <w:bookmarkStart w:id="0" w:name="_Toc16424"/>
       <w:r>
         <w:drawing>
-          <wp:anchor distT="0" distB="0" distL="114300" distR="114300" simplePos="0" relativeHeight="251660288" behindDoc="1" locked="0" layoutInCell="1" allowOverlap="1">
+          <wp:anchor distT="0" distB="0" distL="114300" distR="114300" simplePos="0" relativeHeight="251659264" behindDoc="1" locked="0" layoutInCell="1" allowOverlap="1">
             <wp:simplePos x="0" y="0"/>
             <wp:positionH relativeFrom="column">
               <wp:posOffset>0</wp:posOffset>
@@ -49,7 +50,7 @@
                     </pic:cNvPicPr>
                   </pic:nvPicPr>
                   <pic:blipFill>
-                    <a:blip r:embed="rId8"/>
+                    <a:blip xmlns:r="http://schemas.openxmlformats.org/officeDocument/2006/relationships" r:embed="rId4"/>
                     <a:stretch>
                       <a:fillRect/>
                     </a:stretch>
@@ -79,7 +80,7 @@
           <w:lang w:val="en-US" w:eastAsia="zh-CN"/>
         </w:rPr>
         <w:drawing>
-          <wp:anchor distT="0" distB="0" distL="114300" distR="114300" simplePos="0" relativeHeight="251659264" behindDoc="1" locked="0" layoutInCell="1" allowOverlap="1">
+          <wp:anchor distT="0" distB="0" distL="114300" distR="114300" simplePos="0" relativeHeight="251658240" behindDoc="1" locked="0" layoutInCell="1" allowOverlap="1">
             <wp:simplePos x="0" y="0"/>
             <wp:positionH relativeFrom="column">
               <wp:posOffset>635</wp:posOffset>
@@ -104,7 +105,7 @@
                     </pic:cNvPicPr>
                   </pic:nvPicPr>
                   <pic:blipFill>
-                    <a:blip r:embed="rId9">
+                    <a:blip xmlns:r="http://schemas.openxmlformats.org/officeDocument/2006/relationships" r:embed="rId5">
                       <a:alphaModFix amt="58000"/>
                       <a:lum contrast="-52000"/>
                     </a:blip>
@@ -138,7 +139,7 @@
     </w:p>
     <w:p>
       <w:pPr>
-        <w:pStyle w:val="25"/>
+        <w:pStyle w:val="a0"/>
         <w:keepNext w:val="0"/>
         <w:keepLines w:val="0"/>
         <w:pageBreakBefore w:val="0"/>
@@ -187,11 +188,11 @@
         <w:adjustRightInd w:val="0"/>
         <w:snapToGrid w:val="0"/>
         <w:spacing w:after="624" w:afterLines="200" w:line="219" w:lineRule="auto"/>
-        <w:ind w:left="0" w:leftChars="0" w:right="0" w:rightChars="0" w:firstLine="0" w:firstLineChars="0"/>
+        <w:ind w:left="0" w:right="0" w:firstLine="0" w:leftChars="0" w:rightChars="0" w:firstLineChars="0"/>
         <w:jc w:val="center"/>
         <w:textAlignment w:val="baseline"/>
         <w:rPr>
-          <w:rFonts w:hint="eastAsia" w:ascii="宋体" w:hAnsi="宋体" w:eastAsia="宋体" w:cs="宋体"/>
+          <w:rFonts w:ascii="宋体" w:eastAsia="宋体" w:hAnsi="宋体" w:cs="宋体" w:hint="eastAsia"/>
           <w:sz w:val="24"/>
           <w:szCs w:val="24"/>
           <w:lang w:val="en-US" w:eastAsia="zh-CN"/>
@@ -199,7 +200,7 @@
       </w:pPr>
       <w:r>
         <w:rPr>
-          <w:rFonts w:ascii="宋体" w:hAnsi="宋体" w:eastAsia="宋体" w:cs="宋体"/>
+          <w:rFonts w:ascii="宋体" w:eastAsia="宋体" w:hAnsi="宋体" w:cs="宋体"/>
           <w:b/>
           <w:bCs/>
           <w:spacing w:val="-3"/>
@@ -208,74 +209,20 @@
         </w:rPr>
         <w:t>文件编号：ZGS-05-03</w:t>
       </w:r>
-      <w:r>
-        <w:rPr>
-          <w:rFonts w:hint="eastAsia" w:ascii="宋体" w:hAnsi="宋体" w:eastAsia="宋体" w:cs="宋体"/>
-          <w:b/>
-          <w:bCs/>
-          <w:spacing w:val="-3"/>
-          <w:sz w:val="24"/>
-          <w:szCs w:val="24"/>
-          <w:lang w:val="en-US" w:eastAsia="zh-CN"/>
-        </w:rPr>
-      </w:r>
-      <w:r>
-        <w:rPr>
-          <w:rFonts w:ascii="宋体" w:hAnsi="宋体" w:eastAsia="宋体" w:cs="宋体"/>
-          <w:b/>
-          <w:bCs/>
-          <w:spacing w:val="-3"/>
-          <w:sz w:val="24"/>
-          <w:szCs w:val="24"/>
-        </w:rPr>
-      </w:r>
-      <w:r>
-        <w:rPr>
-          <w:rFonts w:hint="eastAsia" w:ascii="宋体" w:hAnsi="宋体" w:eastAsia="宋体" w:cs="宋体"/>
-          <w:b/>
-          <w:bCs/>
-          <w:spacing w:val="-3"/>
-          <w:sz w:val="24"/>
-          <w:szCs w:val="24"/>
-          <w:lang w:val="en-US" w:eastAsia="zh-CN"/>
-        </w:rPr>
-      </w:r>
-      <w:r>
-        <w:rPr>
-          <w:rFonts w:ascii="宋体" w:hAnsi="宋体" w:eastAsia="宋体" w:cs="宋体"/>
-          <w:b/>
-          <w:bCs/>
-          <w:spacing w:val="-3"/>
-          <w:sz w:val="24"/>
-          <w:szCs w:val="24"/>
-        </w:rPr>
-      </w:r>
-      <w:r>
-        <w:rPr>
-          <w:rFonts w:hint="eastAsia" w:ascii="宋体" w:hAnsi="宋体" w:cs="宋体"/>
-          <w:b/>
-          <w:bCs/>
-          <w:spacing w:val="-3"/>
-          <w:sz w:val="24"/>
-          <w:szCs w:val="24"/>
-          <w:lang w:val="en-US" w:eastAsia="zh-CN"/>
-        </w:rPr>
-      </w:r>
     </w:p>
     <w:tbl>
       <w:tblPr>
-        <w:tblStyle w:val="21"/>
+        <w:tblStyle w:val="TableGrid"/>
         <w:tblW w:w="0" w:type="auto"/>
         <w:jc w:val="center"/>
         <w:tblBorders>
-          <w:top w:val="none" w:color="auto" w:sz="0" w:space="0"/>
-          <w:left w:val="none" w:color="auto" w:sz="0" w:space="0"/>
-          <w:bottom w:val="none" w:color="auto" w:sz="0" w:space="0"/>
-          <w:right w:val="none" w:color="auto" w:sz="0" w:space="0"/>
-          <w:insideH w:val="none" w:color="auto" w:sz="0" w:space="0"/>
-          <w:insideV w:val="none" w:color="auto" w:sz="0" w:space="0"/>
+          <w:top w:val="nil"/>
+          <w:left w:val="nil"/>
+          <w:bottom w:val="nil"/>
+          <w:right w:val="nil"/>
+          <w:insideH w:val="nil"/>
+          <w:insideV w:val="nil"/>
         </w:tblBorders>
-        <w:tblLayout w:type="autofit"/>
         <w:tblCellMar>
           <w:top w:w="0" w:type="dxa"/>
           <w:left w:w="108" w:type="dxa"/>
@@ -289,13 +236,15 @@
       </w:tblGrid>
       <w:tr>
         <w:tblPrEx>
+          <w:tblW w:w="0" w:type="auto"/>
+          <w:jc w:val="center"/>
           <w:tblBorders>
-            <w:top w:val="none" w:color="auto" w:sz="0" w:space="0"/>
-            <w:left w:val="none" w:color="auto" w:sz="0" w:space="0"/>
-            <w:bottom w:val="none" w:color="auto" w:sz="0" w:space="0"/>
-            <w:right w:val="none" w:color="auto" w:sz="0" w:space="0"/>
-            <w:insideH w:val="none" w:color="auto" w:sz="0" w:space="0"/>
-            <w:insideV w:val="none" w:color="auto" w:sz="0" w:space="0"/>
+            <w:top w:val="nil"/>
+            <w:left w:val="nil"/>
+            <w:bottom w:val="nil"/>
+            <w:right w:val="nil"/>
+            <w:insideH w:val="nil"/>
+            <w:insideV w:val="nil"/>
           </w:tblBorders>
           <w:tblCellMar>
             <w:top w:w="0" w:type="dxa"/>
@@ -305,7 +254,7 @@
           </w:tblCellMar>
         </w:tblPrEx>
         <w:trPr>
-          <w:trHeight w:val="810" w:hRule="atLeast"/>
+          <w:trHeight w:val="810"/>
           <w:jc w:val="center"/>
         </w:trPr>
         <w:tc>
@@ -340,23 +289,6 @@
                 <w:lang w:val="en-US" w:eastAsia="zh-CN"/>
               </w:rPr>
               <w:t>编制部门:人力部</w:t>
-            </w:r>
-            <w:r>
-              <w:rPr>
-                <w:rFonts w:hint="default" w:asciiTheme="minorAscii" w:hAnsiTheme="minorAscii" w:eastAsiaTheme="minorEastAsia"/>
-                <w:spacing w:val="227"/>
-                <w:sz w:val="21"/>
-                <w:vertAlign w:val="baseline"/>
-                <w:lang w:val="en-US" w:eastAsia="zh-CN"/>
-              </w:rPr>
-            </w:r>
-            <w:r>
-              <w:rPr>
-                <w:rFonts w:hint="eastAsia"/>
-                <w:u w:val="single"/>
-                <w:vertAlign w:val="baseline"/>
-                <w:lang w:val="en-US" w:eastAsia="zh-CN"/>
-              </w:rPr>
             </w:r>
           </w:p>
         </w:tc>
@@ -395,7 +327,7 @@
             </w:r>
             <w:r>
               <w:rPr>
-                <w:rFonts w:hint="eastAsia" w:asciiTheme="minorAscii" w:hAnsiTheme="minorAscii" w:eastAsiaTheme="minorEastAsia"/>
+                <w:rFonts w:asciiTheme="minorAscii" w:eastAsiaTheme="minorEastAsia" w:hAnsiTheme="minorAscii" w:hint="eastAsia"/>
                 <w:spacing w:val="227"/>
                 <w:sz w:val="21"/>
                 <w:vertAlign w:val="baseline"/>
@@ -417,14 +349,8 @@
       </w:tr>
       <w:tr>
         <w:tblPrEx>
-          <w:tblBorders>
-            <w:top w:val="none" w:color="auto" w:sz="0" w:space="0"/>
-            <w:left w:val="none" w:color="auto" w:sz="0" w:space="0"/>
-            <w:bottom w:val="none" w:color="auto" w:sz="0" w:space="0"/>
-            <w:right w:val="none" w:color="auto" w:sz="0" w:space="0"/>
-            <w:insideH w:val="none" w:color="auto" w:sz="0" w:space="0"/>
-            <w:insideV w:val="none" w:color="auto" w:sz="0" w:space="0"/>
-          </w:tblBorders>
+          <w:tblW w:w="0" w:type="auto"/>
+          <w:jc w:val="center"/>
           <w:tblCellMar>
             <w:top w:w="0" w:type="dxa"/>
             <w:left w:w="108" w:type="dxa"/>
@@ -433,7 +359,7 @@
           </w:tblCellMar>
         </w:tblPrEx>
         <w:trPr>
-          <w:trHeight w:val="810" w:hRule="atLeast"/>
+          <w:trHeight w:val="810"/>
           <w:jc w:val="center"/>
         </w:trPr>
         <w:tc>
@@ -457,7 +383,7 @@
               <w:snapToGrid w:val="0"/>
               <w:textAlignment w:val="baseline"/>
               <w:rPr>
-                <w:rFonts w:hint="default" w:ascii="Arial" w:hAnsi="Arial" w:eastAsia="Arial" w:cs="Arial"/>
+                <w:rFonts w:ascii="Arial" w:eastAsia="Arial" w:hAnsi="Arial" w:cs="Arial" w:hint="default"/>
                 <w:snapToGrid w:val="0"/>
                 <w:color w:val="000000"/>
                 <w:kern w:val="0"/>
@@ -489,7 +415,7 @@
             </w:r>
             <w:r>
               <w:rPr>
-                <w:rFonts w:hint="default" w:asciiTheme="minorAscii" w:hAnsiTheme="minorAscii" w:eastAsiaTheme="minorEastAsia"/>
+                <w:rFonts w:asciiTheme="minorAscii" w:eastAsiaTheme="minorEastAsia" w:hAnsiTheme="minorAscii" w:hint="default"/>
                 <w:spacing w:val="227"/>
                 <w:sz w:val="21"/>
                 <w:vertAlign w:val="baseline"/>
@@ -542,7 +468,7 @@
               <w:snapToGrid w:val="0"/>
               <w:textAlignment w:val="baseline"/>
               <w:rPr>
-                <w:rFonts w:hint="default" w:ascii="Arial" w:hAnsi="Arial" w:eastAsia="Arial" w:cs="Arial"/>
+                <w:rFonts w:ascii="Arial" w:eastAsia="Arial" w:hAnsi="Arial" w:cs="Arial" w:hint="default"/>
                 <w:snapToGrid w:val="0"/>
                 <w:color w:val="000000"/>
                 <w:kern w:val="0"/>
@@ -562,7 +488,7 @@
             </w:r>
             <w:r>
               <w:rPr>
-                <w:rFonts w:hint="eastAsia" w:asciiTheme="minorAscii" w:hAnsiTheme="minorAscii" w:eastAsiaTheme="minorEastAsia"/>
+                <w:rFonts w:asciiTheme="minorAscii" w:eastAsiaTheme="minorEastAsia" w:hAnsiTheme="minorAscii" w:hint="eastAsia"/>
                 <w:spacing w:val="227"/>
                 <w:sz w:val="21"/>
                 <w:vertAlign w:val="baseline"/>
@@ -584,14 +510,8 @@
       </w:tr>
       <w:tr>
         <w:tblPrEx>
-          <w:tblBorders>
-            <w:top w:val="none" w:color="auto" w:sz="0" w:space="0"/>
-            <w:left w:val="none" w:color="auto" w:sz="0" w:space="0"/>
-            <w:bottom w:val="none" w:color="auto" w:sz="0" w:space="0"/>
-            <w:right w:val="none" w:color="auto" w:sz="0" w:space="0"/>
-            <w:insideH w:val="none" w:color="auto" w:sz="0" w:space="0"/>
-            <w:insideV w:val="none" w:color="auto" w:sz="0" w:space="0"/>
-          </w:tblBorders>
+          <w:tblW w:w="0" w:type="auto"/>
+          <w:jc w:val="center"/>
           <w:tblCellMar>
             <w:top w:w="0" w:type="dxa"/>
             <w:left w:w="108" w:type="dxa"/>
@@ -600,7 +520,7 @@
           </w:tblCellMar>
         </w:tblPrEx>
         <w:trPr>
-          <w:trHeight w:val="635" w:hRule="atLeast"/>
+          <w:trHeight w:val="635"/>
           <w:jc w:val="center"/>
         </w:trPr>
         <w:tc>
@@ -637,31 +557,6 @@
                 <w:lang w:val="en-US" w:eastAsia="zh-CN"/>
               </w:rPr>
               <w:t>批准人:李文琼</w:t>
-            </w:r>
-            <w:r>
-              <w:rPr>
-                <w:rFonts w:hint="eastAsia"/>
-                <w:spacing w:val="1"/>
-                <w:kern w:val="0"/>
-                <w:vertAlign w:val="baseline"/>
-                <w:lang w:val="en-US" w:eastAsia="zh-CN"/>
-              </w:rPr>
-            </w:r>
-            <w:r>
-              <w:rPr>
-                <w:rFonts w:hint="eastAsia" w:asciiTheme="minorAscii" w:hAnsiTheme="minorAscii" w:eastAsiaTheme="minorEastAsia"/>
-                <w:spacing w:val="227"/>
-                <w:sz w:val="21"/>
-                <w:vertAlign w:val="baseline"/>
-                <w:lang w:val="en-US" w:eastAsia="zh-CN"/>
-              </w:rPr>
-            </w:r>
-            <w:r>
-              <w:rPr>
-                <w:rFonts w:hint="eastAsia"/>
-                <w:u w:val="single"/>
-                <w:lang w:val="en-US" w:eastAsia="zh-CN"/>
-              </w:rPr>
             </w:r>
           </w:p>
         </w:tc>
@@ -700,7 +595,7 @@
             </w:r>
             <w:r>
               <w:rPr>
-                <w:rFonts w:hint="eastAsia" w:asciiTheme="minorAscii" w:hAnsiTheme="minorAscii" w:eastAsiaTheme="minorEastAsia"/>
+                <w:rFonts w:asciiTheme="minorAscii" w:eastAsiaTheme="minorEastAsia" w:hAnsiTheme="minorAscii" w:hint="eastAsia"/>
                 <w:spacing w:val="227"/>
                 <w:sz w:val="21"/>
                 <w:vertAlign w:val="baseline"/>
@@ -759,14 +654,14 @@
         <w:ind w:left="3634"/>
         <w:textAlignment w:val="baseline"/>
         <w:rPr>
-          <w:rFonts w:ascii="宋体" w:hAnsi="宋体" w:eastAsia="宋体" w:cs="宋体"/>
+          <w:rFonts w:ascii="宋体" w:eastAsia="宋体" w:hAnsi="宋体" w:cs="宋体"/>
           <w:sz w:val="31"/>
           <w:szCs w:val="31"/>
         </w:rPr>
       </w:pPr>
       <w:r>
         <w:rPr>
-          <w:rFonts w:ascii="宋体" w:hAnsi="宋体" w:eastAsia="宋体" w:cs="宋体"/>
+          <w:rFonts w:ascii="宋体" w:eastAsia="宋体" w:hAnsi="宋体" w:cs="宋体"/>
           <w:b/>
           <w:bCs/>
           <w:spacing w:val="4"/>
@@ -778,16 +673,16 @@
     </w:p>
     <w:tbl>
       <w:tblPr>
-        <w:tblStyle w:val="26"/>
+        <w:tblStyle w:val="TableNormal0"/>
         <w:tblW w:w="7137" w:type="dxa"/>
         <w:jc w:val="center"/>
         <w:tblBorders>
-          <w:top w:val="single" w:color="000000" w:sz="2" w:space="0"/>
-          <w:left w:val="single" w:color="000000" w:sz="2" w:space="0"/>
-          <w:bottom w:val="single" w:color="000000" w:sz="2" w:space="0"/>
-          <w:right w:val="single" w:color="000000" w:sz="2" w:space="0"/>
-          <w:insideH w:val="single" w:color="000000" w:sz="2" w:space="0"/>
-          <w:insideV w:val="single" w:color="000000" w:sz="2" w:space="0"/>
+          <w:top w:val="single" w:sz="2" w:space="0" w:color="000000"/>
+          <w:left w:val="single" w:sz="2" w:space="0" w:color="000000"/>
+          <w:bottom w:val="single" w:sz="2" w:space="0" w:color="000000"/>
+          <w:right w:val="single" w:sz="2" w:space="0" w:color="000000"/>
+          <w:insideH w:val="single" w:sz="2" w:space="0" w:color="000000"/>
+          <w:insideV w:val="single" w:sz="2" w:space="0" w:color="000000"/>
         </w:tblBorders>
         <w:tblLayout w:type="fixed"/>
         <w:tblCellMar>
@@ -805,14 +700,17 @@
       </w:tblGrid>
       <w:tr>
         <w:tblPrEx>
+          <w:tblW w:w="7137" w:type="dxa"/>
+          <w:jc w:val="center"/>
           <w:tblBorders>
-            <w:top w:val="single" w:color="000000" w:sz="2" w:space="0"/>
-            <w:left w:val="single" w:color="000000" w:sz="2" w:space="0"/>
-            <w:bottom w:val="single" w:color="000000" w:sz="2" w:space="0"/>
-            <w:right w:val="single" w:color="000000" w:sz="2" w:space="0"/>
-            <w:insideH w:val="single" w:color="000000" w:sz="2" w:space="0"/>
-            <w:insideV w:val="single" w:color="000000" w:sz="2" w:space="0"/>
+            <w:top w:val="single" w:sz="2" w:space="0" w:color="000000"/>
+            <w:left w:val="single" w:sz="2" w:space="0" w:color="000000"/>
+            <w:bottom w:val="single" w:sz="2" w:space="0" w:color="000000"/>
+            <w:right w:val="single" w:sz="2" w:space="0" w:color="000000"/>
+            <w:insideH w:val="single" w:sz="2" w:space="0" w:color="000000"/>
+            <w:insideV w:val="single" w:sz="2" w:space="0" w:color="000000"/>
           </w:tblBorders>
+          <w:tblLayout w:type="fixed"/>
           <w:tblCellMar>
             <w:top w:w="0" w:type="dxa"/>
             <w:left w:w="0" w:type="dxa"/>
@@ -821,7 +719,7 @@
           </w:tblCellMar>
         </w:tblPrEx>
         <w:trPr>
-          <w:trHeight w:val="593" w:hRule="atLeast"/>
+          <w:trHeight w:val="593"/>
           <w:jc w:val="center"/>
         </w:trPr>
         <w:tc>
@@ -843,18 +741,18 @@
               <w:adjustRightInd w:val="0"/>
               <w:snapToGrid w:val="0"/>
               <w:spacing w:before="176" w:line="228" w:lineRule="auto"/>
-              <w:ind w:left="0" w:leftChars="0" w:right="0" w:rightChars="0" w:firstLine="0" w:firstLineChars="0"/>
+              <w:ind w:left="0" w:right="0" w:firstLine="0" w:leftChars="0" w:rightChars="0" w:firstLineChars="0"/>
               <w:jc w:val="center"/>
               <w:textAlignment w:val="baseline"/>
               <w:rPr>
-                <w:rFonts w:ascii="宋体" w:hAnsi="宋体" w:eastAsia="宋体" w:cs="宋体"/>
+                <w:rFonts w:ascii="宋体" w:eastAsia="宋体" w:hAnsi="宋体" w:cs="宋体"/>
                 <w:sz w:val="20"/>
                 <w:szCs w:val="20"/>
               </w:rPr>
             </w:pPr>
             <w:r>
               <w:rPr>
-                <w:rFonts w:ascii="宋体" w:hAnsi="宋体" w:eastAsia="宋体" w:cs="宋体"/>
+                <w:rFonts w:ascii="宋体" w:eastAsia="宋体" w:hAnsi="宋体" w:cs="宋体"/>
                 <w:spacing w:val="-14"/>
                 <w:sz w:val="20"/>
                 <w:szCs w:val="20"/>
@@ -882,18 +780,18 @@
               <w:adjustRightInd w:val="0"/>
               <w:snapToGrid w:val="0"/>
               <w:spacing w:before="175" w:line="227" w:lineRule="auto"/>
-              <w:ind w:left="0" w:leftChars="0" w:right="0" w:rightChars="0" w:firstLine="0" w:firstLineChars="0"/>
+              <w:ind w:left="0" w:right="0" w:firstLine="0" w:leftChars="0" w:rightChars="0" w:firstLineChars="0"/>
               <w:jc w:val="center"/>
               <w:textAlignment w:val="baseline"/>
               <w:rPr>
-                <w:rFonts w:ascii="宋体" w:hAnsi="宋体" w:eastAsia="宋体" w:cs="宋体"/>
+                <w:rFonts w:ascii="宋体" w:eastAsia="宋体" w:hAnsi="宋体" w:cs="宋体"/>
                 <w:sz w:val="20"/>
                 <w:szCs w:val="20"/>
               </w:rPr>
             </w:pPr>
             <w:r>
               <w:rPr>
-                <w:rFonts w:ascii="宋体" w:hAnsi="宋体" w:eastAsia="宋体" w:cs="宋体"/>
+                <w:rFonts w:ascii="宋体" w:eastAsia="宋体" w:hAnsi="宋体" w:cs="宋体"/>
                 <w:spacing w:val="4"/>
                 <w:sz w:val="20"/>
                 <w:szCs w:val="20"/>
@@ -921,18 +819,18 @@
               <w:adjustRightInd w:val="0"/>
               <w:snapToGrid w:val="0"/>
               <w:spacing w:before="175" w:line="228" w:lineRule="auto"/>
-              <w:ind w:left="0" w:leftChars="0" w:right="0" w:rightChars="0" w:firstLine="0" w:firstLineChars="0"/>
+              <w:ind w:left="0" w:right="0" w:firstLine="0" w:leftChars="0" w:rightChars="0" w:firstLineChars="0"/>
               <w:jc w:val="center"/>
               <w:textAlignment w:val="baseline"/>
               <w:rPr>
-                <w:rFonts w:ascii="宋体" w:hAnsi="宋体" w:eastAsia="宋体" w:cs="宋体"/>
+                <w:rFonts w:ascii="宋体" w:eastAsia="宋体" w:hAnsi="宋体" w:cs="宋体"/>
                 <w:sz w:val="20"/>
                 <w:szCs w:val="20"/>
               </w:rPr>
             </w:pPr>
             <w:r>
               <w:rPr>
-                <w:rFonts w:ascii="宋体" w:hAnsi="宋体" w:eastAsia="宋体" w:cs="宋体"/>
+                <w:rFonts w:ascii="宋体" w:eastAsia="宋体" w:hAnsi="宋体" w:cs="宋体"/>
                 <w:spacing w:val="7"/>
                 <w:sz w:val="20"/>
                 <w:szCs w:val="20"/>
@@ -960,18 +858,18 @@
               <w:adjustRightInd w:val="0"/>
               <w:snapToGrid w:val="0"/>
               <w:spacing w:before="176" w:line="229" w:lineRule="auto"/>
-              <w:ind w:left="0" w:leftChars="0" w:right="0" w:rightChars="0" w:firstLine="0" w:firstLineChars="0"/>
+              <w:ind w:left="0" w:right="0" w:firstLine="0" w:leftChars="0" w:rightChars="0" w:firstLineChars="0"/>
               <w:jc w:val="center"/>
               <w:textAlignment w:val="baseline"/>
               <w:rPr>
-                <w:rFonts w:ascii="宋体" w:hAnsi="宋体" w:eastAsia="宋体" w:cs="宋体"/>
+                <w:rFonts w:ascii="宋体" w:eastAsia="宋体" w:hAnsi="宋体" w:cs="宋体"/>
                 <w:sz w:val="20"/>
                 <w:szCs w:val="20"/>
               </w:rPr>
             </w:pPr>
             <w:r>
               <w:rPr>
-                <w:rFonts w:ascii="宋体" w:hAnsi="宋体" w:eastAsia="宋体" w:cs="宋体"/>
+                <w:rFonts w:ascii="宋体" w:eastAsia="宋体" w:hAnsi="宋体" w:cs="宋体"/>
                 <w:spacing w:val="7"/>
                 <w:sz w:val="20"/>
                 <w:szCs w:val="20"/>
@@ -983,14 +881,9 @@
       </w:tr>
       <w:tr>
         <w:tblPrEx>
-          <w:tblBorders>
-            <w:top w:val="single" w:color="000000" w:sz="2" w:space="0"/>
-            <w:left w:val="single" w:color="000000" w:sz="2" w:space="0"/>
-            <w:bottom w:val="single" w:color="000000" w:sz="2" w:space="0"/>
-            <w:right w:val="single" w:color="000000" w:sz="2" w:space="0"/>
-            <w:insideH w:val="single" w:color="000000" w:sz="2" w:space="0"/>
-            <w:insideV w:val="single" w:color="000000" w:sz="2" w:space="0"/>
-          </w:tblBorders>
+          <w:tblW w:w="7137" w:type="dxa"/>
+          <w:jc w:val="center"/>
+          <w:tblLayout w:type="fixed"/>
           <w:tblCellMar>
             <w:top w:w="0" w:type="dxa"/>
             <w:left w:w="0" w:type="dxa"/>
@@ -999,7 +892,7 @@
           </w:tblCellMar>
         </w:tblPrEx>
         <w:trPr>
-          <w:trHeight w:val="516" w:hRule="atLeast"/>
+          <w:trHeight w:val="516"/>
           <w:jc w:val="center"/>
         </w:trPr>
         <w:tc>
@@ -1021,11 +914,11 @@
               <w:adjustRightInd w:val="0"/>
               <w:snapToGrid w:val="0"/>
               <w:spacing w:before="173" w:line="267" w:lineRule="exact"/>
-              <w:ind w:left="0" w:leftChars="0" w:right="0" w:rightChars="0" w:firstLine="0" w:firstLineChars="0"/>
+              <w:ind w:left="0" w:right="0" w:firstLine="0" w:leftChars="0" w:rightChars="0" w:firstLineChars="0"/>
               <w:jc w:val="center"/>
               <w:textAlignment w:val="baseline"/>
               <w:rPr>
-                <w:rFonts w:hint="default" w:ascii="宋体" w:hAnsi="宋体" w:eastAsia="宋体" w:cs="宋体"/>
+                <w:rFonts w:ascii="宋体" w:eastAsia="宋体" w:hAnsi="宋体" w:cs="宋体" w:hint="default"/>
                 <w:sz w:val="20"/>
                 <w:szCs w:val="20"/>
                 <w:lang w:val="en-US" w:eastAsia="zh-CN"/>
@@ -1033,7 +926,7 @@
             </w:pPr>
             <w:r>
               <w:rPr>
-                <w:rFonts w:ascii="宋体" w:hAnsi="宋体" w:eastAsia="宋体" w:cs="宋体"/>
+                <w:rFonts w:ascii="宋体" w:eastAsia="宋体" w:hAnsi="宋体" w:cs="宋体"/>
                 <w:spacing w:val="3"/>
                 <w:position w:val="1"/>
                 <w:sz w:val="20"/>
@@ -1043,7 +936,7 @@
             </w:r>
             <w:r>
               <w:rPr>
-                <w:rFonts w:hint="eastAsia" w:ascii="宋体" w:hAnsi="宋体" w:cs="宋体"/>
+                <w:rFonts w:ascii="宋体" w:hAnsi="宋体" w:cs="宋体" w:hint="eastAsia"/>
                 <w:spacing w:val="3"/>
                 <w:position w:val="1"/>
                 <w:sz w:val="20"/>
@@ -1073,18 +966,18 @@
               <w:adjustRightInd w:val="0"/>
               <w:snapToGrid w:val="0"/>
               <w:spacing w:before="173" w:line="267" w:lineRule="exact"/>
-              <w:ind w:left="0" w:leftChars="0" w:right="0" w:rightChars="0" w:firstLine="0" w:firstLineChars="0"/>
+              <w:ind w:left="0" w:right="0" w:firstLine="0" w:leftChars="0" w:rightChars="0" w:firstLineChars="0"/>
               <w:jc w:val="center"/>
               <w:textAlignment w:val="baseline"/>
               <w:rPr>
-                <w:rFonts w:ascii="宋体" w:hAnsi="宋体" w:eastAsia="宋体" w:cs="宋体"/>
+                <w:rFonts w:ascii="宋体" w:eastAsia="宋体" w:hAnsi="宋体" w:cs="宋体"/>
                 <w:sz w:val="20"/>
                 <w:szCs w:val="20"/>
               </w:rPr>
             </w:pPr>
             <w:r>
               <w:rPr>
-                <w:rFonts w:ascii="宋体" w:hAnsi="宋体" w:eastAsia="宋体" w:cs="宋体"/>
+                <w:rFonts w:ascii="宋体" w:eastAsia="宋体" w:hAnsi="宋体" w:cs="宋体"/>
                 <w:spacing w:val="4"/>
                 <w:position w:val="1"/>
                 <w:sz w:val="20"/>
@@ -1113,18 +1006,18 @@
               <w:adjustRightInd w:val="0"/>
               <w:snapToGrid w:val="0"/>
               <w:spacing w:before="172" w:line="228" w:lineRule="auto"/>
-              <w:ind w:left="0" w:leftChars="0" w:right="0" w:rightChars="0" w:firstLine="0" w:firstLineChars="0"/>
+              <w:ind w:left="0" w:right="0" w:firstLine="0" w:leftChars="0" w:rightChars="0" w:firstLineChars="0"/>
               <w:jc w:val="center"/>
               <w:textAlignment w:val="baseline"/>
               <w:rPr>
-                <w:rFonts w:ascii="宋体" w:hAnsi="宋体" w:eastAsia="宋体" w:cs="宋体"/>
+                <w:rFonts w:ascii="宋体" w:eastAsia="宋体" w:hAnsi="宋体" w:cs="宋体"/>
                 <w:sz w:val="20"/>
                 <w:szCs w:val="20"/>
               </w:rPr>
             </w:pPr>
             <w:r>
               <w:rPr>
-                <w:rFonts w:ascii="宋体" w:hAnsi="宋体" w:eastAsia="宋体" w:cs="宋体"/>
+                <w:rFonts w:ascii="宋体" w:eastAsia="宋体" w:hAnsi="宋体" w:cs="宋体"/>
                 <w:spacing w:val="7"/>
                 <w:sz w:val="20"/>
                 <w:szCs w:val="20"/>
@@ -1152,11 +1045,11 @@
               <w:adjustRightInd w:val="0"/>
               <w:snapToGrid w:val="0"/>
               <w:spacing w:before="173" w:line="229" w:lineRule="auto"/>
-              <w:ind w:left="0" w:leftChars="0" w:right="0" w:rightChars="0" w:firstLine="0" w:firstLineChars="0"/>
+              <w:ind w:left="0" w:right="0" w:firstLine="0" w:leftChars="0" w:rightChars="0" w:firstLineChars="0"/>
               <w:jc w:val="center"/>
               <w:textAlignment w:val="baseline"/>
               <w:rPr>
-                <w:rFonts w:ascii="宋体" w:hAnsi="宋体" w:eastAsia="宋体" w:cs="宋体"/>
+                <w:rFonts w:ascii="宋体" w:eastAsia="宋体" w:hAnsi="宋体" w:cs="宋体"/>
                 <w:sz w:val="20"/>
                 <w:szCs w:val="20"/>
               </w:rPr>
@@ -1173,14 +1066,9 @@
       </w:tr>
       <w:tr>
         <w:tblPrEx>
-          <w:tblBorders>
-            <w:top w:val="single" w:color="000000" w:sz="2" w:space="0"/>
-            <w:left w:val="single" w:color="000000" w:sz="2" w:space="0"/>
-            <w:bottom w:val="single" w:color="000000" w:sz="2" w:space="0"/>
-            <w:right w:val="single" w:color="000000" w:sz="2" w:space="0"/>
-            <w:insideH w:val="single" w:color="000000" w:sz="2" w:space="0"/>
-            <w:insideV w:val="single" w:color="000000" w:sz="2" w:space="0"/>
-          </w:tblBorders>
+          <w:tblW w:w="7137" w:type="dxa"/>
+          <w:jc w:val="center"/>
+          <w:tblLayout w:type="fixed"/>
           <w:tblCellMar>
             <w:top w:w="0" w:type="dxa"/>
             <w:left w:w="0" w:type="dxa"/>
@@ -1189,7 +1077,7 @@
           </w:tblCellMar>
         </w:tblPrEx>
         <w:trPr>
-          <w:trHeight w:val="556" w:hRule="atLeast"/>
+          <w:trHeight w:val="556"/>
           <w:jc w:val="center"/>
         </w:trPr>
         <w:tc>
@@ -1198,7 +1086,7 @@
           </w:tcPr>
           <w:p>
             <w:pPr>
-              <w:pStyle w:val="27"/>
+              <w:pStyle w:val="TableText"/>
               <w:keepNext w:val="0"/>
               <w:keepLines w:val="0"/>
               <w:pageBreakBefore w:val="0"/>
@@ -1211,7 +1099,7 @@
               <w:bidi w:val="0"/>
               <w:adjustRightInd w:val="0"/>
               <w:snapToGrid w:val="0"/>
-              <w:ind w:left="0" w:leftChars="0" w:right="0" w:rightChars="0" w:firstLine="0" w:firstLineChars="0"/>
+              <w:ind w:left="0" w:right="0" w:firstLine="0" w:leftChars="0" w:rightChars="0" w:firstLineChars="0"/>
               <w:jc w:val="center"/>
               <w:textAlignment w:val="baseline"/>
             </w:pPr>
@@ -1223,7 +1111,7 @@
           </w:tcPr>
           <w:p>
             <w:pPr>
-              <w:pStyle w:val="27"/>
+              <w:pStyle w:val="TableText"/>
               <w:keepNext w:val="0"/>
               <w:keepLines w:val="0"/>
               <w:pageBreakBefore w:val="0"/>
@@ -1236,7 +1124,7 @@
               <w:bidi w:val="0"/>
               <w:adjustRightInd w:val="0"/>
               <w:snapToGrid w:val="0"/>
-              <w:ind w:left="0" w:leftChars="0" w:right="0" w:rightChars="0" w:firstLine="0" w:firstLineChars="0"/>
+              <w:ind w:left="0" w:right="0" w:firstLine="0" w:leftChars="0" w:rightChars="0" w:firstLineChars="0"/>
               <w:jc w:val="center"/>
               <w:textAlignment w:val="baseline"/>
             </w:pPr>
@@ -1248,7 +1136,7 @@
           </w:tcPr>
           <w:p>
             <w:pPr>
-              <w:pStyle w:val="27"/>
+              <w:pStyle w:val="TableText"/>
               <w:keepNext w:val="0"/>
               <w:keepLines w:val="0"/>
               <w:pageBreakBefore w:val="0"/>
@@ -1261,7 +1149,7 @@
               <w:bidi w:val="0"/>
               <w:adjustRightInd w:val="0"/>
               <w:snapToGrid w:val="0"/>
-              <w:ind w:left="0" w:leftChars="0" w:right="0" w:rightChars="0" w:firstLine="0" w:firstLineChars="0"/>
+              <w:ind w:left="0" w:right="0" w:firstLine="0" w:leftChars="0" w:rightChars="0" w:firstLineChars="0"/>
               <w:jc w:val="center"/>
               <w:textAlignment w:val="baseline"/>
             </w:pPr>
@@ -1273,7 +1161,7 @@
           </w:tcPr>
           <w:p>
             <w:pPr>
-              <w:pStyle w:val="27"/>
+              <w:pStyle w:val="TableText"/>
               <w:keepNext w:val="0"/>
               <w:keepLines w:val="0"/>
               <w:pageBreakBefore w:val="0"/>
@@ -1286,7 +1174,7 @@
               <w:bidi w:val="0"/>
               <w:adjustRightInd w:val="0"/>
               <w:snapToGrid w:val="0"/>
-              <w:ind w:left="0" w:leftChars="0" w:right="0" w:rightChars="0" w:firstLine="0" w:firstLineChars="0"/>
+              <w:ind w:left="0" w:right="0" w:firstLine="0" w:leftChars="0" w:rightChars="0" w:firstLineChars="0"/>
               <w:jc w:val="center"/>
               <w:textAlignment w:val="baseline"/>
             </w:pPr>
@@ -1295,14 +1183,9 @@
       </w:tr>
       <w:tr>
         <w:tblPrEx>
-          <w:tblBorders>
-            <w:top w:val="single" w:color="000000" w:sz="2" w:space="0"/>
-            <w:left w:val="single" w:color="000000" w:sz="2" w:space="0"/>
-            <w:bottom w:val="single" w:color="000000" w:sz="2" w:space="0"/>
-            <w:right w:val="single" w:color="000000" w:sz="2" w:space="0"/>
-            <w:insideH w:val="single" w:color="000000" w:sz="2" w:space="0"/>
-            <w:insideV w:val="single" w:color="000000" w:sz="2" w:space="0"/>
-          </w:tblBorders>
+          <w:tblW w:w="7137" w:type="dxa"/>
+          <w:jc w:val="center"/>
+          <w:tblLayout w:type="fixed"/>
           <w:tblCellMar>
             <w:top w:w="0" w:type="dxa"/>
             <w:left w:w="0" w:type="dxa"/>
@@ -1311,7 +1194,7 @@
           </w:tblCellMar>
         </w:tblPrEx>
         <w:trPr>
-          <w:trHeight w:val="556" w:hRule="atLeast"/>
+          <w:trHeight w:val="556"/>
           <w:jc w:val="center"/>
         </w:trPr>
         <w:tc>
@@ -1320,7 +1203,7 @@
           </w:tcPr>
           <w:p>
             <w:pPr>
-              <w:pStyle w:val="27"/>
+              <w:pStyle w:val="TableText"/>
               <w:keepNext w:val="0"/>
               <w:keepLines w:val="0"/>
               <w:pageBreakBefore w:val="0"/>
@@ -1333,7 +1216,7 @@
               <w:bidi w:val="0"/>
               <w:adjustRightInd w:val="0"/>
               <w:snapToGrid w:val="0"/>
-              <w:ind w:left="0" w:leftChars="0" w:right="0" w:rightChars="0" w:firstLine="0" w:firstLineChars="0"/>
+              <w:ind w:left="0" w:right="0" w:firstLine="0" w:leftChars="0" w:rightChars="0" w:firstLineChars="0"/>
               <w:jc w:val="center"/>
               <w:textAlignment w:val="baseline"/>
             </w:pPr>
@@ -1345,7 +1228,7 @@
           </w:tcPr>
           <w:p>
             <w:pPr>
-              <w:pStyle w:val="27"/>
+              <w:pStyle w:val="TableText"/>
               <w:keepNext w:val="0"/>
               <w:keepLines w:val="0"/>
               <w:pageBreakBefore w:val="0"/>
@@ -1358,7 +1241,7 @@
               <w:bidi w:val="0"/>
               <w:adjustRightInd w:val="0"/>
               <w:snapToGrid w:val="0"/>
-              <w:ind w:left="0" w:leftChars="0" w:right="0" w:rightChars="0" w:firstLine="0" w:firstLineChars="0"/>
+              <w:ind w:left="0" w:right="0" w:firstLine="0" w:leftChars="0" w:rightChars="0" w:firstLineChars="0"/>
               <w:jc w:val="center"/>
               <w:textAlignment w:val="baseline"/>
             </w:pPr>
@@ -1370,7 +1253,7 @@
           </w:tcPr>
           <w:p>
             <w:pPr>
-              <w:pStyle w:val="27"/>
+              <w:pStyle w:val="TableText"/>
               <w:keepNext w:val="0"/>
               <w:keepLines w:val="0"/>
               <w:pageBreakBefore w:val="0"/>
@@ -1383,7 +1266,7 @@
               <w:bidi w:val="0"/>
               <w:adjustRightInd w:val="0"/>
               <w:snapToGrid w:val="0"/>
-              <w:ind w:left="0" w:leftChars="0" w:right="0" w:rightChars="0" w:firstLine="0" w:firstLineChars="0"/>
+              <w:ind w:left="0" w:right="0" w:firstLine="0" w:leftChars="0" w:rightChars="0" w:firstLineChars="0"/>
               <w:jc w:val="center"/>
               <w:textAlignment w:val="baseline"/>
             </w:pPr>
@@ -1395,7 +1278,7 @@
           </w:tcPr>
           <w:p>
             <w:pPr>
-              <w:pStyle w:val="27"/>
+              <w:pStyle w:val="TableText"/>
               <w:keepNext w:val="0"/>
               <w:keepLines w:val="0"/>
               <w:pageBreakBefore w:val="0"/>
@@ -1408,7 +1291,7 @@
               <w:bidi w:val="0"/>
               <w:adjustRightInd w:val="0"/>
               <w:snapToGrid w:val="0"/>
-              <w:ind w:left="0" w:leftChars="0" w:right="0" w:rightChars="0" w:firstLine="0" w:firstLineChars="0"/>
+              <w:ind w:left="0" w:right="0" w:firstLine="0" w:leftChars="0" w:rightChars="0" w:firstLineChars="0"/>
               <w:jc w:val="center"/>
               <w:textAlignment w:val="baseline"/>
             </w:pPr>
@@ -1417,14 +1300,9 @@
       </w:tr>
       <w:tr>
         <w:tblPrEx>
-          <w:tblBorders>
-            <w:top w:val="single" w:color="000000" w:sz="2" w:space="0"/>
-            <w:left w:val="single" w:color="000000" w:sz="2" w:space="0"/>
-            <w:bottom w:val="single" w:color="000000" w:sz="2" w:space="0"/>
-            <w:right w:val="single" w:color="000000" w:sz="2" w:space="0"/>
-            <w:insideH w:val="single" w:color="000000" w:sz="2" w:space="0"/>
-            <w:insideV w:val="single" w:color="000000" w:sz="2" w:space="0"/>
-          </w:tblBorders>
+          <w:tblW w:w="7137" w:type="dxa"/>
+          <w:jc w:val="center"/>
+          <w:tblLayout w:type="fixed"/>
           <w:tblCellMar>
             <w:top w:w="0" w:type="dxa"/>
             <w:left w:w="0" w:type="dxa"/>
@@ -1433,7 +1311,7 @@
           </w:tblCellMar>
         </w:tblPrEx>
         <w:trPr>
-          <w:trHeight w:val="557" w:hRule="atLeast"/>
+          <w:trHeight w:val="557"/>
           <w:jc w:val="center"/>
         </w:trPr>
         <w:tc>
@@ -1442,7 +1320,7 @@
           </w:tcPr>
           <w:p>
             <w:pPr>
-              <w:pStyle w:val="27"/>
+              <w:pStyle w:val="TableText"/>
               <w:keepNext w:val="0"/>
               <w:keepLines w:val="0"/>
               <w:pageBreakBefore w:val="0"/>
@@ -1455,7 +1333,7 @@
               <w:bidi w:val="0"/>
               <w:adjustRightInd w:val="0"/>
               <w:snapToGrid w:val="0"/>
-              <w:ind w:left="0" w:leftChars="0" w:right="0" w:rightChars="0" w:firstLine="0" w:firstLineChars="0"/>
+              <w:ind w:left="0" w:right="0" w:firstLine="0" w:leftChars="0" w:rightChars="0" w:firstLineChars="0"/>
               <w:jc w:val="center"/>
               <w:textAlignment w:val="baseline"/>
             </w:pPr>
@@ -1467,7 +1345,7 @@
           </w:tcPr>
           <w:p>
             <w:pPr>
-              <w:pStyle w:val="27"/>
+              <w:pStyle w:val="TableText"/>
               <w:keepNext w:val="0"/>
               <w:keepLines w:val="0"/>
               <w:pageBreakBefore w:val="0"/>
@@ -1480,7 +1358,7 @@
               <w:bidi w:val="0"/>
               <w:adjustRightInd w:val="0"/>
               <w:snapToGrid w:val="0"/>
-              <w:ind w:left="0" w:leftChars="0" w:right="0" w:rightChars="0" w:firstLine="0" w:firstLineChars="0"/>
+              <w:ind w:left="0" w:right="0" w:firstLine="0" w:leftChars="0" w:rightChars="0" w:firstLineChars="0"/>
               <w:jc w:val="center"/>
               <w:textAlignment w:val="baseline"/>
             </w:pPr>
@@ -1492,7 +1370,7 @@
           </w:tcPr>
           <w:p>
             <w:pPr>
-              <w:pStyle w:val="27"/>
+              <w:pStyle w:val="TableText"/>
               <w:keepNext w:val="0"/>
               <w:keepLines w:val="0"/>
               <w:pageBreakBefore w:val="0"/>
@@ -1505,7 +1383,7 @@
               <w:bidi w:val="0"/>
               <w:adjustRightInd w:val="0"/>
               <w:snapToGrid w:val="0"/>
-              <w:ind w:left="0" w:leftChars="0" w:right="0" w:rightChars="0" w:firstLine="0" w:firstLineChars="0"/>
+              <w:ind w:left="0" w:right="0" w:firstLine="0" w:leftChars="0" w:rightChars="0" w:firstLineChars="0"/>
               <w:jc w:val="center"/>
               <w:textAlignment w:val="baseline"/>
             </w:pPr>
@@ -1517,7 +1395,7 @@
           </w:tcPr>
           <w:p>
             <w:pPr>
-              <w:pStyle w:val="27"/>
+              <w:pStyle w:val="TableText"/>
               <w:keepNext w:val="0"/>
               <w:keepLines w:val="0"/>
               <w:pageBreakBefore w:val="0"/>
@@ -1530,7 +1408,7 @@
               <w:bidi w:val="0"/>
               <w:adjustRightInd w:val="0"/>
               <w:snapToGrid w:val="0"/>
-              <w:ind w:left="0" w:leftChars="0" w:right="0" w:rightChars="0" w:firstLine="0" w:firstLineChars="0"/>
+              <w:ind w:left="0" w:right="0" w:firstLine="0" w:leftChars="0" w:rightChars="0" w:firstLineChars="0"/>
               <w:jc w:val="center"/>
               <w:textAlignment w:val="baseline"/>
             </w:pPr>
@@ -1561,7 +1439,7 @@
     <w:sdt>
       <w:sdtPr>
         <w:rPr>
-          <w:rFonts w:ascii="宋体" w:hAnsi="宋体" w:eastAsia="宋体" w:cs="Arial"/>
+          <w:rFonts w:ascii="宋体" w:eastAsia="宋体" w:hAnsi="宋体" w:cs="Arial"/>
           <w:snapToGrid w:val="0"/>
           <w:color w:val="000000"/>
           <w:kern w:val="0"/>
@@ -1577,7 +1455,7 @@
       </w:sdtPr>
       <w:sdtEndPr>
         <w:rPr>
-          <w:rFonts w:hint="eastAsia" w:ascii="宋体" w:hAnsi="宋体" w:eastAsia="宋体" w:cs="宋体"/>
+          <w:rFonts w:ascii="宋体" w:eastAsia="宋体" w:hAnsi="宋体" w:cs="宋体" w:hint="eastAsia"/>
           <w:snapToGrid w:val="0"/>
           <w:color w:val="000000"/>
           <w:kern w:val="0"/>
@@ -1602,18 +1480,18 @@
             <w:adjustRightInd w:val="0"/>
             <w:snapToGrid w:val="0"/>
             <w:spacing w:before="0" w:beforeLines="0" w:after="0" w:afterLines="0" w:line="240" w:lineRule="auto"/>
-            <w:ind w:left="0" w:leftChars="0" w:right="0" w:rightChars="0" w:firstLine="0" w:firstLineChars="0"/>
+            <w:ind w:left="0" w:right="0" w:firstLine="0" w:leftChars="0" w:rightChars="0" w:firstLineChars="0"/>
             <w:jc w:val="center"/>
             <w:textAlignment w:val="baseline"/>
             <w:rPr>
-              <w:rFonts w:hint="eastAsia" w:ascii="宋体" w:hAnsi="宋体" w:eastAsia="宋体" w:cs="宋体"/>
+              <w:rFonts w:ascii="宋体" w:eastAsia="宋体" w:hAnsi="宋体" w:cs="宋体" w:hint="eastAsia"/>
               <w:sz w:val="24"/>
               <w:szCs w:val="24"/>
             </w:rPr>
           </w:pPr>
           <w:r>
             <w:rPr>
-              <w:rFonts w:hint="eastAsia" w:ascii="宋体" w:hAnsi="宋体" w:eastAsia="宋体" w:cs="宋体"/>
+              <w:rFonts w:ascii="宋体" w:eastAsia="宋体" w:hAnsi="宋体" w:cs="宋体" w:hint="eastAsia"/>
               <w:sz w:val="24"/>
               <w:szCs w:val="24"/>
             </w:rPr>
@@ -1622,14 +1500,14 @@
         </w:p>
         <w:p>
           <w:pPr>
-            <w:pStyle w:val="16"/>
+            <w:pStyle w:val="TOC1"/>
             <w:tabs>
               <w:tab w:val="right" w:leader="dot" w:pos="8306"/>
             </w:tabs>
           </w:pPr>
           <w:r>
             <w:rPr>
-              <w:rFonts w:hint="eastAsia" w:ascii="宋体" w:hAnsi="宋体" w:eastAsia="宋体" w:cs="宋体"/>
+              <w:rFonts w:ascii="宋体" w:eastAsia="宋体" w:hAnsi="宋体" w:cs="宋体" w:hint="eastAsia"/>
               <w:sz w:val="24"/>
               <w:szCs w:val="24"/>
             </w:rPr>
@@ -1637,7 +1515,7 @@
           </w:r>
           <w:r>
             <w:rPr>
-              <w:rFonts w:hint="eastAsia" w:ascii="宋体" w:hAnsi="宋体" w:eastAsia="宋体" w:cs="宋体"/>
+              <w:rFonts w:ascii="宋体" w:eastAsia="宋体" w:hAnsi="宋体" w:cs="宋体" w:hint="eastAsia"/>
               <w:sz w:val="24"/>
               <w:szCs w:val="24"/>
             </w:rPr>
@@ -1645,7 +1523,7 @@
           </w:r>
           <w:r>
             <w:rPr>
-              <w:rFonts w:hint="eastAsia" w:ascii="宋体" w:hAnsi="宋体" w:eastAsia="宋体" w:cs="宋体"/>
+              <w:rFonts w:ascii="宋体" w:eastAsia="宋体" w:hAnsi="宋体" w:cs="宋体" w:hint="eastAsia"/>
               <w:sz w:val="24"/>
               <w:szCs w:val="24"/>
             </w:rPr>
@@ -1653,21 +1531,21 @@
           </w:r>
           <w:r>
             <w:rPr>
-              <w:rFonts w:hint="eastAsia" w:ascii="宋体" w:hAnsi="宋体" w:eastAsia="宋体" w:cs="宋体"/>
+              <w:rFonts w:ascii="宋体" w:eastAsia="宋体" w:hAnsi="宋体" w:cs="宋体" w:hint="eastAsia"/>
               <w:szCs w:val="24"/>
             </w:rPr>
             <w:fldChar w:fldCharType="begin"/>
           </w:r>
           <w:r>
             <w:rPr>
-              <w:rFonts w:hint="eastAsia" w:ascii="宋体" w:hAnsi="宋体" w:eastAsia="宋体" w:cs="宋体"/>
+              <w:rFonts w:ascii="宋体" w:eastAsia="宋体" w:hAnsi="宋体" w:cs="宋体" w:hint="eastAsia"/>
               <w:szCs w:val="24"/>
             </w:rPr>
             <w:instrText xml:space="preserve"> HYPERLINK \l _Toc16424 </w:instrText>
           </w:r>
           <w:r>
             <w:rPr>
-              <w:rFonts w:hint="eastAsia" w:ascii="宋体" w:hAnsi="宋体" w:eastAsia="宋体" w:cs="宋体"/>
+              <w:rFonts w:ascii="宋体" w:eastAsia="宋体" w:hAnsi="宋体" w:cs="宋体" w:hint="eastAsia"/>
               <w:szCs w:val="24"/>
             </w:rPr>
             <w:fldChar w:fldCharType="separate"/>
@@ -1699,7 +1577,7 @@
           </w:r>
           <w:r>
             <w:rPr>
-              <w:rFonts w:hint="eastAsia" w:ascii="宋体" w:hAnsi="宋体" w:eastAsia="宋体" w:cs="宋体"/>
+              <w:rFonts w:ascii="宋体" w:eastAsia="宋体" w:hAnsi="宋体" w:cs="宋体" w:hint="eastAsia"/>
               <w:szCs w:val="24"/>
             </w:rPr>
             <w:fldChar w:fldCharType="end"/>
@@ -1707,28 +1585,28 @@
         </w:p>
         <w:p>
           <w:pPr>
-            <w:pStyle w:val="16"/>
+            <w:pStyle w:val="TOC1"/>
             <w:tabs>
               <w:tab w:val="right" w:leader="dot" w:pos="8306"/>
             </w:tabs>
           </w:pPr>
           <w:r>
             <w:rPr>
-              <w:rFonts w:hint="eastAsia" w:ascii="宋体" w:hAnsi="宋体" w:eastAsia="宋体" w:cs="宋体"/>
+              <w:rFonts w:ascii="宋体" w:eastAsia="宋体" w:hAnsi="宋体" w:cs="宋体" w:hint="eastAsia"/>
               <w:szCs w:val="24"/>
             </w:rPr>
             <w:fldChar w:fldCharType="begin"/>
           </w:r>
           <w:r>
             <w:rPr>
-              <w:rFonts w:hint="eastAsia" w:ascii="宋体" w:hAnsi="宋体" w:eastAsia="宋体" w:cs="宋体"/>
+              <w:rFonts w:ascii="宋体" w:eastAsia="宋体" w:hAnsi="宋体" w:cs="宋体" w:hint="eastAsia"/>
               <w:szCs w:val="24"/>
             </w:rPr>
             <w:instrText xml:space="preserve"> HYPERLINK \l _Toc18427 </w:instrText>
           </w:r>
           <w:r>
             <w:rPr>
-              <w:rFonts w:hint="eastAsia" w:ascii="宋体" w:hAnsi="宋体" w:eastAsia="宋体" w:cs="宋体"/>
+              <w:rFonts w:ascii="宋体" w:eastAsia="宋体" w:hAnsi="宋体" w:cs="宋体" w:hint="eastAsia"/>
               <w:szCs w:val="24"/>
             </w:rPr>
             <w:fldChar w:fldCharType="separate"/>
@@ -1760,7 +1638,7 @@
           </w:r>
           <w:r>
             <w:rPr>
-              <w:rFonts w:hint="eastAsia" w:ascii="宋体" w:hAnsi="宋体" w:eastAsia="宋体" w:cs="宋体"/>
+              <w:rFonts w:ascii="宋体" w:eastAsia="宋体" w:hAnsi="宋体" w:cs="宋体" w:hint="eastAsia"/>
               <w:szCs w:val="24"/>
             </w:rPr>
             <w:fldChar w:fldCharType="end"/>
@@ -1768,28 +1646,28 @@
         </w:p>
         <w:p>
           <w:pPr>
-            <w:pStyle w:val="16"/>
+            <w:pStyle w:val="TOC1"/>
             <w:tabs>
               <w:tab w:val="right" w:leader="dot" w:pos="8306"/>
             </w:tabs>
           </w:pPr>
           <w:r>
             <w:rPr>
-              <w:rFonts w:hint="eastAsia" w:ascii="宋体" w:hAnsi="宋体" w:eastAsia="宋体" w:cs="宋体"/>
+              <w:rFonts w:ascii="宋体" w:eastAsia="宋体" w:hAnsi="宋体" w:cs="宋体" w:hint="eastAsia"/>
               <w:szCs w:val="24"/>
             </w:rPr>
             <w:fldChar w:fldCharType="begin"/>
           </w:r>
           <w:r>
             <w:rPr>
-              <w:rFonts w:hint="eastAsia" w:ascii="宋体" w:hAnsi="宋体" w:eastAsia="宋体" w:cs="宋体"/>
+              <w:rFonts w:ascii="宋体" w:eastAsia="宋体" w:hAnsi="宋体" w:cs="宋体" w:hint="eastAsia"/>
               <w:szCs w:val="24"/>
             </w:rPr>
             <w:instrText xml:space="preserve"> HYPERLINK \l _Toc32089 </w:instrText>
           </w:r>
           <w:r>
             <w:rPr>
-              <w:rFonts w:hint="eastAsia" w:ascii="宋体" w:hAnsi="宋体" w:eastAsia="宋体" w:cs="宋体"/>
+              <w:rFonts w:ascii="宋体" w:eastAsia="宋体" w:hAnsi="宋体" w:cs="宋体" w:hint="eastAsia"/>
               <w:szCs w:val="24"/>
             </w:rPr>
             <w:fldChar w:fldCharType="separate"/>
@@ -1827,7 +1705,7 @@
           </w:r>
           <w:r>
             <w:rPr>
-              <w:rFonts w:hint="eastAsia" w:ascii="宋体" w:hAnsi="宋体" w:eastAsia="宋体" w:cs="宋体"/>
+              <w:rFonts w:ascii="宋体" w:eastAsia="宋体" w:hAnsi="宋体" w:cs="宋体" w:hint="eastAsia"/>
               <w:szCs w:val="24"/>
             </w:rPr>
             <w:fldChar w:fldCharType="end"/>
@@ -1835,28 +1713,28 @@
         </w:p>
         <w:p>
           <w:pPr>
-            <w:pStyle w:val="17"/>
+            <w:pStyle w:val="TOC2"/>
             <w:tabs>
               <w:tab w:val="right" w:leader="dot" w:pos="8306"/>
             </w:tabs>
           </w:pPr>
           <w:r>
             <w:rPr>
-              <w:rFonts w:hint="eastAsia" w:ascii="宋体" w:hAnsi="宋体" w:eastAsia="宋体" w:cs="宋体"/>
+              <w:rFonts w:ascii="宋体" w:eastAsia="宋体" w:hAnsi="宋体" w:cs="宋体" w:hint="eastAsia"/>
               <w:szCs w:val="24"/>
             </w:rPr>
             <w:fldChar w:fldCharType="begin"/>
           </w:r>
           <w:r>
             <w:rPr>
-              <w:rFonts w:hint="eastAsia" w:ascii="宋体" w:hAnsi="宋体" w:eastAsia="宋体" w:cs="宋体"/>
+              <w:rFonts w:ascii="宋体" w:eastAsia="宋体" w:hAnsi="宋体" w:cs="宋体" w:hint="eastAsia"/>
               <w:szCs w:val="24"/>
             </w:rPr>
             <w:instrText xml:space="preserve"> HYPERLINK \l _Toc8810 </w:instrText>
           </w:r>
           <w:r>
             <w:rPr>
-              <w:rFonts w:hint="eastAsia" w:ascii="宋体" w:hAnsi="宋体" w:eastAsia="宋体" w:cs="宋体"/>
+              <w:rFonts w:ascii="宋体" w:eastAsia="宋体" w:hAnsi="宋体" w:cs="宋体" w:hint="eastAsia"/>
               <w:szCs w:val="24"/>
             </w:rPr>
             <w:fldChar w:fldCharType="separate"/>
@@ -1895,7 +1773,7 @@
           </w:r>
           <w:r>
             <w:rPr>
-              <w:rFonts w:hint="eastAsia" w:ascii="宋体" w:hAnsi="宋体" w:eastAsia="宋体" w:cs="宋体"/>
+              <w:rFonts w:ascii="宋体" w:eastAsia="宋体" w:hAnsi="宋体" w:cs="宋体" w:hint="eastAsia"/>
               <w:szCs w:val="24"/>
             </w:rPr>
             <w:fldChar w:fldCharType="end"/>
@@ -1903,28 +1781,28 @@
         </w:p>
         <w:p>
           <w:pPr>
-            <w:pStyle w:val="17"/>
+            <w:pStyle w:val="TOC2"/>
             <w:tabs>
               <w:tab w:val="right" w:leader="dot" w:pos="8306"/>
             </w:tabs>
           </w:pPr>
           <w:r>
             <w:rPr>
-              <w:rFonts w:hint="eastAsia" w:ascii="宋体" w:hAnsi="宋体" w:eastAsia="宋体" w:cs="宋体"/>
+              <w:rFonts w:ascii="宋体" w:eastAsia="宋体" w:hAnsi="宋体" w:cs="宋体" w:hint="eastAsia"/>
               <w:szCs w:val="24"/>
             </w:rPr>
             <w:fldChar w:fldCharType="begin"/>
           </w:r>
           <w:r>
             <w:rPr>
-              <w:rFonts w:hint="eastAsia" w:ascii="宋体" w:hAnsi="宋体" w:eastAsia="宋体" w:cs="宋体"/>
+              <w:rFonts w:ascii="宋体" w:eastAsia="宋体" w:hAnsi="宋体" w:cs="宋体" w:hint="eastAsia"/>
               <w:szCs w:val="24"/>
             </w:rPr>
             <w:instrText xml:space="preserve"> HYPERLINK \l _Toc8360 </w:instrText>
           </w:r>
           <w:r>
             <w:rPr>
-              <w:rFonts w:hint="eastAsia" w:ascii="宋体" w:hAnsi="宋体" w:eastAsia="宋体" w:cs="宋体"/>
+              <w:rFonts w:ascii="宋体" w:eastAsia="宋体" w:hAnsi="宋体" w:cs="宋体" w:hint="eastAsia"/>
               <w:szCs w:val="24"/>
             </w:rPr>
             <w:fldChar w:fldCharType="separate"/>
@@ -1963,7 +1841,7 @@
           </w:r>
           <w:r>
             <w:rPr>
-              <w:rFonts w:hint="eastAsia" w:ascii="宋体" w:hAnsi="宋体" w:eastAsia="宋体" w:cs="宋体"/>
+              <w:rFonts w:ascii="宋体" w:eastAsia="宋体" w:hAnsi="宋体" w:cs="宋体" w:hint="eastAsia"/>
               <w:szCs w:val="24"/>
             </w:rPr>
             <w:fldChar w:fldCharType="end"/>
@@ -1971,28 +1849,28 @@
         </w:p>
         <w:p>
           <w:pPr>
-            <w:pStyle w:val="17"/>
+            <w:pStyle w:val="TOC2"/>
             <w:tabs>
               <w:tab w:val="right" w:leader="dot" w:pos="8306"/>
             </w:tabs>
           </w:pPr>
           <w:r>
             <w:rPr>
-              <w:rFonts w:hint="eastAsia" w:ascii="宋体" w:hAnsi="宋体" w:eastAsia="宋体" w:cs="宋体"/>
+              <w:rFonts w:ascii="宋体" w:eastAsia="宋体" w:hAnsi="宋体" w:cs="宋体" w:hint="eastAsia"/>
               <w:szCs w:val="24"/>
             </w:rPr>
             <w:fldChar w:fldCharType="begin"/>
           </w:r>
           <w:r>
             <w:rPr>
-              <w:rFonts w:hint="eastAsia" w:ascii="宋体" w:hAnsi="宋体" w:eastAsia="宋体" w:cs="宋体"/>
+              <w:rFonts w:ascii="宋体" w:eastAsia="宋体" w:hAnsi="宋体" w:cs="宋体" w:hint="eastAsia"/>
               <w:szCs w:val="24"/>
             </w:rPr>
             <w:instrText xml:space="preserve"> HYPERLINK \l _Toc26315 </w:instrText>
           </w:r>
           <w:r>
             <w:rPr>
-              <w:rFonts w:hint="eastAsia" w:ascii="宋体" w:hAnsi="宋体" w:eastAsia="宋体" w:cs="宋体"/>
+              <w:rFonts w:ascii="宋体" w:eastAsia="宋体" w:hAnsi="宋体" w:cs="宋体" w:hint="eastAsia"/>
               <w:szCs w:val="24"/>
             </w:rPr>
             <w:fldChar w:fldCharType="separate"/>
@@ -2031,7 +1909,7 @@
           </w:r>
           <w:r>
             <w:rPr>
-              <w:rFonts w:hint="eastAsia" w:ascii="宋体" w:hAnsi="宋体" w:eastAsia="宋体" w:cs="宋体"/>
+              <w:rFonts w:ascii="宋体" w:eastAsia="宋体" w:hAnsi="宋体" w:cs="宋体" w:hint="eastAsia"/>
               <w:szCs w:val="24"/>
             </w:rPr>
             <w:fldChar w:fldCharType="end"/>
@@ -2039,28 +1917,28 @@
         </w:p>
         <w:p>
           <w:pPr>
-            <w:pStyle w:val="17"/>
+            <w:pStyle w:val="TOC2"/>
             <w:tabs>
               <w:tab w:val="right" w:leader="dot" w:pos="8306"/>
             </w:tabs>
           </w:pPr>
           <w:r>
             <w:rPr>
-              <w:rFonts w:hint="eastAsia" w:ascii="宋体" w:hAnsi="宋体" w:eastAsia="宋体" w:cs="宋体"/>
+              <w:rFonts w:ascii="宋体" w:eastAsia="宋体" w:hAnsi="宋体" w:cs="宋体" w:hint="eastAsia"/>
               <w:szCs w:val="24"/>
             </w:rPr>
             <w:fldChar w:fldCharType="begin"/>
           </w:r>
           <w:r>
             <w:rPr>
-              <w:rFonts w:hint="eastAsia" w:ascii="宋体" w:hAnsi="宋体" w:eastAsia="宋体" w:cs="宋体"/>
+              <w:rFonts w:ascii="宋体" w:eastAsia="宋体" w:hAnsi="宋体" w:cs="宋体" w:hint="eastAsia"/>
               <w:szCs w:val="24"/>
             </w:rPr>
             <w:instrText xml:space="preserve"> HYPERLINK \l _Toc30264 </w:instrText>
           </w:r>
           <w:r>
             <w:rPr>
-              <w:rFonts w:hint="eastAsia" w:ascii="宋体" w:hAnsi="宋体" w:eastAsia="宋体" w:cs="宋体"/>
+              <w:rFonts w:ascii="宋体" w:eastAsia="宋体" w:hAnsi="宋体" w:cs="宋体" w:hint="eastAsia"/>
               <w:szCs w:val="24"/>
             </w:rPr>
             <w:fldChar w:fldCharType="separate"/>
@@ -2099,7 +1977,7 @@
           </w:r>
           <w:r>
             <w:rPr>
-              <w:rFonts w:hint="eastAsia" w:ascii="宋体" w:hAnsi="宋体" w:eastAsia="宋体" w:cs="宋体"/>
+              <w:rFonts w:ascii="宋体" w:eastAsia="宋体" w:hAnsi="宋体" w:cs="宋体" w:hint="eastAsia"/>
               <w:szCs w:val="24"/>
             </w:rPr>
             <w:fldChar w:fldCharType="end"/>
@@ -2107,28 +1985,28 @@
         </w:p>
         <w:p>
           <w:pPr>
-            <w:pStyle w:val="13"/>
+            <w:pStyle w:val="TOC3"/>
             <w:tabs>
               <w:tab w:val="right" w:leader="dot" w:pos="8306"/>
             </w:tabs>
           </w:pPr>
           <w:r>
             <w:rPr>
-              <w:rFonts w:hint="eastAsia" w:ascii="宋体" w:hAnsi="宋体" w:eastAsia="宋体" w:cs="宋体"/>
+              <w:rFonts w:ascii="宋体" w:eastAsia="宋体" w:hAnsi="宋体" w:cs="宋体" w:hint="eastAsia"/>
               <w:szCs w:val="24"/>
             </w:rPr>
             <w:fldChar w:fldCharType="begin"/>
           </w:r>
           <w:r>
             <w:rPr>
-              <w:rFonts w:hint="eastAsia" w:ascii="宋体" w:hAnsi="宋体" w:eastAsia="宋体" w:cs="宋体"/>
+              <w:rFonts w:ascii="宋体" w:eastAsia="宋体" w:hAnsi="宋体" w:cs="宋体" w:hint="eastAsia"/>
               <w:szCs w:val="24"/>
             </w:rPr>
             <w:instrText xml:space="preserve"> HYPERLINK \l _Toc29987 </w:instrText>
           </w:r>
           <w:r>
             <w:rPr>
-              <w:rFonts w:hint="eastAsia" w:ascii="宋体" w:hAnsi="宋体" w:eastAsia="宋体" w:cs="宋体"/>
+              <w:rFonts w:ascii="宋体" w:eastAsia="宋体" w:hAnsi="宋体" w:cs="宋体" w:hint="eastAsia"/>
               <w:szCs w:val="24"/>
             </w:rPr>
             <w:fldChar w:fldCharType="separate"/>
@@ -2167,7 +2045,7 @@
           </w:r>
           <w:r>
             <w:rPr>
-              <w:rFonts w:hint="eastAsia" w:ascii="宋体" w:hAnsi="宋体" w:eastAsia="宋体" w:cs="宋体"/>
+              <w:rFonts w:ascii="宋体" w:eastAsia="宋体" w:hAnsi="宋体" w:cs="宋体" w:hint="eastAsia"/>
               <w:szCs w:val="24"/>
             </w:rPr>
             <w:fldChar w:fldCharType="end"/>
@@ -2175,28 +2053,28 @@
         </w:p>
         <w:p>
           <w:pPr>
-            <w:pStyle w:val="13"/>
+            <w:pStyle w:val="TOC3"/>
             <w:tabs>
               <w:tab w:val="right" w:leader="dot" w:pos="8306"/>
             </w:tabs>
           </w:pPr>
           <w:r>
             <w:rPr>
-              <w:rFonts w:hint="eastAsia" w:ascii="宋体" w:hAnsi="宋体" w:eastAsia="宋体" w:cs="宋体"/>
+              <w:rFonts w:ascii="宋体" w:eastAsia="宋体" w:hAnsi="宋体" w:cs="宋体" w:hint="eastAsia"/>
               <w:szCs w:val="24"/>
             </w:rPr>
             <w:fldChar w:fldCharType="begin"/>
           </w:r>
           <w:r>
             <w:rPr>
-              <w:rFonts w:hint="eastAsia" w:ascii="宋体" w:hAnsi="宋体" w:eastAsia="宋体" w:cs="宋体"/>
+              <w:rFonts w:ascii="宋体" w:eastAsia="宋体" w:hAnsi="宋体" w:cs="宋体" w:hint="eastAsia"/>
               <w:szCs w:val="24"/>
             </w:rPr>
             <w:instrText xml:space="preserve"> HYPERLINK \l _Toc14526 </w:instrText>
           </w:r>
           <w:r>
             <w:rPr>
-              <w:rFonts w:hint="eastAsia" w:ascii="宋体" w:hAnsi="宋体" w:eastAsia="宋体" w:cs="宋体"/>
+              <w:rFonts w:ascii="宋体" w:eastAsia="宋体" w:hAnsi="宋体" w:cs="宋体" w:hint="eastAsia"/>
               <w:szCs w:val="24"/>
             </w:rPr>
             <w:fldChar w:fldCharType="separate"/>
@@ -2228,7 +2106,7 @@
           </w:r>
           <w:r>
             <w:rPr>
-              <w:rFonts w:hint="eastAsia" w:ascii="宋体" w:hAnsi="宋体" w:eastAsia="宋体" w:cs="宋体"/>
+              <w:rFonts w:ascii="宋体" w:eastAsia="宋体" w:hAnsi="宋体" w:cs="宋体" w:hint="eastAsia"/>
               <w:szCs w:val="24"/>
             </w:rPr>
             <w:fldChar w:fldCharType="end"/>
@@ -2236,28 +2114,28 @@
         </w:p>
         <w:p>
           <w:pPr>
-            <w:pStyle w:val="16"/>
+            <w:pStyle w:val="TOC1"/>
             <w:tabs>
               <w:tab w:val="right" w:leader="dot" w:pos="8306"/>
             </w:tabs>
           </w:pPr>
           <w:r>
             <w:rPr>
-              <w:rFonts w:hint="eastAsia" w:ascii="宋体" w:hAnsi="宋体" w:eastAsia="宋体" w:cs="宋体"/>
+              <w:rFonts w:ascii="宋体" w:eastAsia="宋体" w:hAnsi="宋体" w:cs="宋体" w:hint="eastAsia"/>
               <w:szCs w:val="24"/>
             </w:rPr>
             <w:fldChar w:fldCharType="begin"/>
           </w:r>
           <w:r>
             <w:rPr>
-              <w:rFonts w:hint="eastAsia" w:ascii="宋体" w:hAnsi="宋体" w:eastAsia="宋体" w:cs="宋体"/>
+              <w:rFonts w:ascii="宋体" w:eastAsia="宋体" w:hAnsi="宋体" w:cs="宋体" w:hint="eastAsia"/>
               <w:szCs w:val="24"/>
             </w:rPr>
             <w:instrText xml:space="preserve"> HYPERLINK \l _Toc5383 </w:instrText>
           </w:r>
           <w:r>
             <w:rPr>
-              <w:rFonts w:hint="eastAsia" w:ascii="宋体" w:hAnsi="宋体" w:eastAsia="宋体" w:cs="宋体"/>
+              <w:rFonts w:ascii="宋体" w:eastAsia="宋体" w:hAnsi="宋体" w:cs="宋体" w:hint="eastAsia"/>
               <w:szCs w:val="24"/>
             </w:rPr>
             <w:fldChar w:fldCharType="separate"/>
@@ -2296,7 +2174,7 @@
           </w:r>
           <w:r>
             <w:rPr>
-              <w:rFonts w:hint="eastAsia" w:ascii="宋体" w:hAnsi="宋体" w:eastAsia="宋体" w:cs="宋体"/>
+              <w:rFonts w:ascii="宋体" w:eastAsia="宋体" w:hAnsi="宋体" w:cs="宋体" w:hint="eastAsia"/>
               <w:szCs w:val="24"/>
             </w:rPr>
             <w:fldChar w:fldCharType="end"/>
@@ -2304,28 +2182,28 @@
         </w:p>
         <w:p>
           <w:pPr>
-            <w:pStyle w:val="16"/>
+            <w:pStyle w:val="TOC1"/>
             <w:tabs>
               <w:tab w:val="right" w:leader="dot" w:pos="8306"/>
             </w:tabs>
           </w:pPr>
           <w:r>
             <w:rPr>
-              <w:rFonts w:hint="eastAsia" w:ascii="宋体" w:hAnsi="宋体" w:eastAsia="宋体" w:cs="宋体"/>
+              <w:rFonts w:ascii="宋体" w:eastAsia="宋体" w:hAnsi="宋体" w:cs="宋体" w:hint="eastAsia"/>
               <w:szCs w:val="24"/>
             </w:rPr>
             <w:fldChar w:fldCharType="begin"/>
           </w:r>
           <w:r>
             <w:rPr>
-              <w:rFonts w:hint="eastAsia" w:ascii="宋体" w:hAnsi="宋体" w:eastAsia="宋体" w:cs="宋体"/>
+              <w:rFonts w:ascii="宋体" w:eastAsia="宋体" w:hAnsi="宋体" w:cs="宋体" w:hint="eastAsia"/>
               <w:szCs w:val="24"/>
             </w:rPr>
             <w:instrText xml:space="preserve"> HYPERLINK \l _Toc4684 </w:instrText>
           </w:r>
           <w:r>
             <w:rPr>
-              <w:rFonts w:hint="eastAsia" w:ascii="宋体" w:hAnsi="宋体" w:eastAsia="宋体" w:cs="宋体"/>
+              <w:rFonts w:ascii="宋体" w:eastAsia="宋体" w:hAnsi="宋体" w:cs="宋体" w:hint="eastAsia"/>
               <w:szCs w:val="24"/>
             </w:rPr>
             <w:fldChar w:fldCharType="separate"/>
@@ -2363,7 +2241,7 @@
           </w:r>
           <w:r>
             <w:rPr>
-              <w:rFonts w:hint="eastAsia" w:ascii="宋体" w:hAnsi="宋体" w:eastAsia="宋体" w:cs="宋体"/>
+              <w:rFonts w:ascii="宋体" w:eastAsia="宋体" w:hAnsi="宋体" w:cs="宋体" w:hint="eastAsia"/>
               <w:szCs w:val="24"/>
             </w:rPr>
             <w:fldChar w:fldCharType="end"/>
@@ -2371,28 +2249,28 @@
         </w:p>
         <w:p>
           <w:pPr>
-            <w:pStyle w:val="17"/>
+            <w:pStyle w:val="TOC2"/>
             <w:tabs>
               <w:tab w:val="right" w:leader="dot" w:pos="8306"/>
             </w:tabs>
           </w:pPr>
           <w:r>
             <w:rPr>
-              <w:rFonts w:hint="eastAsia" w:ascii="宋体" w:hAnsi="宋体" w:eastAsia="宋体" w:cs="宋体"/>
+              <w:rFonts w:ascii="宋体" w:eastAsia="宋体" w:hAnsi="宋体" w:cs="宋体" w:hint="eastAsia"/>
               <w:szCs w:val="24"/>
             </w:rPr>
             <w:fldChar w:fldCharType="begin"/>
           </w:r>
           <w:r>
             <w:rPr>
-              <w:rFonts w:hint="eastAsia" w:ascii="宋体" w:hAnsi="宋体" w:eastAsia="宋体" w:cs="宋体"/>
+              <w:rFonts w:ascii="宋体" w:eastAsia="宋体" w:hAnsi="宋体" w:cs="宋体" w:hint="eastAsia"/>
               <w:szCs w:val="24"/>
             </w:rPr>
             <w:instrText xml:space="preserve"> HYPERLINK \l _Toc3538 </w:instrText>
           </w:r>
           <w:r>
             <w:rPr>
-              <w:rFonts w:hint="eastAsia" w:ascii="宋体" w:hAnsi="宋体" w:eastAsia="宋体" w:cs="宋体"/>
+              <w:rFonts w:ascii="宋体" w:eastAsia="宋体" w:hAnsi="宋体" w:cs="宋体" w:hint="eastAsia"/>
               <w:szCs w:val="24"/>
             </w:rPr>
             <w:fldChar w:fldCharType="separate"/>
@@ -2429,7 +2307,7 @@
           </w:r>
           <w:r>
             <w:rPr>
-              <w:rFonts w:hint="eastAsia" w:ascii="宋体" w:hAnsi="宋体" w:eastAsia="宋体" w:cs="宋体"/>
+              <w:rFonts w:ascii="宋体" w:eastAsia="宋体" w:hAnsi="宋体" w:cs="宋体" w:hint="eastAsia"/>
               <w:szCs w:val="24"/>
             </w:rPr>
             <w:fldChar w:fldCharType="end"/>
@@ -2437,28 +2315,28 @@
         </w:p>
         <w:p>
           <w:pPr>
-            <w:pStyle w:val="17"/>
+            <w:pStyle w:val="TOC2"/>
             <w:tabs>
               <w:tab w:val="right" w:leader="dot" w:pos="8306"/>
             </w:tabs>
           </w:pPr>
           <w:r>
             <w:rPr>
-              <w:rFonts w:hint="eastAsia" w:ascii="宋体" w:hAnsi="宋体" w:eastAsia="宋体" w:cs="宋体"/>
+              <w:rFonts w:ascii="宋体" w:eastAsia="宋体" w:hAnsi="宋体" w:cs="宋体" w:hint="eastAsia"/>
               <w:szCs w:val="24"/>
             </w:rPr>
             <w:fldChar w:fldCharType="begin"/>
           </w:r>
           <w:r>
             <w:rPr>
-              <w:rFonts w:hint="eastAsia" w:ascii="宋体" w:hAnsi="宋体" w:eastAsia="宋体" w:cs="宋体"/>
+              <w:rFonts w:ascii="宋体" w:eastAsia="宋体" w:hAnsi="宋体" w:cs="宋体" w:hint="eastAsia"/>
               <w:szCs w:val="24"/>
             </w:rPr>
             <w:instrText xml:space="preserve"> HYPERLINK \l _Toc1074 </w:instrText>
           </w:r>
           <w:r>
             <w:rPr>
-              <w:rFonts w:hint="eastAsia" w:ascii="宋体" w:hAnsi="宋体" w:eastAsia="宋体" w:cs="宋体"/>
+              <w:rFonts w:ascii="宋体" w:eastAsia="宋体" w:hAnsi="宋体" w:cs="宋体" w:hint="eastAsia"/>
               <w:szCs w:val="24"/>
             </w:rPr>
             <w:fldChar w:fldCharType="separate"/>
@@ -2495,7 +2373,7 @@
           </w:r>
           <w:r>
             <w:rPr>
-              <w:rFonts w:hint="eastAsia" w:ascii="宋体" w:hAnsi="宋体" w:eastAsia="宋体" w:cs="宋体"/>
+              <w:rFonts w:ascii="宋体" w:eastAsia="宋体" w:hAnsi="宋体" w:cs="宋体" w:hint="eastAsia"/>
               <w:szCs w:val="24"/>
             </w:rPr>
             <w:fldChar w:fldCharType="end"/>
@@ -2503,28 +2381,28 @@
         </w:p>
         <w:p>
           <w:pPr>
-            <w:pStyle w:val="16"/>
+            <w:pStyle w:val="TOC1"/>
             <w:tabs>
               <w:tab w:val="right" w:leader="dot" w:pos="8306"/>
             </w:tabs>
           </w:pPr>
           <w:r>
             <w:rPr>
-              <w:rFonts w:hint="eastAsia" w:ascii="宋体" w:hAnsi="宋体" w:eastAsia="宋体" w:cs="宋体"/>
+              <w:rFonts w:ascii="宋体" w:eastAsia="宋体" w:hAnsi="宋体" w:cs="宋体" w:hint="eastAsia"/>
               <w:szCs w:val="24"/>
             </w:rPr>
             <w:fldChar w:fldCharType="begin"/>
           </w:r>
           <w:r>
             <w:rPr>
-              <w:rFonts w:hint="eastAsia" w:ascii="宋体" w:hAnsi="宋体" w:eastAsia="宋体" w:cs="宋体"/>
+              <w:rFonts w:ascii="宋体" w:eastAsia="宋体" w:hAnsi="宋体" w:cs="宋体" w:hint="eastAsia"/>
               <w:szCs w:val="24"/>
             </w:rPr>
             <w:instrText xml:space="preserve"> HYPERLINK \l _Toc23910 </w:instrText>
           </w:r>
           <w:r>
             <w:rPr>
-              <w:rFonts w:hint="eastAsia" w:ascii="宋体" w:hAnsi="宋体" w:eastAsia="宋体" w:cs="宋体"/>
+              <w:rFonts w:ascii="宋体" w:eastAsia="宋体" w:hAnsi="宋体" w:cs="宋体" w:hint="eastAsia"/>
               <w:szCs w:val="24"/>
             </w:rPr>
             <w:fldChar w:fldCharType="separate"/>
@@ -2563,7 +2441,7 @@
           </w:r>
           <w:r>
             <w:rPr>
-              <w:rFonts w:hint="eastAsia" w:ascii="宋体" w:hAnsi="宋体" w:eastAsia="宋体" w:cs="宋体"/>
+              <w:rFonts w:ascii="宋体" w:eastAsia="宋体" w:hAnsi="宋体" w:cs="宋体" w:hint="eastAsia"/>
               <w:szCs w:val="24"/>
             </w:rPr>
             <w:fldChar w:fldCharType="end"/>
@@ -2571,28 +2449,28 @@
         </w:p>
         <w:p>
           <w:pPr>
-            <w:pStyle w:val="17"/>
+            <w:pStyle w:val="TOC2"/>
             <w:tabs>
               <w:tab w:val="right" w:leader="dot" w:pos="8306"/>
             </w:tabs>
           </w:pPr>
           <w:r>
             <w:rPr>
-              <w:rFonts w:hint="eastAsia" w:ascii="宋体" w:hAnsi="宋体" w:eastAsia="宋体" w:cs="宋体"/>
+              <w:rFonts w:ascii="宋体" w:eastAsia="宋体" w:hAnsi="宋体" w:cs="宋体" w:hint="eastAsia"/>
               <w:szCs w:val="24"/>
             </w:rPr>
             <w:fldChar w:fldCharType="begin"/>
           </w:r>
           <w:r>
             <w:rPr>
-              <w:rFonts w:hint="eastAsia" w:ascii="宋体" w:hAnsi="宋体" w:eastAsia="宋体" w:cs="宋体"/>
+              <w:rFonts w:ascii="宋体" w:eastAsia="宋体" w:hAnsi="宋体" w:cs="宋体" w:hint="eastAsia"/>
               <w:szCs w:val="24"/>
             </w:rPr>
             <w:instrText xml:space="preserve"> HYPERLINK \l _Toc30526 </w:instrText>
           </w:r>
           <w:r>
             <w:rPr>
-              <w:rFonts w:hint="eastAsia" w:ascii="宋体" w:hAnsi="宋体" w:eastAsia="宋体" w:cs="宋体"/>
+              <w:rFonts w:ascii="宋体" w:eastAsia="宋体" w:hAnsi="宋体" w:cs="宋体" w:hint="eastAsia"/>
               <w:szCs w:val="24"/>
             </w:rPr>
             <w:fldChar w:fldCharType="separate"/>
@@ -2624,7 +2502,7 @@
           </w:r>
           <w:r>
             <w:rPr>
-              <w:rFonts w:hint="eastAsia" w:ascii="宋体" w:hAnsi="宋体" w:eastAsia="宋体" w:cs="宋体"/>
+              <w:rFonts w:ascii="宋体" w:eastAsia="宋体" w:hAnsi="宋体" w:cs="宋体" w:hint="eastAsia"/>
               <w:szCs w:val="24"/>
             </w:rPr>
             <w:fldChar w:fldCharType="end"/>
@@ -2632,28 +2510,28 @@
         </w:p>
         <w:p>
           <w:pPr>
-            <w:pStyle w:val="17"/>
+            <w:pStyle w:val="TOC2"/>
             <w:tabs>
               <w:tab w:val="right" w:leader="dot" w:pos="8306"/>
             </w:tabs>
           </w:pPr>
           <w:r>
             <w:rPr>
-              <w:rFonts w:hint="eastAsia" w:ascii="宋体" w:hAnsi="宋体" w:eastAsia="宋体" w:cs="宋体"/>
+              <w:rFonts w:ascii="宋体" w:eastAsia="宋体" w:hAnsi="宋体" w:cs="宋体" w:hint="eastAsia"/>
               <w:szCs w:val="24"/>
             </w:rPr>
             <w:fldChar w:fldCharType="begin"/>
           </w:r>
           <w:r>
             <w:rPr>
-              <w:rFonts w:hint="eastAsia" w:ascii="宋体" w:hAnsi="宋体" w:eastAsia="宋体" w:cs="宋体"/>
+              <w:rFonts w:ascii="宋体" w:eastAsia="宋体" w:hAnsi="宋体" w:cs="宋体" w:hint="eastAsia"/>
               <w:szCs w:val="24"/>
             </w:rPr>
             <w:instrText xml:space="preserve"> HYPERLINK \l _Toc27145 </w:instrText>
           </w:r>
           <w:r>
             <w:rPr>
-              <w:rFonts w:hint="eastAsia" w:ascii="宋体" w:hAnsi="宋体" w:eastAsia="宋体" w:cs="宋体"/>
+              <w:rFonts w:ascii="宋体" w:eastAsia="宋体" w:hAnsi="宋体" w:cs="宋体" w:hint="eastAsia"/>
               <w:szCs w:val="24"/>
             </w:rPr>
             <w:fldChar w:fldCharType="separate"/>
@@ -2685,7 +2563,7 @@
           </w:r>
           <w:r>
             <w:rPr>
-              <w:rFonts w:hint="eastAsia" w:ascii="宋体" w:hAnsi="宋体" w:eastAsia="宋体" w:cs="宋体"/>
+              <w:rFonts w:ascii="宋体" w:eastAsia="宋体" w:hAnsi="宋体" w:cs="宋体" w:hint="eastAsia"/>
               <w:szCs w:val="24"/>
             </w:rPr>
             <w:fldChar w:fldCharType="end"/>
@@ -2693,28 +2571,28 @@
         </w:p>
         <w:p>
           <w:pPr>
-            <w:pStyle w:val="17"/>
+            <w:pStyle w:val="TOC2"/>
             <w:tabs>
               <w:tab w:val="right" w:leader="dot" w:pos="8306"/>
             </w:tabs>
           </w:pPr>
           <w:r>
             <w:rPr>
-              <w:rFonts w:hint="eastAsia" w:ascii="宋体" w:hAnsi="宋体" w:eastAsia="宋体" w:cs="宋体"/>
+              <w:rFonts w:ascii="宋体" w:eastAsia="宋体" w:hAnsi="宋体" w:cs="宋体" w:hint="eastAsia"/>
               <w:szCs w:val="24"/>
             </w:rPr>
             <w:fldChar w:fldCharType="begin"/>
           </w:r>
           <w:r>
             <w:rPr>
-              <w:rFonts w:hint="eastAsia" w:ascii="宋体" w:hAnsi="宋体" w:eastAsia="宋体" w:cs="宋体"/>
+              <w:rFonts w:ascii="宋体" w:eastAsia="宋体" w:hAnsi="宋体" w:cs="宋体" w:hint="eastAsia"/>
               <w:szCs w:val="24"/>
             </w:rPr>
             <w:instrText xml:space="preserve"> HYPERLINK \l _Toc32417 </w:instrText>
           </w:r>
           <w:r>
             <w:rPr>
-              <w:rFonts w:hint="eastAsia" w:ascii="宋体" w:hAnsi="宋体" w:eastAsia="宋体" w:cs="宋体"/>
+              <w:rFonts w:ascii="宋体" w:eastAsia="宋体" w:hAnsi="宋体" w:cs="宋体" w:hint="eastAsia"/>
               <w:szCs w:val="24"/>
             </w:rPr>
             <w:fldChar w:fldCharType="separate"/>
@@ -2746,7 +2624,7 @@
           </w:r>
           <w:r>
             <w:rPr>
-              <w:rFonts w:hint="eastAsia" w:ascii="宋体" w:hAnsi="宋体" w:eastAsia="宋体" w:cs="宋体"/>
+              <w:rFonts w:ascii="宋体" w:eastAsia="宋体" w:hAnsi="宋体" w:cs="宋体" w:hint="eastAsia"/>
               <w:szCs w:val="24"/>
             </w:rPr>
             <w:fldChar w:fldCharType="end"/>
@@ -2754,28 +2632,28 @@
         </w:p>
         <w:p>
           <w:pPr>
-            <w:pStyle w:val="17"/>
+            <w:pStyle w:val="TOC2"/>
             <w:tabs>
               <w:tab w:val="right" w:leader="dot" w:pos="8306"/>
             </w:tabs>
           </w:pPr>
           <w:r>
             <w:rPr>
-              <w:rFonts w:hint="eastAsia" w:ascii="宋体" w:hAnsi="宋体" w:eastAsia="宋体" w:cs="宋体"/>
+              <w:rFonts w:ascii="宋体" w:eastAsia="宋体" w:hAnsi="宋体" w:cs="宋体" w:hint="eastAsia"/>
               <w:szCs w:val="24"/>
             </w:rPr>
             <w:fldChar w:fldCharType="begin"/>
           </w:r>
           <w:r>
             <w:rPr>
-              <w:rFonts w:hint="eastAsia" w:ascii="宋体" w:hAnsi="宋体" w:eastAsia="宋体" w:cs="宋体"/>
+              <w:rFonts w:ascii="宋体" w:eastAsia="宋体" w:hAnsi="宋体" w:cs="宋体" w:hint="eastAsia"/>
               <w:szCs w:val="24"/>
             </w:rPr>
             <w:instrText xml:space="preserve"> HYPERLINK \l _Toc12320 </w:instrText>
           </w:r>
           <w:r>
             <w:rPr>
-              <w:rFonts w:hint="eastAsia" w:ascii="宋体" w:hAnsi="宋体" w:eastAsia="宋体" w:cs="宋体"/>
+              <w:rFonts w:ascii="宋体" w:eastAsia="宋体" w:hAnsi="宋体" w:cs="宋体" w:hint="eastAsia"/>
               <w:szCs w:val="24"/>
             </w:rPr>
             <w:fldChar w:fldCharType="separate"/>
@@ -2807,7 +2685,7 @@
           </w:r>
           <w:r>
             <w:rPr>
-              <w:rFonts w:hint="eastAsia" w:ascii="宋体" w:hAnsi="宋体" w:eastAsia="宋体" w:cs="宋体"/>
+              <w:rFonts w:ascii="宋体" w:eastAsia="宋体" w:hAnsi="宋体" w:cs="宋体" w:hint="eastAsia"/>
               <w:szCs w:val="24"/>
             </w:rPr>
             <w:fldChar w:fldCharType="end"/>
@@ -2815,28 +2693,28 @@
         </w:p>
         <w:p>
           <w:pPr>
-            <w:pStyle w:val="17"/>
+            <w:pStyle w:val="TOC2"/>
             <w:tabs>
               <w:tab w:val="right" w:leader="dot" w:pos="8306"/>
             </w:tabs>
           </w:pPr>
           <w:r>
             <w:rPr>
-              <w:rFonts w:hint="eastAsia" w:ascii="宋体" w:hAnsi="宋体" w:eastAsia="宋体" w:cs="宋体"/>
+              <w:rFonts w:ascii="宋体" w:eastAsia="宋体" w:hAnsi="宋体" w:cs="宋体" w:hint="eastAsia"/>
               <w:szCs w:val="24"/>
             </w:rPr>
             <w:fldChar w:fldCharType="begin"/>
           </w:r>
           <w:r>
             <w:rPr>
-              <w:rFonts w:hint="eastAsia" w:ascii="宋体" w:hAnsi="宋体" w:eastAsia="宋体" w:cs="宋体"/>
+              <w:rFonts w:ascii="宋体" w:eastAsia="宋体" w:hAnsi="宋体" w:cs="宋体" w:hint="eastAsia"/>
               <w:szCs w:val="24"/>
             </w:rPr>
             <w:instrText xml:space="preserve"> HYPERLINK \l _Toc27450 </w:instrText>
           </w:r>
           <w:r>
             <w:rPr>
-              <w:rFonts w:hint="eastAsia" w:ascii="宋体" w:hAnsi="宋体" w:eastAsia="宋体" w:cs="宋体"/>
+              <w:rFonts w:ascii="宋体" w:eastAsia="宋体" w:hAnsi="宋体" w:cs="宋体" w:hint="eastAsia"/>
               <w:szCs w:val="24"/>
             </w:rPr>
             <w:fldChar w:fldCharType="separate"/>
@@ -2868,7 +2746,7 @@
           </w:r>
           <w:r>
             <w:rPr>
-              <w:rFonts w:hint="eastAsia" w:ascii="宋体" w:hAnsi="宋体" w:eastAsia="宋体" w:cs="宋体"/>
+              <w:rFonts w:ascii="宋体" w:eastAsia="宋体" w:hAnsi="宋体" w:cs="宋体" w:hint="eastAsia"/>
               <w:szCs w:val="24"/>
             </w:rPr>
             <w:fldChar w:fldCharType="end"/>
@@ -2876,28 +2754,28 @@
         </w:p>
         <w:p>
           <w:pPr>
-            <w:pStyle w:val="17"/>
+            <w:pStyle w:val="TOC2"/>
             <w:tabs>
               <w:tab w:val="right" w:leader="dot" w:pos="8306"/>
             </w:tabs>
           </w:pPr>
           <w:r>
             <w:rPr>
-              <w:rFonts w:hint="eastAsia" w:ascii="宋体" w:hAnsi="宋体" w:eastAsia="宋体" w:cs="宋体"/>
+              <w:rFonts w:ascii="宋体" w:eastAsia="宋体" w:hAnsi="宋体" w:cs="宋体" w:hint="eastAsia"/>
               <w:szCs w:val="24"/>
             </w:rPr>
             <w:fldChar w:fldCharType="begin"/>
           </w:r>
           <w:r>
             <w:rPr>
-              <w:rFonts w:hint="eastAsia" w:ascii="宋体" w:hAnsi="宋体" w:eastAsia="宋体" w:cs="宋体"/>
+              <w:rFonts w:ascii="宋体" w:eastAsia="宋体" w:hAnsi="宋体" w:cs="宋体" w:hint="eastAsia"/>
               <w:szCs w:val="24"/>
             </w:rPr>
             <w:instrText xml:space="preserve"> HYPERLINK \l _Toc13018 </w:instrText>
           </w:r>
           <w:r>
             <w:rPr>
-              <w:rFonts w:hint="eastAsia" w:ascii="宋体" w:hAnsi="宋体" w:eastAsia="宋体" w:cs="宋体"/>
+              <w:rFonts w:ascii="宋体" w:eastAsia="宋体" w:hAnsi="宋体" w:cs="宋体" w:hint="eastAsia"/>
               <w:szCs w:val="24"/>
             </w:rPr>
             <w:fldChar w:fldCharType="separate"/>
@@ -2929,7 +2807,7 @@
           </w:r>
           <w:r>
             <w:rPr>
-              <w:rFonts w:hint="eastAsia" w:ascii="宋体" w:hAnsi="宋体" w:eastAsia="宋体" w:cs="宋体"/>
+              <w:rFonts w:ascii="宋体" w:eastAsia="宋体" w:hAnsi="宋体" w:cs="宋体" w:hint="eastAsia"/>
               <w:szCs w:val="24"/>
             </w:rPr>
             <w:fldChar w:fldCharType="end"/>
@@ -2937,28 +2815,28 @@
         </w:p>
         <w:p>
           <w:pPr>
-            <w:pStyle w:val="17"/>
+            <w:pStyle w:val="TOC2"/>
             <w:tabs>
               <w:tab w:val="right" w:leader="dot" w:pos="8306"/>
             </w:tabs>
           </w:pPr>
           <w:r>
             <w:rPr>
-              <w:rFonts w:hint="eastAsia" w:ascii="宋体" w:hAnsi="宋体" w:eastAsia="宋体" w:cs="宋体"/>
+              <w:rFonts w:ascii="宋体" w:eastAsia="宋体" w:hAnsi="宋体" w:cs="宋体" w:hint="eastAsia"/>
               <w:szCs w:val="24"/>
             </w:rPr>
             <w:fldChar w:fldCharType="begin"/>
           </w:r>
           <w:r>
             <w:rPr>
-              <w:rFonts w:hint="eastAsia" w:ascii="宋体" w:hAnsi="宋体" w:eastAsia="宋体" w:cs="宋体"/>
+              <w:rFonts w:ascii="宋体" w:eastAsia="宋体" w:hAnsi="宋体" w:cs="宋体" w:hint="eastAsia"/>
               <w:szCs w:val="24"/>
             </w:rPr>
             <w:instrText xml:space="preserve"> HYPERLINK \l _Toc31267 </w:instrText>
           </w:r>
           <w:r>
             <w:rPr>
-              <w:rFonts w:hint="eastAsia" w:ascii="宋体" w:hAnsi="宋体" w:eastAsia="宋体" w:cs="宋体"/>
+              <w:rFonts w:ascii="宋体" w:eastAsia="宋体" w:hAnsi="宋体" w:cs="宋体" w:hint="eastAsia"/>
               <w:szCs w:val="24"/>
             </w:rPr>
             <w:fldChar w:fldCharType="separate"/>
@@ -2990,7 +2868,7 @@
           </w:r>
           <w:r>
             <w:rPr>
-              <w:rFonts w:hint="eastAsia" w:ascii="宋体" w:hAnsi="宋体" w:eastAsia="宋体" w:cs="宋体"/>
+              <w:rFonts w:ascii="宋体" w:eastAsia="宋体" w:hAnsi="宋体" w:cs="宋体" w:hint="eastAsia"/>
               <w:szCs w:val="24"/>
             </w:rPr>
             <w:fldChar w:fldCharType="end"/>
@@ -2998,28 +2876,28 @@
         </w:p>
         <w:p>
           <w:pPr>
-            <w:pStyle w:val="17"/>
+            <w:pStyle w:val="TOC2"/>
             <w:tabs>
               <w:tab w:val="right" w:leader="dot" w:pos="8306"/>
             </w:tabs>
           </w:pPr>
           <w:r>
             <w:rPr>
-              <w:rFonts w:hint="eastAsia" w:ascii="宋体" w:hAnsi="宋体" w:eastAsia="宋体" w:cs="宋体"/>
+              <w:rFonts w:ascii="宋体" w:eastAsia="宋体" w:hAnsi="宋体" w:cs="宋体" w:hint="eastAsia"/>
               <w:szCs w:val="24"/>
             </w:rPr>
             <w:fldChar w:fldCharType="begin"/>
           </w:r>
           <w:r>
             <w:rPr>
-              <w:rFonts w:hint="eastAsia" w:ascii="宋体" w:hAnsi="宋体" w:eastAsia="宋体" w:cs="宋体"/>
+              <w:rFonts w:ascii="宋体" w:eastAsia="宋体" w:hAnsi="宋体" w:cs="宋体" w:hint="eastAsia"/>
               <w:szCs w:val="24"/>
             </w:rPr>
             <w:instrText xml:space="preserve"> HYPERLINK \l _Toc28416 </w:instrText>
           </w:r>
           <w:r>
             <w:rPr>
-              <w:rFonts w:hint="eastAsia" w:ascii="宋体" w:hAnsi="宋体" w:eastAsia="宋体" w:cs="宋体"/>
+              <w:rFonts w:ascii="宋体" w:eastAsia="宋体" w:hAnsi="宋体" w:cs="宋体" w:hint="eastAsia"/>
               <w:szCs w:val="24"/>
             </w:rPr>
             <w:fldChar w:fldCharType="separate"/>
@@ -3058,7 +2936,7 @@
           </w:r>
           <w:r>
             <w:rPr>
-              <w:rFonts w:hint="eastAsia" w:ascii="宋体" w:hAnsi="宋体" w:eastAsia="宋体" w:cs="宋体"/>
+              <w:rFonts w:ascii="宋体" w:eastAsia="宋体" w:hAnsi="宋体" w:cs="宋体" w:hint="eastAsia"/>
               <w:szCs w:val="24"/>
             </w:rPr>
             <w:fldChar w:fldCharType="end"/>
@@ -3066,42 +2944,42 @@
         </w:p>
         <w:p>
           <w:pPr>
-            <w:pStyle w:val="16"/>
+            <w:pStyle w:val="TOC1"/>
             <w:tabs>
               <w:tab w:val="right" w:leader="dot" w:pos="8306"/>
             </w:tabs>
           </w:pPr>
           <w:r>
             <w:rPr>
-              <w:rFonts w:hint="eastAsia" w:ascii="宋体" w:hAnsi="宋体" w:eastAsia="宋体" w:cs="宋体"/>
+              <w:rFonts w:ascii="宋体" w:eastAsia="宋体" w:hAnsi="宋体" w:cs="宋体" w:hint="eastAsia"/>
               <w:szCs w:val="24"/>
             </w:rPr>
             <w:fldChar w:fldCharType="begin"/>
           </w:r>
           <w:r>
             <w:rPr>
-              <w:rFonts w:hint="eastAsia" w:ascii="宋体" w:hAnsi="宋体" w:eastAsia="宋体" w:cs="宋体"/>
+              <w:rFonts w:ascii="宋体" w:eastAsia="宋体" w:hAnsi="宋体" w:cs="宋体" w:hint="eastAsia"/>
               <w:szCs w:val="24"/>
             </w:rPr>
             <w:instrText xml:space="preserve"> HYPERLINK \l _Toc172 </w:instrText>
           </w:r>
           <w:r>
             <w:rPr>
-              <w:rFonts w:hint="eastAsia" w:ascii="宋体" w:hAnsi="宋体" w:eastAsia="宋体" w:cs="宋体"/>
+              <w:rFonts w:ascii="宋体" w:eastAsia="宋体" w:hAnsi="宋体" w:cs="宋体" w:hint="eastAsia"/>
               <w:szCs w:val="24"/>
             </w:rPr>
             <w:fldChar w:fldCharType="separate"/>
           </w:r>
           <w:r>
             <w:rPr>
-              <w:rFonts w:hint="default" w:eastAsia="宋体"/>
+              <w:rFonts w:eastAsia="宋体" w:hint="default"/>
               <w:lang w:val="en-US" w:eastAsia="zh-CN"/>
             </w:rPr>
             <w:t xml:space="preserve">5. </w:t>
           </w:r>
           <w:r>
             <w:rPr>
-              <w:rFonts w:hint="eastAsia" w:eastAsia="宋体"/>
+              <w:rFonts w:eastAsia="宋体" w:hint="eastAsia"/>
               <w:lang w:val="en-US" w:eastAsia="zh-CN"/>
             </w:rPr>
             <w:t>附则</w:t>
@@ -3126,7 +3004,7 @@
           </w:r>
           <w:r>
             <w:rPr>
-              <w:rFonts w:hint="eastAsia" w:ascii="宋体" w:hAnsi="宋体" w:eastAsia="宋体" w:cs="宋体"/>
+              <w:rFonts w:ascii="宋体" w:eastAsia="宋体" w:hAnsi="宋体" w:cs="宋体" w:hint="eastAsia"/>
               <w:szCs w:val="24"/>
             </w:rPr>
             <w:fldChar w:fldCharType="end"/>
@@ -3134,28 +3012,28 @@
         </w:p>
         <w:p>
           <w:pPr>
-            <w:pStyle w:val="16"/>
+            <w:pStyle w:val="TOC1"/>
             <w:tabs>
               <w:tab w:val="right" w:leader="dot" w:pos="8306"/>
             </w:tabs>
           </w:pPr>
           <w:r>
             <w:rPr>
-              <w:rFonts w:hint="eastAsia" w:ascii="宋体" w:hAnsi="宋体" w:eastAsia="宋体" w:cs="宋体"/>
+              <w:rFonts w:ascii="宋体" w:eastAsia="宋体" w:hAnsi="宋体" w:cs="宋体" w:hint="eastAsia"/>
               <w:szCs w:val="24"/>
             </w:rPr>
             <w:fldChar w:fldCharType="begin"/>
           </w:r>
           <w:r>
             <w:rPr>
-              <w:rFonts w:hint="eastAsia" w:ascii="宋体" w:hAnsi="宋体" w:eastAsia="宋体" w:cs="宋体"/>
+              <w:rFonts w:ascii="宋体" w:eastAsia="宋体" w:hAnsi="宋体" w:cs="宋体" w:hint="eastAsia"/>
               <w:szCs w:val="24"/>
             </w:rPr>
             <w:instrText xml:space="preserve"> HYPERLINK \l _Toc18830 </w:instrText>
           </w:r>
           <w:r>
             <w:rPr>
-              <w:rFonts w:hint="eastAsia" w:ascii="宋体" w:hAnsi="宋体" w:eastAsia="宋体" w:cs="宋体"/>
+              <w:rFonts w:ascii="宋体" w:eastAsia="宋体" w:hAnsi="宋体" w:cs="宋体" w:hint="eastAsia"/>
               <w:szCs w:val="24"/>
             </w:rPr>
             <w:fldChar w:fldCharType="separate"/>
@@ -3194,7 +3072,7 @@
           </w:r>
           <w:r>
             <w:rPr>
-              <w:rFonts w:hint="eastAsia" w:ascii="宋体" w:hAnsi="宋体" w:eastAsia="宋体" w:cs="宋体"/>
+              <w:rFonts w:ascii="宋体" w:eastAsia="宋体" w:hAnsi="宋体" w:cs="宋体" w:hint="eastAsia"/>
               <w:szCs w:val="24"/>
             </w:rPr>
             <w:fldChar w:fldCharType="end"/>
@@ -3202,28 +3080,28 @@
         </w:p>
         <w:p>
           <w:pPr>
-            <w:pStyle w:val="16"/>
+            <w:pStyle w:val="TOC1"/>
             <w:tabs>
               <w:tab w:val="right" w:leader="dot" w:pos="8306"/>
             </w:tabs>
           </w:pPr>
           <w:r>
             <w:rPr>
-              <w:rFonts w:hint="eastAsia" w:ascii="宋体" w:hAnsi="宋体" w:eastAsia="宋体" w:cs="宋体"/>
+              <w:rFonts w:ascii="宋体" w:eastAsia="宋体" w:hAnsi="宋体" w:cs="宋体" w:hint="eastAsia"/>
               <w:szCs w:val="24"/>
             </w:rPr>
             <w:fldChar w:fldCharType="begin"/>
           </w:r>
           <w:r>
             <w:rPr>
-              <w:rFonts w:hint="eastAsia" w:ascii="宋体" w:hAnsi="宋体" w:eastAsia="宋体" w:cs="宋体"/>
+              <w:rFonts w:ascii="宋体" w:eastAsia="宋体" w:hAnsi="宋体" w:cs="宋体" w:hint="eastAsia"/>
               <w:szCs w:val="24"/>
             </w:rPr>
             <w:instrText xml:space="preserve"> HYPERLINK \l _Toc18730 </w:instrText>
           </w:r>
           <w:r>
             <w:rPr>
-              <w:rFonts w:hint="eastAsia" w:ascii="宋体" w:hAnsi="宋体" w:eastAsia="宋体" w:cs="宋体"/>
+              <w:rFonts w:ascii="宋体" w:eastAsia="宋体" w:hAnsi="宋体" w:cs="宋体" w:hint="eastAsia"/>
               <w:szCs w:val="24"/>
             </w:rPr>
             <w:fldChar w:fldCharType="separate"/>
@@ -3262,7 +3140,7 @@
           </w:r>
           <w:r>
             <w:rPr>
-              <w:rFonts w:hint="eastAsia" w:ascii="宋体" w:hAnsi="宋体" w:eastAsia="宋体" w:cs="宋体"/>
+              <w:rFonts w:ascii="宋体" w:eastAsia="宋体" w:hAnsi="宋体" w:cs="宋体" w:hint="eastAsia"/>
               <w:szCs w:val="24"/>
             </w:rPr>
             <w:fldChar w:fldCharType="end"/>
@@ -3284,7 +3162,7 @@
             <w:snapToGrid w:val="0"/>
             <w:textAlignment w:val="baseline"/>
             <w:rPr>
-              <w:rFonts w:hint="eastAsia" w:ascii="宋体" w:hAnsi="宋体" w:eastAsia="宋体" w:cs="宋体"/>
+              <w:rFonts w:ascii="宋体" w:eastAsia="宋体" w:hAnsi="宋体" w:cs="宋体" w:hint="eastAsia"/>
               <w:snapToGrid w:val="0"/>
               <w:color w:val="000000"/>
               <w:kern w:val="0"/>
@@ -3295,7 +3173,7 @@
           </w:pPr>
           <w:r>
             <w:rPr>
-              <w:rFonts w:hint="eastAsia" w:ascii="宋体" w:hAnsi="宋体" w:eastAsia="宋体" w:cs="宋体"/>
+              <w:rFonts w:ascii="宋体" w:eastAsia="宋体" w:hAnsi="宋体" w:cs="宋体" w:hint="eastAsia"/>
               <w:szCs w:val="24"/>
             </w:rPr>
             <w:fldChar w:fldCharType="end"/>
@@ -3319,7 +3197,7 @@
         <w:snapToGrid w:val="0"/>
         <w:textAlignment w:val="baseline"/>
         <w:rPr>
-          <w:rFonts w:ascii="Arial" w:hAnsi="Arial" w:eastAsia="Arial" w:cs="Arial"/>
+          <w:rFonts w:ascii="Arial" w:eastAsia="Arial" w:hAnsi="Arial" w:cs="Arial"/>
           <w:snapToGrid w:val="0"/>
           <w:color w:val="000000"/>
           <w:kern w:val="0"/>
@@ -3330,7 +3208,7 @@
       </w:pPr>
       <w:r>
         <w:rPr>
-          <w:rFonts w:ascii="Arial" w:hAnsi="Arial" w:eastAsia="Arial" w:cs="Arial"/>
+          <w:rFonts w:ascii="Arial" w:eastAsia="Arial" w:hAnsi="Arial" w:cs="Arial"/>
           <w:snapToGrid w:val="0"/>
           <w:color w:val="000000"/>
           <w:kern w:val="0"/>
@@ -3343,7 +3221,7 @@
     </w:p>
     <w:p>
       <w:pPr>
-        <w:pStyle w:val="28"/>
+        <w:pStyle w:val="1"/>
         <w:keepNext w:val="0"/>
         <w:keepLines w:val="0"/>
         <w:pageBreakBefore w:val="0"/>
@@ -3370,7 +3248,7 @@
     </w:p>
     <w:p>
       <w:pPr>
-        <w:pStyle w:val="30"/>
+        <w:pStyle w:val="2"/>
         <w:keepNext w:val="0"/>
         <w:keepLines w:val="0"/>
         <w:pageBreakBefore w:val="0"/>
@@ -3401,7 +3279,7 @@
     </w:p>
     <w:p>
       <w:pPr>
-        <w:pStyle w:val="29"/>
+        <w:pStyle w:val="a1"/>
         <w:keepNext w:val="0"/>
         <w:keepLines w:val="0"/>
         <w:pageBreakBefore w:val="0"/>
@@ -3426,7 +3304,7 @@
     </w:p>
     <w:p>
       <w:pPr>
-        <w:pStyle w:val="30"/>
+        <w:pStyle w:val="2"/>
         <w:keepNext w:val="0"/>
         <w:keepLines w:val="0"/>
         <w:pageBreakBefore w:val="0"/>
@@ -3457,7 +3335,7 @@
     </w:p>
     <w:p>
       <w:pPr>
-        <w:pStyle w:val="29"/>
+        <w:pStyle w:val="a1"/>
         <w:keepNext w:val="0"/>
         <w:keepLines w:val="0"/>
         <w:pageBreakBefore w:val="0"/>
@@ -3481,7 +3359,7 @@
     </w:p>
     <w:p>
       <w:pPr>
-        <w:pStyle w:val="30"/>
+        <w:pStyle w:val="2"/>
         <w:keepNext w:val="0"/>
         <w:keepLines w:val="0"/>
         <w:pageBreakBefore w:val="0"/>
@@ -3512,7 +3390,7 @@
     </w:p>
     <w:p>
       <w:pPr>
-        <w:pStyle w:val="29"/>
+        <w:pStyle w:val="a1"/>
         <w:keepNext w:val="0"/>
         <w:keepLines w:val="0"/>
         <w:pageBreakBefore w:val="0"/>
@@ -3537,7 +3415,7 @@
     </w:p>
     <w:p>
       <w:pPr>
-        <w:pStyle w:val="30"/>
+        <w:pStyle w:val="2"/>
         <w:keepNext w:val="0"/>
         <w:keepLines w:val="0"/>
         <w:pageBreakBefore w:val="0"/>
@@ -3568,7 +3446,7 @@
     </w:p>
     <w:p>
       <w:pPr>
-        <w:pStyle w:val="31"/>
+        <w:pStyle w:val="3"/>
         <w:keepNext w:val="0"/>
         <w:keepLines w:val="0"/>
         <w:pageBreakBefore w:val="0"/>
@@ -3599,7 +3477,7 @@
     </w:p>
     <w:p>
       <w:pPr>
-        <w:pStyle w:val="29"/>
+        <w:pStyle w:val="a1"/>
         <w:keepNext w:val="0"/>
         <w:keepLines w:val="0"/>
         <w:pageBreakBefore w:val="0"/>
@@ -3616,7 +3494,7 @@
         <w:bidi w:val="0"/>
         <w:adjustRightInd w:val="0"/>
         <w:snapToGrid w:val="0"/>
-        <w:ind w:left="425" w:leftChars="0" w:hanging="425" w:firstLineChars="0"/>
+        <w:ind w:left="425" w:hanging="425" w:leftChars="0" w:firstLineChars="0"/>
         <w:textAlignment w:val="baseline"/>
         <w:rPr>
           <w:rFonts w:hint="default"/>
@@ -3633,7 +3511,7 @@
     </w:p>
     <w:p>
       <w:pPr>
-        <w:pStyle w:val="29"/>
+        <w:pStyle w:val="a1"/>
         <w:keepNext w:val="0"/>
         <w:keepLines w:val="0"/>
         <w:pageBreakBefore w:val="0"/>
@@ -3650,7 +3528,7 @@
         <w:bidi w:val="0"/>
         <w:adjustRightInd w:val="0"/>
         <w:snapToGrid w:val="0"/>
-        <w:ind w:left="425" w:leftChars="0" w:hanging="425" w:firstLineChars="0"/>
+        <w:ind w:left="425" w:hanging="425" w:leftChars="0" w:firstLineChars="0"/>
         <w:textAlignment w:val="baseline"/>
         <w:rPr>
           <w:rFonts w:hint="default"/>
@@ -3667,7 +3545,7 @@
     </w:p>
     <w:p>
       <w:pPr>
-        <w:pStyle w:val="29"/>
+        <w:pStyle w:val="a1"/>
         <w:keepNext w:val="0"/>
         <w:keepLines w:val="0"/>
         <w:pageBreakBefore w:val="0"/>
@@ -3684,7 +3562,7 @@
         <w:bidi w:val="0"/>
         <w:adjustRightInd w:val="0"/>
         <w:snapToGrid w:val="0"/>
-        <w:ind w:left="425" w:leftChars="0" w:hanging="425" w:firstLineChars="0"/>
+        <w:ind w:left="425" w:hanging="425" w:leftChars="0" w:firstLineChars="0"/>
         <w:textAlignment w:val="baseline"/>
         <w:rPr>
           <w:rFonts w:hint="default"/>
@@ -3701,7 +3579,7 @@
     </w:p>
     <w:p>
       <w:pPr>
-        <w:pStyle w:val="29"/>
+        <w:pStyle w:val="a1"/>
         <w:keepNext w:val="0"/>
         <w:keepLines w:val="0"/>
         <w:pageBreakBefore w:val="0"/>
@@ -3718,7 +3596,7 @@
         <w:bidi w:val="0"/>
         <w:adjustRightInd w:val="0"/>
         <w:snapToGrid w:val="0"/>
-        <w:ind w:left="425" w:leftChars="0" w:hanging="425" w:firstLineChars="0"/>
+        <w:ind w:left="425" w:hanging="425" w:leftChars="0" w:firstLineChars="0"/>
         <w:textAlignment w:val="baseline"/>
         <w:rPr>
           <w:rFonts w:hint="default"/>
@@ -3735,7 +3613,7 @@
     </w:p>
     <w:p>
       <w:pPr>
-        <w:pStyle w:val="29"/>
+        <w:pStyle w:val="a1"/>
         <w:keepNext w:val="0"/>
         <w:keepLines w:val="0"/>
         <w:pageBreakBefore w:val="0"/>
@@ -3752,7 +3630,7 @@
         <w:bidi w:val="0"/>
         <w:adjustRightInd w:val="0"/>
         <w:snapToGrid w:val="0"/>
-        <w:ind w:left="425" w:leftChars="0" w:hanging="425" w:firstLineChars="0"/>
+        <w:ind w:left="425" w:hanging="425" w:leftChars="0" w:firstLineChars="0"/>
         <w:textAlignment w:val="baseline"/>
         <w:rPr>
           <w:rFonts w:hint="default"/>
@@ -3769,7 +3647,7 @@
     </w:p>
     <w:p>
       <w:pPr>
-        <w:pStyle w:val="31"/>
+        <w:pStyle w:val="3"/>
         <w:keepNext w:val="0"/>
         <w:keepLines w:val="0"/>
         <w:pageBreakBefore w:val="0"/>
@@ -3800,7 +3678,7 @@
     </w:p>
     <w:p>
       <w:pPr>
-        <w:pStyle w:val="29"/>
+        <w:pStyle w:val="a1"/>
         <w:keepNext w:val="0"/>
         <w:keepLines w:val="0"/>
         <w:pageBreakBefore w:val="0"/>
@@ -3817,7 +3695,7 @@
         <w:bidi w:val="0"/>
         <w:adjustRightInd w:val="0"/>
         <w:snapToGrid w:val="0"/>
-        <w:ind w:left="425" w:leftChars="0" w:hanging="425" w:firstLineChars="0"/>
+        <w:ind w:left="425" w:hanging="425" w:leftChars="0" w:firstLineChars="0"/>
         <w:textAlignment w:val="baseline"/>
         <w:rPr>
           <w:rFonts w:hint="default"/>
@@ -3834,7 +3712,7 @@
     </w:p>
     <w:p>
       <w:pPr>
-        <w:pStyle w:val="29"/>
+        <w:pStyle w:val="a1"/>
         <w:keepNext w:val="0"/>
         <w:keepLines w:val="0"/>
         <w:pageBreakBefore w:val="0"/>
@@ -3851,7 +3729,7 @@
         <w:bidi w:val="0"/>
         <w:adjustRightInd w:val="0"/>
         <w:snapToGrid w:val="0"/>
-        <w:ind w:left="425" w:leftChars="0" w:hanging="425" w:firstLineChars="0"/>
+        <w:ind w:left="425" w:hanging="425" w:leftChars="0" w:firstLineChars="0"/>
         <w:textAlignment w:val="baseline"/>
         <w:rPr>
           <w:rFonts w:hint="default"/>
@@ -3868,7 +3746,7 @@
     </w:p>
     <w:p>
       <w:pPr>
-        <w:pStyle w:val="28"/>
+        <w:pStyle w:val="1"/>
         <w:keepNext w:val="0"/>
         <w:keepLines w:val="0"/>
         <w:pageBreakBefore w:val="0"/>
@@ -3899,7 +3777,7 @@
     </w:p>
     <w:p>
       <w:pPr>
-        <w:pStyle w:val="29"/>
+        <w:pStyle w:val="a1"/>
         <w:keepNext w:val="0"/>
         <w:keepLines w:val="0"/>
         <w:pageBreakBefore w:val="0"/>
@@ -3916,7 +3794,7 @@
         <w:bidi w:val="0"/>
         <w:adjustRightInd w:val="0"/>
         <w:snapToGrid w:val="0"/>
-        <w:ind w:left="425" w:leftChars="0" w:hanging="425" w:firstLineChars="0"/>
+        <w:ind w:left="425" w:hanging="425" w:leftChars="0" w:firstLineChars="0"/>
         <w:textAlignment w:val="baseline"/>
       </w:pPr>
       <w:r>
@@ -3925,7 +3803,7 @@
     </w:p>
     <w:p>
       <w:pPr>
-        <w:pStyle w:val="29"/>
+        <w:pStyle w:val="a1"/>
         <w:keepNext w:val="0"/>
         <w:keepLines w:val="0"/>
         <w:pageBreakBefore w:val="0"/>
@@ -3942,7 +3820,7 @@
         <w:bidi w:val="0"/>
         <w:adjustRightInd w:val="0"/>
         <w:snapToGrid w:val="0"/>
-        <w:ind w:left="425" w:leftChars="0" w:hanging="425" w:firstLineChars="0"/>
+        <w:ind w:left="425" w:hanging="425" w:leftChars="0" w:firstLineChars="0"/>
         <w:textAlignment w:val="baseline"/>
       </w:pPr>
       <w:r>
@@ -3954,7 +3832,7 @@
     </w:p>
     <w:p>
       <w:pPr>
-        <w:pStyle w:val="29"/>
+        <w:pStyle w:val="a1"/>
         <w:keepNext w:val="0"/>
         <w:keepLines w:val="0"/>
         <w:pageBreakBefore w:val="0"/>
@@ -3971,7 +3849,7 @@
         <w:bidi w:val="0"/>
         <w:adjustRightInd w:val="0"/>
         <w:snapToGrid w:val="0"/>
-        <w:ind w:left="425" w:leftChars="0" w:hanging="425" w:firstLineChars="0"/>
+        <w:ind w:left="425" w:hanging="425" w:leftChars="0" w:firstLineChars="0"/>
         <w:textAlignment w:val="baseline"/>
         <w:rPr>
           <w:rFonts w:hint="default"/>
@@ -3986,7 +3864,7 @@
     </w:p>
     <w:p>
       <w:pPr>
-        <w:pStyle w:val="29"/>
+        <w:pStyle w:val="a1"/>
         <w:keepNext w:val="0"/>
         <w:keepLines w:val="0"/>
         <w:pageBreakBefore w:val="0"/>
@@ -4003,7 +3881,7 @@
         <w:bidi w:val="0"/>
         <w:adjustRightInd w:val="0"/>
         <w:snapToGrid w:val="0"/>
-        <w:ind w:left="425" w:leftChars="0" w:hanging="425" w:firstLineChars="0"/>
+        <w:ind w:left="425" w:hanging="425" w:leftChars="0" w:firstLineChars="0"/>
         <w:textAlignment w:val="baseline"/>
         <w:rPr>
           <w:rFonts w:hint="default"/>
@@ -4018,7 +3896,7 @@
     </w:p>
     <w:p>
       <w:pPr>
-        <w:pStyle w:val="29"/>
+        <w:pStyle w:val="a1"/>
         <w:keepNext w:val="0"/>
         <w:keepLines w:val="0"/>
         <w:pageBreakBefore w:val="0"/>
@@ -4035,7 +3913,7 @@
         <w:bidi w:val="0"/>
         <w:adjustRightInd w:val="0"/>
         <w:snapToGrid w:val="0"/>
-        <w:ind w:left="425" w:leftChars="0" w:hanging="425" w:firstLineChars="0"/>
+        <w:ind w:left="425" w:hanging="425" w:leftChars="0" w:firstLineChars="0"/>
         <w:textAlignment w:val="baseline"/>
         <w:rPr>
           <w:rFonts w:hint="default"/>
@@ -4050,7 +3928,7 @@
     </w:p>
     <w:p>
       <w:pPr>
-        <w:pStyle w:val="29"/>
+        <w:pStyle w:val="a1"/>
         <w:keepNext w:val="0"/>
         <w:keepLines w:val="0"/>
         <w:pageBreakBefore w:val="0"/>
@@ -4067,7 +3945,7 @@
         <w:bidi w:val="0"/>
         <w:adjustRightInd w:val="0"/>
         <w:snapToGrid w:val="0"/>
-        <w:ind w:left="425" w:leftChars="0" w:hanging="425" w:firstLineChars="0"/>
+        <w:ind w:left="425" w:hanging="425" w:leftChars="0" w:firstLineChars="0"/>
         <w:textAlignment w:val="baseline"/>
         <w:rPr>
           <w:rFonts w:hint="default"/>
@@ -4082,7 +3960,7 @@
     </w:p>
     <w:p>
       <w:pPr>
-        <w:pStyle w:val="28"/>
+        <w:pStyle w:val="1"/>
         <w:keepNext w:val="0"/>
         <w:keepLines w:val="0"/>
         <w:pageBreakBefore w:val="0"/>
@@ -4109,7 +3987,7 @@
     </w:p>
     <w:p>
       <w:pPr>
-        <w:pStyle w:val="30"/>
+        <w:pStyle w:val="2"/>
         <w:keepNext w:val="0"/>
         <w:keepLines w:val="0"/>
         <w:pageBreakBefore w:val="0"/>
@@ -4138,7 +4016,7 @@
     </w:p>
     <w:p>
       <w:pPr>
-        <w:pStyle w:val="29"/>
+        <w:pStyle w:val="a1"/>
         <w:keepNext w:val="0"/>
         <w:keepLines w:val="0"/>
         <w:pageBreakBefore w:val="0"/>
@@ -4165,7 +4043,7 @@
     </w:p>
     <w:p>
       <w:pPr>
-        <w:pStyle w:val="30"/>
+        <w:pStyle w:val="2"/>
         <w:keepNext w:val="0"/>
         <w:keepLines w:val="0"/>
         <w:pageBreakBefore w:val="0"/>
@@ -4196,7 +4074,7 @@
     </w:p>
     <w:p>
       <w:pPr>
-        <w:pStyle w:val="29"/>
+        <w:pStyle w:val="a1"/>
         <w:keepNext w:val="0"/>
         <w:keepLines w:val="0"/>
         <w:pageBreakBefore w:val="0"/>
@@ -4215,23 +4093,12 @@
         <w:rPr>
           <w:rFonts w:hint="eastAsia"/>
         </w:rPr>
-        <w:t>由人力部与用人部门部长级以上人员共同组成，负责对应聘者进行综合评估。</w:t>
-      </w:r>
-      <w:r>
-        <w:rPr>
-          <w:rFonts w:hint="eastAsia"/>
-          <w:lang w:eastAsia="zh-CN"/>
-        </w:rPr>
-      </w:r>
-      <w:r>
-        <w:rPr>
-          <w:rFonts w:hint="eastAsia"/>
-        </w:rPr>
-      </w:r>
-    </w:p>
-    <w:p>
-      <w:pPr>
-        <w:pStyle w:val="28"/>
+        <w:t>由人力部与用人部门经理级以上人员共同组成，负责对应聘者进行综合评估。</w:t>
+      </w:r>
+    </w:p>
+    <w:p>
+      <w:pPr>
+        <w:pStyle w:val="1"/>
         <w:keepNext w:val="0"/>
         <w:keepLines w:val="0"/>
         <w:pageBreakBefore w:val="0"/>
@@ -4262,7 +4129,7 @@
     </w:p>
     <w:p>
       <w:pPr>
-        <w:pStyle w:val="30"/>
+        <w:pStyle w:val="2"/>
         <w:keepNext w:val="0"/>
         <w:keepLines w:val="0"/>
         <w:pageBreakBefore w:val="0"/>
@@ -4293,7 +4160,7 @@
     </w:p>
     <w:p>
       <w:pPr>
-        <w:pStyle w:val="29"/>
+        <w:pStyle w:val="a1"/>
         <w:keepNext w:val="0"/>
         <w:keepLines w:val="0"/>
         <w:pageBreakBefore w:val="0"/>
@@ -4319,16 +4186,10 @@
         </w:rPr>
         <w:t>人力部依据经审批的各部门年度编制方案，统筹招聘工作。</w:t>
       </w:r>
-      <w:r>
-        <w:rPr>
-          <w:rFonts w:hint="default"/>
-          <w:lang w:val="en-US" w:eastAsia="zh-CN"/>
-        </w:rPr>
-      </w:r>
-    </w:p>
-    <w:p>
-      <w:pPr>
-        <w:pStyle w:val="29"/>
+    </w:p>
+    <w:p>
+      <w:pPr>
+        <w:pStyle w:val="a1"/>
         <w:keepNext w:val="0"/>
         <w:keepLines w:val="0"/>
         <w:pageBreakBefore w:val="0"/>
@@ -4357,7 +4218,7 @@
     </w:p>
     <w:p>
       <w:pPr>
-        <w:pStyle w:val="30"/>
+        <w:pStyle w:val="2"/>
         <w:keepNext w:val="0"/>
         <w:keepLines w:val="0"/>
         <w:pageBreakBefore w:val="0"/>
@@ -4388,7 +4249,7 @@
     </w:p>
     <w:p>
       <w:pPr>
-        <w:pStyle w:val="29"/>
+        <w:pStyle w:val="a1"/>
         <w:keepNext w:val="0"/>
         <w:keepLines w:val="0"/>
         <w:pageBreakBefore w:val="0"/>
@@ -4414,16 +4275,10 @@
         </w:rPr>
         <w:t>人力部根据职位特性与层级，有效组合以下招聘渠道：</w:t>
       </w:r>
-      <w:r>
-        <w:rPr>
-          <w:rFonts w:hint="default"/>
-          <w:lang w:val="en-US" w:eastAsia="zh-CN"/>
-        </w:rPr>
-      </w:r>
-    </w:p>
-    <w:p>
-      <w:pPr>
-        <w:pStyle w:val="29"/>
+    </w:p>
+    <w:p>
+      <w:pPr>
+        <w:pStyle w:val="a1"/>
         <w:keepNext w:val="0"/>
         <w:keepLines w:val="0"/>
         <w:pageBreakBefore w:val="0"/>
@@ -4440,7 +4295,7 @@
         <w:bidi w:val="0"/>
         <w:adjustRightInd w:val="0"/>
         <w:snapToGrid w:val="0"/>
-        <w:ind w:left="425" w:leftChars="0" w:hanging="425" w:firstLineChars="0"/>
+        <w:ind w:left="425" w:hanging="425" w:leftChars="0" w:firstLineChars="0"/>
         <w:textAlignment w:val="baseline"/>
         <w:rPr>
           <w:rFonts w:hint="default"/>
@@ -4457,7 +4312,7 @@
     </w:p>
     <w:p>
       <w:pPr>
-        <w:pStyle w:val="29"/>
+        <w:pStyle w:val="a1"/>
         <w:keepNext w:val="0"/>
         <w:keepLines w:val="0"/>
         <w:pageBreakBefore w:val="0"/>
@@ -4474,7 +4329,7 @@
         <w:bidi w:val="0"/>
         <w:adjustRightInd w:val="0"/>
         <w:snapToGrid w:val="0"/>
-        <w:ind w:left="425" w:leftChars="0" w:hanging="425" w:firstLineChars="0"/>
+        <w:ind w:left="425" w:hanging="425" w:leftChars="0" w:firstLineChars="0"/>
         <w:textAlignment w:val="baseline"/>
         <w:rPr>
           <w:rFonts w:hint="default"/>
@@ -4491,7 +4346,7 @@
     </w:p>
     <w:p>
       <w:pPr>
-        <w:pStyle w:val="29"/>
+        <w:pStyle w:val="a1"/>
         <w:keepNext w:val="0"/>
         <w:keepLines w:val="0"/>
         <w:pageBreakBefore w:val="0"/>
@@ -4508,7 +4363,7 @@
         <w:bidi w:val="0"/>
         <w:adjustRightInd w:val="0"/>
         <w:snapToGrid w:val="0"/>
-        <w:ind w:left="425" w:leftChars="0" w:hanging="425" w:firstLineChars="0"/>
+        <w:ind w:left="425" w:hanging="425" w:leftChars="0" w:firstLineChars="0"/>
         <w:textAlignment w:val="baseline"/>
         <w:rPr>
           <w:rFonts w:hint="default"/>
@@ -4525,7 +4380,7 @@
     </w:p>
     <w:p>
       <w:pPr>
-        <w:pStyle w:val="29"/>
+        <w:pStyle w:val="a1"/>
         <w:keepNext w:val="0"/>
         <w:keepLines w:val="0"/>
         <w:pageBreakBefore w:val="0"/>
@@ -4542,7 +4397,7 @@
         <w:bidi w:val="0"/>
         <w:adjustRightInd w:val="0"/>
         <w:snapToGrid w:val="0"/>
-        <w:ind w:left="425" w:leftChars="0" w:hanging="425" w:firstLineChars="0"/>
+        <w:ind w:left="425" w:hanging="425" w:leftChars="0" w:firstLineChars="0"/>
         <w:textAlignment w:val="baseline"/>
         <w:rPr>
           <w:rFonts w:hint="default"/>
@@ -4559,7 +4414,7 @@
     </w:p>
     <w:p>
       <w:pPr>
-        <w:pStyle w:val="29"/>
+        <w:pStyle w:val="a1"/>
         <w:keepNext w:val="0"/>
         <w:keepLines w:val="0"/>
         <w:pageBreakBefore w:val="0"/>
@@ -4576,7 +4431,7 @@
         <w:bidi w:val="0"/>
         <w:adjustRightInd w:val="0"/>
         <w:snapToGrid w:val="0"/>
-        <w:ind w:left="425" w:leftChars="0" w:hanging="425" w:firstLineChars="0"/>
+        <w:ind w:left="425" w:hanging="425" w:leftChars="0" w:firstLineChars="0"/>
         <w:textAlignment w:val="baseline"/>
         <w:rPr>
           <w:rFonts w:hint="default"/>
@@ -4593,7 +4448,7 @@
     </w:p>
     <w:p>
       <w:pPr>
-        <w:pStyle w:val="30"/>
+        <w:pStyle w:val="2"/>
         <w:keepNext w:val="0"/>
         <w:keepLines w:val="0"/>
         <w:pageBreakBefore w:val="0"/>
@@ -4624,7 +4479,7 @@
     </w:p>
     <w:p>
       <w:pPr>
-        <w:pStyle w:val="29"/>
+        <w:pStyle w:val="a1"/>
         <w:keepNext w:val="0"/>
         <w:keepLines w:val="0"/>
         <w:pageBreakBefore w:val="0"/>
@@ -4650,16 +4505,10 @@
         </w:rPr>
         <w:t>人力部对收到的应聘资料进行初步筛选，确认符合基本条件的面试候选人。</w:t>
       </w:r>
-      <w:r>
-        <w:rPr>
-          <w:rFonts w:hint="default"/>
-          <w:lang w:val="en-US" w:eastAsia="zh-CN"/>
-        </w:rPr>
-      </w:r>
-    </w:p>
-    <w:p>
-      <w:pPr>
-        <w:pStyle w:val="29"/>
+    </w:p>
+    <w:p>
+      <w:pPr>
+        <w:pStyle w:val="a1"/>
         <w:keepNext w:val="0"/>
         <w:keepLines w:val="0"/>
         <w:pageBreakBefore w:val="0"/>
@@ -4688,7 +4537,7 @@
     </w:p>
     <w:p>
       <w:pPr>
-        <w:pStyle w:val="30"/>
+        <w:pStyle w:val="2"/>
         <w:keepNext w:val="0"/>
         <w:keepLines w:val="0"/>
         <w:pageBreakBefore w:val="0"/>
@@ -4719,7 +4568,7 @@
     </w:p>
     <w:p>
       <w:pPr>
-        <w:pStyle w:val="29"/>
+        <w:pStyle w:val="a1"/>
         <w:keepNext w:val="0"/>
         <w:keepLines w:val="0"/>
         <w:pageBreakBefore w:val="0"/>
@@ -4748,7 +4597,7 @@
     </w:p>
     <w:p>
       <w:pPr>
-        <w:pStyle w:val="29"/>
+        <w:pStyle w:val="a1"/>
         <w:keepNext w:val="0"/>
         <w:keepLines w:val="0"/>
         <w:pageBreakBefore w:val="0"/>
@@ -4777,7 +4626,7 @@
     </w:p>
     <w:p>
       <w:pPr>
-        <w:pStyle w:val="29"/>
+        <w:pStyle w:val="a1"/>
         <w:keepNext w:val="0"/>
         <w:keepLines w:val="0"/>
         <w:pageBreakBefore w:val="0"/>
@@ -4803,22 +4652,10 @@
         </w:rPr>
         <w:t>面试：由人力部与用人部门共同组成面试小组，综合评价候选人的专业知识、工作经验、求职动机与职业道德，并在《招聘跟踪表》中填写评估意见。</w:t>
       </w:r>
-      <w:r>
-        <w:rPr>
-          <w:rFonts w:hint="eastAsia"/>
-          <w:lang w:val="en-US" w:eastAsia="zh-CN"/>
-        </w:rPr>
-      </w:r>
-      <w:r>
-        <w:rPr>
-          <w:rFonts w:hint="default"/>
-          <w:lang w:val="en-US" w:eastAsia="zh-CN"/>
-        </w:rPr>
-      </w:r>
-    </w:p>
-    <w:p>
-      <w:pPr>
-        <w:pStyle w:val="30"/>
+    </w:p>
+    <w:p>
+      <w:pPr>
+        <w:pStyle w:val="2"/>
         <w:keepNext w:val="0"/>
         <w:keepLines w:val="0"/>
         <w:pageBreakBefore w:val="0"/>
@@ -4849,7 +4686,7 @@
     </w:p>
     <w:p>
       <w:pPr>
-        <w:pStyle w:val="29"/>
+        <w:pStyle w:val="a1"/>
         <w:keepNext w:val="0"/>
         <w:keepLines w:val="0"/>
         <w:pageBreakBefore w:val="0"/>
@@ -4875,22 +4712,10 @@
         </w:rPr>
         <w:t>对于关键岗位或存有疑问的候选人，人力部须对其进行背景调查，调查对象包括原单位直接上级、同事等。</w:t>
       </w:r>
-      <w:r>
-        <w:rPr>
-          <w:rFonts w:hint="eastAsia"/>
-          <w:lang w:val="en-US" w:eastAsia="zh-CN"/>
-        </w:rPr>
-      </w:r>
-      <w:r>
-        <w:rPr>
-          <w:rFonts w:hint="default"/>
-          <w:lang w:val="en-US" w:eastAsia="zh-CN"/>
-        </w:rPr>
-      </w:r>
-    </w:p>
-    <w:p>
-      <w:pPr>
-        <w:pStyle w:val="30"/>
+    </w:p>
+    <w:p>
+      <w:pPr>
+        <w:pStyle w:val="2"/>
         <w:keepNext w:val="0"/>
         <w:keepLines w:val="0"/>
         <w:pageBreakBefore w:val="0"/>
@@ -4921,7 +4746,7 @@
     </w:p>
     <w:p>
       <w:pPr>
-        <w:pStyle w:val="29"/>
+        <w:pStyle w:val="a1"/>
         <w:keepNext w:val="0"/>
         <w:keepLines w:val="0"/>
         <w:pageBreakBefore w:val="0"/>
@@ -4947,30 +4772,12 @@
         </w:rPr>
         <w:t>人力部将面试通过人员名单及相关材料报公司总经理审批，通过后正式发出录用通知。</w:t>
       </w:r>
-      <w:r>
-        <w:rPr>
-          <w:rFonts w:hint="default"/>
-          <w:lang w:val="en-US" w:eastAsia="zh-CN"/>
-        </w:rPr>
-      </w:r>
-      <w:r>
-        <w:rPr>
-          <w:rFonts w:hint="eastAsia"/>
-          <w:lang w:val="en-US" w:eastAsia="zh-CN"/>
-        </w:rPr>
-      </w:r>
-      <w:bookmarkStart w:id="30" w:name="_GoBack"/>
-      <w:bookmarkEnd w:id="30"/>
-      <w:r>
-        <w:rPr>
-          <w:rFonts w:hint="default"/>
-          <w:lang w:val="en-US" w:eastAsia="zh-CN"/>
-        </w:rPr>
-      </w:r>
-    </w:p>
-    <w:p>
-      <w:pPr>
-        <w:pStyle w:val="29"/>
+      <w:bookmarkStart w:id="22" w:name="_GoBack"/>
+      <w:bookmarkEnd w:id="22"/>
+    </w:p>
+    <w:p>
+      <w:pPr>
+        <w:pStyle w:val="a1"/>
         <w:keepNext w:val="0"/>
         <w:keepLines w:val="0"/>
         <w:pageBreakBefore w:val="0"/>
@@ -4999,7 +4806,7 @@
     </w:p>
     <w:p>
       <w:pPr>
-        <w:pStyle w:val="29"/>
+        <w:pStyle w:val="a1"/>
         <w:keepNext w:val="0"/>
         <w:keepLines w:val="0"/>
         <w:pageBreakBefore w:val="0"/>
@@ -5028,7 +4835,7 @@
     </w:p>
     <w:p>
       <w:pPr>
-        <w:pStyle w:val="30"/>
+        <w:pStyle w:val="2"/>
         <w:keepNext w:val="0"/>
         <w:keepLines w:val="0"/>
         <w:pageBreakBefore w:val="0"/>
@@ -5047,7 +4854,7 @@
           <w:lang w:val="en-US" w:eastAsia="zh-CN"/>
         </w:rPr>
       </w:pPr>
-      <w:bookmarkStart w:id="22" w:name="_Toc31267"/>
+      <w:bookmarkStart w:id="23" w:name="_Toc31267"/>
       <w:r>
         <w:rPr>
           <w:rFonts w:hint="default"/>
@@ -5055,11 +4862,11 @@
         </w:rPr>
         <w:t>不予录用情形</w:t>
       </w:r>
-      <w:bookmarkEnd w:id="22"/>
-    </w:p>
-    <w:p>
-      <w:pPr>
-        <w:pStyle w:val="29"/>
+      <w:bookmarkEnd w:id="23"/>
+    </w:p>
+    <w:p>
+      <w:pPr>
+        <w:pStyle w:val="a1"/>
         <w:keepNext w:val="0"/>
         <w:keepLines w:val="0"/>
         <w:pageBreakBefore w:val="0"/>
@@ -5088,7 +4895,7 @@
     </w:p>
     <w:p>
       <w:pPr>
-        <w:pStyle w:val="29"/>
+        <w:pStyle w:val="a1"/>
         <w:keepNext w:val="0"/>
         <w:keepLines w:val="0"/>
         <w:pageBreakBefore w:val="0"/>
@@ -5105,7 +4912,7 @@
         <w:bidi w:val="0"/>
         <w:adjustRightInd w:val="0"/>
         <w:snapToGrid w:val="0"/>
-        <w:ind w:left="425" w:leftChars="0" w:hanging="425" w:firstLineChars="0"/>
+        <w:ind w:left="425" w:hanging="425" w:leftChars="0" w:firstLineChars="0"/>
         <w:textAlignment w:val="baseline"/>
         <w:rPr>
           <w:rFonts w:hint="default"/>
@@ -5122,7 +4929,7 @@
     </w:p>
     <w:p>
       <w:pPr>
-        <w:pStyle w:val="29"/>
+        <w:pStyle w:val="a1"/>
         <w:keepNext w:val="0"/>
         <w:keepLines w:val="0"/>
         <w:pageBreakBefore w:val="0"/>
@@ -5139,7 +4946,7 @@
         <w:bidi w:val="0"/>
         <w:adjustRightInd w:val="0"/>
         <w:snapToGrid w:val="0"/>
-        <w:ind w:left="425" w:leftChars="0" w:hanging="425" w:firstLineChars="0"/>
+        <w:ind w:left="425" w:hanging="425" w:leftChars="0" w:firstLineChars="0"/>
         <w:textAlignment w:val="baseline"/>
         <w:rPr>
           <w:rFonts w:hint="default"/>
@@ -5156,7 +4963,7 @@
     </w:p>
     <w:p>
       <w:pPr>
-        <w:pStyle w:val="29"/>
+        <w:pStyle w:val="a1"/>
         <w:keepNext w:val="0"/>
         <w:keepLines w:val="0"/>
         <w:pageBreakBefore w:val="0"/>
@@ -5173,7 +4980,7 @@
         <w:bidi w:val="0"/>
         <w:adjustRightInd w:val="0"/>
         <w:snapToGrid w:val="0"/>
-        <w:ind w:left="425" w:leftChars="0" w:hanging="425" w:firstLineChars="0"/>
+        <w:ind w:left="425" w:hanging="425" w:leftChars="0" w:firstLineChars="0"/>
         <w:textAlignment w:val="baseline"/>
         <w:rPr>
           <w:rFonts w:hint="default"/>
@@ -5190,7 +4997,7 @@
     </w:p>
     <w:p>
       <w:pPr>
-        <w:pStyle w:val="29"/>
+        <w:pStyle w:val="a1"/>
         <w:keepNext w:val="0"/>
         <w:keepLines w:val="0"/>
         <w:pageBreakBefore w:val="0"/>
@@ -5207,7 +5014,7 @@
         <w:bidi w:val="0"/>
         <w:adjustRightInd w:val="0"/>
         <w:snapToGrid w:val="0"/>
-        <w:ind w:left="425" w:leftChars="0" w:hanging="425" w:firstLineChars="0"/>
+        <w:ind w:left="425" w:hanging="425" w:leftChars="0" w:firstLineChars="0"/>
         <w:textAlignment w:val="baseline"/>
         <w:rPr>
           <w:rFonts w:hint="default"/>
@@ -5224,14 +5031,14 @@
     </w:p>
     <w:p>
       <w:pPr>
-        <w:pStyle w:val="30"/>
-        <w:bidi w:val="0"/>
-        <w:rPr>
-          <w:rFonts w:hint="default"/>
-          <w:lang w:val="en-US" w:eastAsia="zh-CN"/>
-        </w:rPr>
-      </w:pPr>
-      <w:bookmarkStart w:id="23" w:name="_Toc28416"/>
+        <w:pStyle w:val="2"/>
+        <w:bidi w:val="0"/>
+        <w:rPr>
+          <w:rFonts w:hint="default"/>
+          <w:lang w:val="en-US" w:eastAsia="zh-CN"/>
+        </w:rPr>
+      </w:pPr>
+      <w:bookmarkStart w:id="24" w:name="_Toc28416"/>
       <w:r>
         <w:rPr>
           <w:rFonts w:hint="eastAsia"/>
@@ -5239,15 +5046,15 @@
         </w:rPr>
         <w:t>考核指标</w:t>
       </w:r>
-      <w:bookmarkEnd w:id="23"/>
-    </w:p>
-    <w:p>
-      <w:pPr>
-        <w:pStyle w:val="29"/>
-        <w:ind w:left="0" w:leftChars="0" w:right="0" w:rightChars="0" w:firstLine="0" w:firstLineChars="0"/>
+      <w:bookmarkEnd w:id="24"/>
+    </w:p>
+    <w:p>
+      <w:pPr>
+        <w:pStyle w:val="a1"/>
+        <w:ind w:left="0" w:right="0" w:firstLine="0" w:leftChars="0" w:rightChars="0" w:firstLineChars="0"/>
         <w:jc w:val="center"/>
         <w:rPr>
-          <w:rFonts w:hint="default" w:eastAsia="宋体"/>
+          <w:rFonts w:eastAsia="宋体" w:hint="default"/>
           <w:lang w:val="en-US" w:eastAsia="zh-CN"/>
         </w:rPr>
       </w:pPr>
@@ -5345,18 +5152,17 @@
     </w:p>
     <w:tbl>
       <w:tblPr>
-        <w:tblStyle w:val="21"/>
+        <w:tblStyle w:val="TableGrid"/>
         <w:tblW w:w="0" w:type="auto"/>
         <w:jc w:val="center"/>
         <w:tblBorders>
-          <w:top w:val="single" w:color="auto" w:sz="4" w:space="0"/>
-          <w:left w:val="single" w:color="auto" w:sz="4" w:space="0"/>
-          <w:bottom w:val="single" w:color="auto" w:sz="4" w:space="0"/>
-          <w:right w:val="single" w:color="auto" w:sz="4" w:space="0"/>
-          <w:insideH w:val="single" w:color="auto" w:sz="4" w:space="0"/>
-          <w:insideV w:val="single" w:color="auto" w:sz="4" w:space="0"/>
+          <w:top w:val="single" w:sz="4" w:space="0" w:color="auto"/>
+          <w:left w:val="single" w:sz="4" w:space="0" w:color="auto"/>
+          <w:bottom w:val="single" w:sz="4" w:space="0" w:color="auto"/>
+          <w:right w:val="single" w:sz="4" w:space="0" w:color="auto"/>
+          <w:insideH w:val="single" w:sz="4" w:space="0" w:color="auto"/>
+          <w:insideV w:val="single" w:sz="4" w:space="0" w:color="auto"/>
         </w:tblBorders>
-        <w:tblLayout w:type="autofit"/>
         <w:tblCellMar>
           <w:top w:w="0" w:type="dxa"/>
           <w:left w:w="108" w:type="dxa"/>
@@ -5373,13 +5179,15 @@
       </w:tblGrid>
       <w:tr>
         <w:tblPrEx>
+          <w:tblW w:w="0" w:type="auto"/>
+          <w:jc w:val="center"/>
           <w:tblBorders>
-            <w:top w:val="single" w:color="auto" w:sz="4" w:space="0"/>
-            <w:left w:val="single" w:color="auto" w:sz="4" w:space="0"/>
-            <w:bottom w:val="single" w:color="auto" w:sz="4" w:space="0"/>
-            <w:right w:val="single" w:color="auto" w:sz="4" w:space="0"/>
-            <w:insideH w:val="single" w:color="auto" w:sz="4" w:space="0"/>
-            <w:insideV w:val="single" w:color="auto" w:sz="4" w:space="0"/>
+            <w:top w:val="single" w:sz="4" w:space="0" w:color="auto"/>
+            <w:left w:val="single" w:sz="4" w:space="0" w:color="auto"/>
+            <w:bottom w:val="single" w:sz="4" w:space="0" w:color="auto"/>
+            <w:right w:val="single" w:sz="4" w:space="0" w:color="auto"/>
+            <w:insideH w:val="single" w:sz="4" w:space="0" w:color="auto"/>
+            <w:insideV w:val="single" w:sz="4" w:space="0" w:color="auto"/>
           </w:tblBorders>
           <w:tblCellMar>
             <w:top w:w="0" w:type="dxa"/>
@@ -5410,7 +5218,7 @@
               <w:bidi w:val="0"/>
               <w:adjustRightInd w:val="0"/>
               <w:snapToGrid w:val="0"/>
-              <w:ind w:left="0" w:leftChars="0" w:right="0" w:rightChars="0" w:firstLine="0" w:firstLineChars="0"/>
+              <w:ind w:left="0" w:right="0" w:firstLine="0" w:leftChars="0" w:rightChars="0" w:firstLineChars="0"/>
               <w:jc w:val="center"/>
               <w:textAlignment w:val="baseline"/>
               <w:rPr>
@@ -5450,7 +5258,7 @@
               <w:bidi w:val="0"/>
               <w:adjustRightInd w:val="0"/>
               <w:snapToGrid w:val="0"/>
-              <w:ind w:left="0" w:leftChars="0" w:right="0" w:rightChars="0" w:firstLine="0" w:firstLineChars="0"/>
+              <w:ind w:left="0" w:right="0" w:firstLine="0" w:leftChars="0" w:rightChars="0" w:firstLineChars="0"/>
               <w:jc w:val="center"/>
               <w:textAlignment w:val="baseline"/>
               <w:rPr>
@@ -5490,7 +5298,7 @@
               <w:bidi w:val="0"/>
               <w:adjustRightInd w:val="0"/>
               <w:snapToGrid w:val="0"/>
-              <w:ind w:left="0" w:leftChars="0" w:right="0" w:rightChars="0" w:firstLine="0" w:firstLineChars="0"/>
+              <w:ind w:left="0" w:right="0" w:firstLine="0" w:leftChars="0" w:rightChars="0" w:firstLineChars="0"/>
               <w:jc w:val="center"/>
               <w:textAlignment w:val="baseline"/>
               <w:rPr>
@@ -5530,7 +5338,7 @@
               <w:bidi w:val="0"/>
               <w:adjustRightInd w:val="0"/>
               <w:snapToGrid w:val="0"/>
-              <w:ind w:left="0" w:leftChars="0" w:right="0" w:rightChars="0" w:firstLine="0" w:firstLineChars="0"/>
+              <w:ind w:left="0" w:right="0" w:firstLine="0" w:leftChars="0" w:rightChars="0" w:firstLineChars="0"/>
               <w:jc w:val="center"/>
               <w:textAlignment w:val="baseline"/>
               <w:rPr>
@@ -5570,7 +5378,7 @@
               <w:bidi w:val="0"/>
               <w:adjustRightInd w:val="0"/>
               <w:snapToGrid w:val="0"/>
-              <w:ind w:left="0" w:leftChars="0" w:right="0" w:rightChars="0" w:firstLine="0" w:firstLineChars="0"/>
+              <w:ind w:left="0" w:right="0" w:firstLine="0" w:leftChars="0" w:rightChars="0" w:firstLineChars="0"/>
               <w:jc w:val="center"/>
               <w:textAlignment w:val="baseline"/>
               <w:rPr>
@@ -5594,14 +5402,8 @@
       </w:tr>
       <w:tr>
         <w:tblPrEx>
-          <w:tblBorders>
-            <w:top w:val="single" w:color="auto" w:sz="4" w:space="0"/>
-            <w:left w:val="single" w:color="auto" w:sz="4" w:space="0"/>
-            <w:bottom w:val="single" w:color="auto" w:sz="4" w:space="0"/>
-            <w:right w:val="single" w:color="auto" w:sz="4" w:space="0"/>
-            <w:insideH w:val="single" w:color="auto" w:sz="4" w:space="0"/>
-            <w:insideV w:val="single" w:color="auto" w:sz="4" w:space="0"/>
-          </w:tblBorders>
+          <w:tblW w:w="0" w:type="auto"/>
+          <w:jc w:val="center"/>
           <w:tblCellMar>
             <w:top w:w="0" w:type="dxa"/>
             <w:left w:w="108" w:type="dxa"/>
@@ -5618,7 +5420,7 @@
           </w:tcPr>
           <w:p>
             <w:pPr>
-              <w:pStyle w:val="29"/>
+              <w:pStyle w:val="a1"/>
               <w:keepNext w:val="0"/>
               <w:keepLines w:val="0"/>
               <w:pageBreakBefore w:val="0"/>
@@ -5632,11 +5434,11 @@
               <w:bidi w:val="0"/>
               <w:adjustRightInd w:val="0"/>
               <w:snapToGrid w:val="0"/>
-              <w:ind w:left="0" w:leftChars="0" w:right="0" w:rightChars="0" w:firstLine="0" w:firstLineChars="0"/>
+              <w:ind w:left="0" w:right="0" w:firstLine="0" w:leftChars="0" w:rightChars="0" w:firstLineChars="0"/>
               <w:jc w:val="center"/>
               <w:textAlignment w:val="baseline"/>
               <w:rPr>
-                <w:rFonts w:hint="eastAsia" w:ascii="宋体" w:hAnsi="宋体" w:eastAsia="宋体" w:cs="宋体"/>
+                <w:rFonts w:ascii="宋体" w:eastAsia="宋体" w:hAnsi="宋体" w:cs="宋体" w:hint="eastAsia"/>
                 <w:sz w:val="21"/>
                 <w:szCs w:val="21"/>
                 <w:vertAlign w:val="baseline"/>
@@ -5645,7 +5447,7 @@
             </w:pPr>
             <w:r>
               <w:rPr>
-                <w:rFonts w:hint="eastAsia" w:ascii="宋体" w:hAnsi="宋体" w:eastAsia="宋体" w:cs="宋体"/>
+                <w:rFonts w:ascii="宋体" w:eastAsia="宋体" w:hAnsi="宋体" w:cs="宋体" w:hint="eastAsia"/>
                 <w:sz w:val="21"/>
                 <w:szCs w:val="21"/>
                 <w:vertAlign w:val="baseline"/>
@@ -5661,7 +5463,7 @@
           </w:tcPr>
           <w:p>
             <w:pPr>
-              <w:pStyle w:val="29"/>
+              <w:pStyle w:val="a1"/>
               <w:keepNext w:val="0"/>
               <w:keepLines w:val="0"/>
               <w:pageBreakBefore w:val="0"/>
@@ -5675,11 +5477,11 @@
               <w:bidi w:val="0"/>
               <w:adjustRightInd w:val="0"/>
               <w:snapToGrid w:val="0"/>
-              <w:ind w:left="0" w:leftChars="0" w:right="0" w:rightChars="0" w:firstLine="0" w:firstLineChars="0"/>
+              <w:ind w:left="0" w:right="0" w:firstLine="0" w:leftChars="0" w:rightChars="0" w:firstLineChars="0"/>
               <w:jc w:val="center"/>
               <w:textAlignment w:val="baseline"/>
               <w:rPr>
-                <w:rFonts w:hint="eastAsia" w:ascii="宋体" w:hAnsi="宋体" w:eastAsia="宋体" w:cs="宋体"/>
+                <w:rFonts w:ascii="宋体" w:eastAsia="宋体" w:hAnsi="宋体" w:cs="宋体" w:hint="eastAsia"/>
                 <w:sz w:val="21"/>
                 <w:szCs w:val="21"/>
                 <w:vertAlign w:val="baseline"/>
@@ -5688,7 +5490,7 @@
             </w:pPr>
             <w:r>
               <w:rPr>
-                <w:rFonts w:hint="eastAsia" w:ascii="宋体" w:hAnsi="宋体" w:eastAsia="宋体" w:cs="宋体"/>
+                <w:rFonts w:ascii="宋体" w:eastAsia="宋体" w:hAnsi="宋体" w:cs="宋体" w:hint="eastAsia"/>
                 <w:sz w:val="21"/>
                 <w:szCs w:val="21"/>
                 <w:lang w:val="en-US" w:eastAsia="zh-CN"/>
@@ -5703,12 +5505,12 @@
           </w:tcPr>
           <w:p>
             <w:pPr>
-              <w:pStyle w:val="29"/>
+              <w:pStyle w:val="a1"/>
               <w:widowControl w:val="0"/>
-              <w:ind w:left="0" w:leftChars="0" w:firstLine="0" w:firstLineChars="0"/>
+              <w:ind w:left="0" w:firstLine="0" w:leftChars="0" w:firstLineChars="0"/>
               <w:jc w:val="left"/>
               <w:rPr>
-                <w:rFonts w:hint="eastAsia" w:ascii="宋体" w:hAnsi="宋体" w:eastAsia="宋体" w:cs="宋体"/>
+                <w:rFonts w:ascii="宋体" w:eastAsia="宋体" w:hAnsi="宋体" w:cs="宋体" w:hint="eastAsia"/>
                 <w:sz w:val="21"/>
                 <w:szCs w:val="21"/>
                 <w:vertAlign w:val="baseline"/>
@@ -5717,7 +5519,7 @@
             </w:pPr>
             <w:r>
               <w:rPr>
-                <w:rFonts w:hint="eastAsia" w:ascii="宋体" w:hAnsi="宋体" w:eastAsia="宋体" w:cs="宋体"/>
+                <w:rFonts w:ascii="宋体" w:eastAsia="宋体" w:hAnsi="宋体" w:cs="宋体" w:hint="eastAsia"/>
                 <w:sz w:val="21"/>
                 <w:szCs w:val="21"/>
                 <w:vertAlign w:val="baseline"/>
@@ -5727,7 +5529,7 @@
             </w:r>
             <w:r>
               <w:rPr>
-                <w:rFonts w:hint="eastAsia" w:ascii="宋体" w:hAnsi="宋体" w:cs="宋体"/>
+                <w:rFonts w:ascii="宋体" w:hAnsi="宋体" w:cs="宋体" w:hint="eastAsia"/>
                 <w:sz w:val="21"/>
                 <w:szCs w:val="21"/>
                 <w:vertAlign w:val="baseline"/>
@@ -5737,7 +5539,7 @@
             </w:r>
             <w:r>
               <w:rPr>
-                <w:rFonts w:hint="eastAsia" w:ascii="宋体" w:hAnsi="宋体" w:eastAsia="宋体" w:cs="宋体"/>
+                <w:rFonts w:ascii="宋体" w:eastAsia="宋体" w:hAnsi="宋体" w:cs="宋体" w:hint="eastAsia"/>
                 <w:sz w:val="21"/>
                 <w:szCs w:val="21"/>
                 <w:vertAlign w:val="baseline"/>
@@ -5753,7 +5555,7 @@
           </w:tcPr>
           <w:p>
             <w:pPr>
-              <w:pStyle w:val="29"/>
+              <w:pStyle w:val="a1"/>
               <w:keepNext w:val="0"/>
               <w:keepLines w:val="0"/>
               <w:pageBreakBefore w:val="0"/>
@@ -5767,11 +5569,11 @@
               <w:bidi w:val="0"/>
               <w:adjustRightInd w:val="0"/>
               <w:snapToGrid w:val="0"/>
-              <w:ind w:left="0" w:leftChars="0" w:right="0" w:rightChars="0" w:firstLine="0" w:firstLineChars="0"/>
+              <w:ind w:left="0" w:right="0" w:firstLine="0" w:leftChars="0" w:rightChars="0" w:firstLineChars="0"/>
               <w:jc w:val="center"/>
               <w:textAlignment w:val="baseline"/>
               <w:rPr>
-                <w:rFonts w:hint="eastAsia" w:ascii="宋体" w:hAnsi="宋体" w:eastAsia="宋体" w:cs="宋体"/>
+                <w:rFonts w:ascii="宋体" w:eastAsia="宋体" w:hAnsi="宋体" w:cs="宋体" w:hint="eastAsia"/>
                 <w:sz w:val="21"/>
                 <w:szCs w:val="21"/>
                 <w:vertAlign w:val="baseline"/>
@@ -5780,7 +5582,7 @@
             </w:pPr>
             <w:r>
               <w:rPr>
-                <w:rFonts w:hint="eastAsia" w:ascii="宋体" w:hAnsi="宋体" w:eastAsia="宋体" w:cs="宋体"/>
+                <w:rFonts w:ascii="宋体" w:eastAsia="宋体" w:hAnsi="宋体" w:cs="宋体" w:hint="eastAsia"/>
                 <w:sz w:val="21"/>
                 <w:szCs w:val="21"/>
                 <w:vertAlign w:val="baseline"/>
@@ -5796,7 +5598,7 @@
           </w:tcPr>
           <w:p>
             <w:pPr>
-              <w:pStyle w:val="29"/>
+              <w:pStyle w:val="a1"/>
               <w:keepNext w:val="0"/>
               <w:keepLines w:val="0"/>
               <w:pageBreakBefore w:val="0"/>
@@ -5810,11 +5612,11 @@
               <w:bidi w:val="0"/>
               <w:adjustRightInd w:val="0"/>
               <w:snapToGrid w:val="0"/>
-              <w:ind w:left="0" w:leftChars="0" w:right="0" w:rightChars="0" w:firstLine="0" w:firstLineChars="0"/>
+              <w:ind w:left="0" w:right="0" w:firstLine="0" w:leftChars="0" w:rightChars="0" w:firstLineChars="0"/>
               <w:jc w:val="center"/>
               <w:textAlignment w:val="baseline"/>
               <w:rPr>
-                <w:rFonts w:hint="eastAsia" w:ascii="宋体" w:hAnsi="宋体" w:eastAsia="宋体" w:cs="宋体"/>
+                <w:rFonts w:ascii="宋体" w:eastAsia="宋体" w:hAnsi="宋体" w:cs="宋体" w:hint="eastAsia"/>
                 <w:sz w:val="21"/>
                 <w:szCs w:val="21"/>
                 <w:vertAlign w:val="baseline"/>
@@ -5823,7 +5625,7 @@
             </w:pPr>
             <w:r>
               <w:rPr>
-                <w:rFonts w:hint="eastAsia" w:ascii="宋体" w:hAnsi="宋体" w:eastAsia="宋体" w:cs="宋体"/>
+                <w:rFonts w:ascii="宋体" w:eastAsia="宋体" w:hAnsi="宋体" w:cs="宋体" w:hint="eastAsia"/>
                 <w:sz w:val="21"/>
                 <w:szCs w:val="21"/>
                 <w:vertAlign w:val="baseline"/>
@@ -5837,7 +5639,7 @@
     </w:tbl>
     <w:p>
       <w:pPr>
-        <w:pStyle w:val="28"/>
+        <w:pStyle w:val="1"/>
         <w:keepNext w:val="0"/>
         <w:keepLines w:val="0"/>
         <w:pageBreakBefore w:val="0"/>
@@ -5852,25 +5654,25 @@
         <w:snapToGrid w:val="0"/>
         <w:textAlignment w:val="baseline"/>
         <w:rPr>
-          <w:rStyle w:val="38"/>
-          <w:rFonts w:hint="default" w:eastAsia="宋体"/>
-          <w:lang w:val="en-US" w:eastAsia="zh-CN"/>
-        </w:rPr>
-      </w:pPr>
-      <w:bookmarkStart w:id="24" w:name="bookmark3"/>
-      <w:bookmarkEnd w:id="24"/>
-      <w:bookmarkStart w:id="25" w:name="_Toc172"/>
-      <w:bookmarkStart w:id="26" w:name="_Toc17424"/>
-      <w:r>
-        <w:rPr>
-          <w:rStyle w:val="38"/>
-          <w:rFonts w:hint="eastAsia" w:eastAsia="宋体"/>
+          <w:rStyle w:val="1Char"/>
+          <w:rFonts w:eastAsia="宋体" w:hint="default"/>
+          <w:lang w:val="en-US" w:eastAsia="zh-CN"/>
+        </w:rPr>
+      </w:pPr>
+      <w:bookmarkStart w:id="25" w:name="bookmark3"/>
+      <w:bookmarkEnd w:id="25"/>
+      <w:bookmarkStart w:id="26" w:name="_Toc172"/>
+      <w:bookmarkStart w:id="27" w:name="_Toc17424"/>
+      <w:r>
+        <w:rPr>
+          <w:rStyle w:val="1Char"/>
+          <w:rFonts w:eastAsia="宋体" w:hint="eastAsia"/>
           <w:lang w:val="en-US" w:eastAsia="zh-CN"/>
         </w:rPr>
         <w:t>附则</w:t>
       </w:r>
-      <w:bookmarkEnd w:id="25"/>
       <w:bookmarkEnd w:id="26"/>
+      <w:bookmarkEnd w:id="27"/>
     </w:p>
     <w:p>
       <w:pPr>
@@ -5892,39 +5694,22 @@
         <w:adjustRightInd w:val="0"/>
         <w:snapToGrid w:val="0"/>
         <w:spacing w:line="360" w:lineRule="auto"/>
-        <w:ind w:left="425" w:leftChars="0" w:hanging="425" w:firstLineChars="0"/>
+        <w:ind w:left="425" w:hanging="425" w:leftChars="0" w:firstLineChars="0"/>
         <w:textAlignment w:val="baseline"/>
         <w:rPr>
-          <w:rFonts w:ascii="宋体" w:hAnsi="宋体" w:eastAsia="宋体" w:cs="宋体"/>
+          <w:rFonts w:ascii="宋体" w:eastAsia="宋体" w:hAnsi="宋体" w:cs="宋体"/>
           <w:sz w:val="24"/>
           <w:szCs w:val="24"/>
         </w:rPr>
       </w:pPr>
       <w:r>
         <w:rPr>
-          <w:rFonts w:ascii="宋体" w:hAnsi="宋体" w:eastAsia="宋体" w:cs="宋体"/>
+          <w:rFonts w:ascii="宋体" w:eastAsia="宋体" w:hAnsi="宋体" w:cs="宋体"/>
           <w:spacing w:val="-1"/>
           <w:sz w:val="24"/>
           <w:szCs w:val="24"/>
         </w:rPr>
         <w:t>本制度最终解释权和修订权归人力部。</w:t>
-      </w:r>
-      <w:r>
-        <w:rPr>
-          <w:rFonts w:hint="eastAsia" w:ascii="宋体" w:hAnsi="宋体" w:eastAsia="宋体" w:cs="宋体"/>
-          <w:spacing w:val="-1"/>
-          <w:sz w:val="24"/>
-          <w:szCs w:val="24"/>
-          <w:lang w:val="en-US" w:eastAsia="zh-CN"/>
-        </w:rPr>
-      </w:r>
-      <w:r>
-        <w:rPr>
-          <w:rFonts w:ascii="宋体" w:hAnsi="宋体" w:eastAsia="宋体" w:cs="宋体"/>
-          <w:spacing w:val="-1"/>
-          <w:sz w:val="24"/>
-          <w:szCs w:val="24"/>
-        </w:rPr>
       </w:r>
     </w:p>
     <w:p>
@@ -5947,7 +5732,7 @@
         <w:adjustRightInd w:val="0"/>
         <w:snapToGrid w:val="0"/>
         <w:spacing w:line="360" w:lineRule="auto"/>
-        <w:ind w:left="425" w:leftChars="0" w:hanging="425" w:firstLineChars="0"/>
+        <w:ind w:left="425" w:hanging="425" w:leftChars="0" w:firstLineChars="0"/>
         <w:textAlignment w:val="baseline"/>
         <w:rPr>
           <w:rFonts w:hint="default"/>
@@ -5956,7 +5741,7 @@
       </w:pPr>
       <w:r>
         <w:rPr>
-          <w:rFonts w:ascii="宋体" w:hAnsi="宋体" w:eastAsia="宋体" w:cs="宋体"/>
+          <w:rFonts w:ascii="宋体" w:eastAsia="宋体" w:hAnsi="宋体" w:cs="宋体"/>
           <w:spacing w:val="-2"/>
           <w:sz w:val="24"/>
           <w:szCs w:val="24"/>
@@ -5966,7 +5751,7 @@
     </w:p>
     <w:p>
       <w:pPr>
-        <w:pStyle w:val="28"/>
+        <w:pStyle w:val="1"/>
         <w:keepNext w:val="0"/>
         <w:keepLines w:val="0"/>
         <w:pageBreakBefore w:val="0"/>
@@ -5985,9 +5770,9 @@
           <w:lang w:val="en-US" w:eastAsia="zh-CN"/>
         </w:rPr>
       </w:pPr>
-      <w:bookmarkStart w:id="27" w:name="bookmark14"/>
-      <w:bookmarkEnd w:id="27"/>
-      <w:bookmarkStart w:id="28" w:name="_Toc18830"/>
+      <w:bookmarkStart w:id="28" w:name="bookmark14"/>
+      <w:bookmarkEnd w:id="28"/>
+      <w:bookmarkStart w:id="29" w:name="_Toc18830"/>
       <w:r>
         <w:rPr>
           <w:rFonts w:hint="eastAsia"/>
@@ -5995,17 +5780,17 @@
         </w:rPr>
         <w:t>附件</w:t>
       </w:r>
-      <w:bookmarkEnd w:id="28"/>
-    </w:p>
-    <w:p>
-      <w:pPr>
-        <w:pStyle w:val="40"/>
+      <w:bookmarkEnd w:id="29"/>
+    </w:p>
+    <w:p>
+      <w:pPr>
+        <w:pStyle w:val="a3"/>
         <w:numPr>
           <w:ilvl w:val="0"/>
           <w:numId w:val="8"/>
         </w:numPr>
         <w:bidi w:val="0"/>
-        <w:ind w:left="425" w:leftChars="0" w:hanging="425" w:firstLineChars="0"/>
+        <w:ind w:left="425" w:hanging="425" w:leftChars="0" w:firstLineChars="0"/>
       </w:pPr>
       <w:r>
         <w:t>《人员增补申请表》</w:t>
@@ -6013,13 +5798,13 @@
     </w:p>
     <w:p>
       <w:pPr>
-        <w:pStyle w:val="40"/>
+        <w:pStyle w:val="a3"/>
         <w:numPr>
           <w:ilvl w:val="0"/>
           <w:numId w:val="8"/>
         </w:numPr>
         <w:bidi w:val="0"/>
-        <w:ind w:left="425" w:leftChars="0" w:hanging="425" w:firstLineChars="0"/>
+        <w:ind w:left="425" w:hanging="425" w:leftChars="0" w:firstLineChars="0"/>
       </w:pPr>
       <w:r>
         <w:rPr>
@@ -6030,7 +5815,7 @@
     </w:p>
     <w:p>
       <w:pPr>
-        <w:pStyle w:val="28"/>
+        <w:pStyle w:val="1"/>
         <w:keepNext w:val="0"/>
         <w:keepLines w:val="0"/>
         <w:pageBreakBefore w:val="0"/>
@@ -6049,7 +5834,7 @@
           <w:lang w:val="en-US" w:eastAsia="zh-CN"/>
         </w:rPr>
       </w:pPr>
-      <w:bookmarkStart w:id="29" w:name="_Toc18730"/>
+      <w:bookmarkStart w:id="30" w:name="_Toc18730"/>
       <w:r>
         <w:rPr>
           <w:rFonts w:hint="eastAsia"/>
@@ -6057,11 +5842,11 @@
         </w:rPr>
         <w:t>记录</w:t>
       </w:r>
-      <w:bookmarkEnd w:id="29"/>
-    </w:p>
-    <w:p>
-      <w:pPr>
-        <w:pStyle w:val="29"/>
+      <w:bookmarkEnd w:id="30"/>
+    </w:p>
+    <w:p>
+      <w:pPr>
+        <w:pStyle w:val="a1"/>
         <w:keepNext w:val="0"/>
         <w:keepLines w:val="0"/>
         <w:pageBreakBefore w:val="0"/>
@@ -6089,58 +5874,29 @@
       </w:r>
     </w:p>
     <w:sectPr>
-      <w:headerReference r:id="rId5" w:type="default"/>
-      <w:footerReference r:id="rId6" w:type="default"/>
-      <w:headerReference w:type="first" r:id="rId12"/>
-      <w:footerReference w:type="first" r:id="rId13"/>
-      <w:headerReference w:type="even" r:id="rId14"/>
-      <w:footerReference w:type="even" r:id="rId15"/>
+      <w:headerReference w:type="even" r:id="rId6"/>
+      <w:headerReference w:type="default" r:id="rId7"/>
+      <w:footerReference w:type="even" r:id="rId8"/>
+      <w:footerReference w:type="default" r:id="rId9"/>
+      <w:headerReference w:type="first" r:id="rId10"/>
+      <w:footerReference w:type="first" r:id="rId11"/>
       <w:pgSz w:w="11906" w:h="16838"/>
       <w:pgMar w:top="1417" w:right="1800" w:bottom="1440" w:left="1800" w:header="1140" w:footer="992" w:gutter="0"/>
-      <w:cols w:space="425" w:num="1"/>
+      <w:cols w:num="1" w:space="425"/>
       <w:docGrid w:type="lines" w:linePitch="312" w:charSpace="0"/>
     </w:sectPr>
   </w:body>
 </w:document>
 </file>
 
-<file path=word/endnotes.xml><?xml version="1.0" encoding="utf-8"?>
-<w:endnotes xmlns:wpc="http://schemas.microsoft.com/office/word/2010/wordprocessingCanvas" xmlns:mc="http://schemas.openxmlformats.org/markup-compatibility/2006" xmlns:o="urn:schemas-microsoft-com:office:office" xmlns:r="http://schemas.openxmlformats.org/officeDocument/2006/relationships" xmlns:m="http://schemas.openxmlformats.org/officeDocument/2006/math" xmlns:v="urn:schemas-microsoft-com:vml" xmlns:wp14="http://schemas.microsoft.com/office/word/2010/wordprocessingDrawing" xmlns:wp="http://schemas.openxmlformats.org/drawingml/2006/wordprocessingDrawing" xmlns:w="http://schemas.openxmlformats.org/wordprocessingml/2006/main" xmlns:w14="http://schemas.microsoft.com/office/word/2010/wordml" xmlns:w15="http://schemas.microsoft.com/office/word/2012/wordml" xmlns:w10="urn:schemas-microsoft-com:office:word" xmlns:wpg="http://schemas.microsoft.com/office/word/2010/wordprocessingGroup" xmlns:wpi="http://schemas.microsoft.com/office/word/2010/wordprocessingInk" xmlns:wne="http://schemas.microsoft.com/office/word/2006/wordml" xmlns:wps="http://schemas.microsoft.com/office/word/2010/wordprocessingShape" xmlns:wpsCustomData="http://www.wps.cn/officeDocument/2013/wpsCustomData" mc:Ignorable="w14 w15 wp14">
-  <w:endnote w:type="separator" w:id="0">
-    <w:p>
-      <w:pPr>
-        <w:spacing w:line="240" w:lineRule="auto"/>
-      </w:pPr>
-      <w:r>
-        <w:separator/>
-      </w:r>
-    </w:p>
-  </w:endnote>
-  <w:endnote w:type="continuationSeparator" w:id="1">
-    <w:p>
-      <w:pPr>
-        <w:spacing w:line="240" w:lineRule="auto"/>
-      </w:pPr>
-      <w:r>
-        <w:continuationSeparator/>
-      </w:r>
-    </w:p>
-  </w:endnote>
-</w:endnotes>
-</file>
-
 <file path=word/footer1.xml><?xml version="1.0" encoding="utf-8"?>
-<w:ftr xmlns:wpc="http://schemas.microsoft.com/office/word/2010/wordprocessingCanvas" xmlns:mc="http://schemas.openxmlformats.org/markup-compatibility/2006" xmlns:o="urn:schemas-microsoft-com:office:office" xmlns:r="http://schemas.openxmlformats.org/officeDocument/2006/relationships" xmlns:m="http://schemas.openxmlformats.org/officeDocument/2006/math" xmlns:v="urn:schemas-microsoft-com:vml" xmlns:wp14="http://schemas.microsoft.com/office/word/2010/wordprocessingDrawing" xmlns:wp="http://schemas.openxmlformats.org/drawingml/2006/wordprocessingDrawing" xmlns:w10="urn:schemas-microsoft-com:office:word" xmlns:w="http://schemas.openxmlformats.org/wordprocessingml/2006/main" xmlns:w14="http://schemas.microsoft.com/office/word/2010/wordml" xmlns:w15="http://schemas.microsoft.com/office/word/2012/wordml" xmlns:wpg="http://schemas.microsoft.com/office/word/2010/wordprocessingGroup" xmlns:wpi="http://schemas.microsoft.com/office/word/2010/wordprocessingInk" xmlns:wne="http://schemas.microsoft.com/office/word/2006/wordml" xmlns:wps="http://schemas.microsoft.com/office/word/2010/wordprocessingShape" xmlns:wpsCustomData="http://www.wps.cn/officeDocument/2013/wpsCustomData" mc:Ignorable="w14 w15 wp14">
-  <w:p>
-    <w:pPr>
-      <w:pStyle w:val="14"/>
-    </w:pPr>
-  </w:p>
+<w:ftr xmlns:wpc="http://schemas.microsoft.com/office/word/2010/wordprocessingCanvas" xmlns:mc="http://schemas.openxmlformats.org/markup-compatibility/2006" xmlns:o="urn:schemas-microsoft-com:office:office" xmlns:r="http://schemas.openxmlformats.org/officeDocument/2006/relationships" xmlns:m="http://schemas.openxmlformats.org/officeDocument/2006/math" xmlns:v="urn:schemas-microsoft-com:vml" xmlns:wp14="http://schemas.microsoft.com/office/word/2010/wordprocessingDrawing" xmlns:wp="http://schemas.openxmlformats.org/drawingml/2006/wordprocessingDrawing" xmlns:w10="urn:schemas-microsoft-com:office:word" xmlns:w="http://schemas.openxmlformats.org/wordprocessingml/2006/main" xmlns:w14="http://schemas.microsoft.com/office/word/2010/wordml" xmlns:w15="http://schemas.microsoft.com/office/word/2012/wordml" xmlns:wne="http://schemas.microsoft.com/office/word/2006/wordml" xmlns:wpg="http://schemas.microsoft.com/office/word/2010/wordprocessingGroup" xmlns:wpi="http://schemas.microsoft.com/office/word/2010/wordprocessingInk" xmlns:wps="http://schemas.microsoft.com/office/word/2010/wordprocessingShape" mc:Ignorable="w14 w15 wp14">
+  <w:p/>
 </w:ftr>
 </file>
 
 <file path=word/footer2.xml><?xml version="1.0" encoding="utf-8"?>
-<w:ftr xmlns:m="http://schemas.openxmlformats.org/officeDocument/2006/math" xmlns:mc="http://schemas.openxmlformats.org/markup-compatibility/2006" xmlns:mo="http://schemas.microsoft.com/office/mac/office/2008/main" xmlns:mv="urn:schemas-microsoft-com:mac:vml" xmlns:o="urn:schemas-microsoft-com:office:office" xmlns:r="http://schemas.openxmlformats.org/officeDocument/2006/relationships" xmlns:v="urn:schemas-microsoft-com:vml" xmlns:w10="urn:schemas-microsoft-com:office:word" xmlns:w14="http://schemas.microsoft.com/office/word/2010/wordml" xmlns:w="http://schemas.openxmlformats.org/wordprocessingml/2006/main" xmlns:wne="http://schemas.microsoft.com/office/word/2006/wordml" xmlns:wp14="http://schemas.microsoft.com/office/word/2010/wordprocessingDrawing" xmlns:wp="http://schemas.openxmlformats.org/drawingml/2006/wordprocessingDrawing" xmlns:wpc="http://schemas.microsoft.com/office/word/2010/wordprocessingCanvas" xmlns:wpg="http://schemas.microsoft.com/office/word/2010/wordprocessingGroup" xmlns:wpi="http://schemas.microsoft.com/office/word/2010/wordprocessingInk" xmlns:wps="http://schemas.microsoft.com/office/word/2010/wordprocessingShape" mc:Ignorable="w14 wp14">
+<w:ftr xmlns:wpc="http://schemas.microsoft.com/office/word/2010/wordprocessingCanvas" xmlns:mc="http://schemas.openxmlformats.org/markup-compatibility/2006" xmlns:o="urn:schemas-microsoft-com:office:office" xmlns:r="http://schemas.openxmlformats.org/officeDocument/2006/relationships" xmlns:m="http://schemas.openxmlformats.org/officeDocument/2006/math" xmlns:v="urn:schemas-microsoft-com:vml" xmlns:wp14="http://schemas.microsoft.com/office/word/2010/wordprocessingDrawing" xmlns:wp="http://schemas.openxmlformats.org/drawingml/2006/wordprocessingDrawing" xmlns:w10="urn:schemas-microsoft-com:office:word" xmlns:w="http://schemas.openxmlformats.org/wordprocessingml/2006/main" xmlns:w14="http://schemas.microsoft.com/office/word/2010/wordml" xmlns:w15="http://schemas.microsoft.com/office/word/2012/wordml" xmlns:wne="http://schemas.microsoft.com/office/word/2006/wordml" xmlns:wpg="http://schemas.microsoft.com/office/word/2010/wordprocessingGroup" xmlns:wpi="http://schemas.microsoft.com/office/word/2010/wordprocessingInk" xmlns:wps="http://schemas.microsoft.com/office/word/2010/wordprocessingShape" mc:Ignorable="w14 w15 wp14">
   <w:p>
     <w:pPr>
       <w:pStyle w:val="Footer"/>
@@ -6150,47 +5906,24 @@
 </file>
 
 <file path=word/footer3.xml><?xml version="1.0" encoding="utf-8"?>
-<w:ftr xmlns:m="http://schemas.openxmlformats.org/officeDocument/2006/math" xmlns:mc="http://schemas.openxmlformats.org/markup-compatibility/2006" xmlns:mo="http://schemas.microsoft.com/office/mac/office/2008/main" xmlns:mv="urn:schemas-microsoft-com:mac:vml" xmlns:o="urn:schemas-microsoft-com:office:office" xmlns:r="http://schemas.openxmlformats.org/officeDocument/2006/relationships" xmlns:v="urn:schemas-microsoft-com:vml" xmlns:w10="urn:schemas-microsoft-com:office:word" xmlns:w14="http://schemas.microsoft.com/office/word/2010/wordml" xmlns:w="http://schemas.openxmlformats.org/wordprocessingml/2006/main" xmlns:wne="http://schemas.microsoft.com/office/word/2006/wordml" xmlns:wp14="http://schemas.microsoft.com/office/word/2010/wordprocessingDrawing" xmlns:wp="http://schemas.openxmlformats.org/drawingml/2006/wordprocessingDrawing" xmlns:wpc="http://schemas.microsoft.com/office/word/2010/wordprocessingCanvas" xmlns:wpg="http://schemas.microsoft.com/office/word/2010/wordprocessingGroup" xmlns:wpi="http://schemas.microsoft.com/office/word/2010/wordprocessingInk" xmlns:wps="http://schemas.microsoft.com/office/word/2010/wordprocessingShape" mc:Ignorable="w14 wp14">
-  <w:p>
-    <w:pPr>
-      <w:pStyle w:val="Footer"/>
-    </w:pPr>
-  </w:p>
+<w:ftr xmlns:wpc="http://schemas.microsoft.com/office/word/2010/wordprocessingCanvas" xmlns:mc="http://schemas.openxmlformats.org/markup-compatibility/2006" xmlns:o="urn:schemas-microsoft-com:office:office" xmlns:r="http://schemas.openxmlformats.org/officeDocument/2006/relationships" xmlns:m="http://schemas.openxmlformats.org/officeDocument/2006/math" xmlns:v="urn:schemas-microsoft-com:vml" xmlns:wp14="http://schemas.microsoft.com/office/word/2010/wordprocessingDrawing" xmlns:wp="http://schemas.openxmlformats.org/drawingml/2006/wordprocessingDrawing" xmlns:w10="urn:schemas-microsoft-com:office:word" xmlns:w="http://schemas.openxmlformats.org/wordprocessingml/2006/main" xmlns:w14="http://schemas.microsoft.com/office/word/2010/wordml" xmlns:w15="http://schemas.microsoft.com/office/word/2012/wordml" xmlns:wne="http://schemas.microsoft.com/office/word/2006/wordml" xmlns:wpg="http://schemas.microsoft.com/office/word/2010/wordprocessingGroup" xmlns:wpi="http://schemas.microsoft.com/office/word/2010/wordprocessingInk" xmlns:wps="http://schemas.microsoft.com/office/word/2010/wordprocessingShape" mc:Ignorable="w14 w15 wp14">
+  <w:p/>
 </w:ftr>
 </file>
 
-<file path=word/footnotes.xml><?xml version="1.0" encoding="utf-8"?>
-<w:footnotes xmlns:wpc="http://schemas.microsoft.com/office/word/2010/wordprocessingCanvas" xmlns:mc="http://schemas.openxmlformats.org/markup-compatibility/2006" xmlns:o="urn:schemas-microsoft-com:office:office" xmlns:r="http://schemas.openxmlformats.org/officeDocument/2006/relationships" xmlns:m="http://schemas.openxmlformats.org/officeDocument/2006/math" xmlns:v="urn:schemas-microsoft-com:vml" xmlns:wp14="http://schemas.microsoft.com/office/word/2010/wordprocessingDrawing" xmlns:wp="http://schemas.openxmlformats.org/drawingml/2006/wordprocessingDrawing" xmlns:w="http://schemas.openxmlformats.org/wordprocessingml/2006/main" xmlns:w14="http://schemas.microsoft.com/office/word/2010/wordml" xmlns:w15="http://schemas.microsoft.com/office/word/2012/wordml" xmlns:w10="urn:schemas-microsoft-com:office:word" xmlns:wpg="http://schemas.microsoft.com/office/word/2010/wordprocessingGroup" xmlns:wpi="http://schemas.microsoft.com/office/word/2010/wordprocessingInk" xmlns:wne="http://schemas.microsoft.com/office/word/2006/wordml" xmlns:wps="http://schemas.microsoft.com/office/word/2010/wordprocessingShape" xmlns:wpsCustomData="http://www.wps.cn/officeDocument/2013/wpsCustomData" mc:Ignorable="w14 w15 wp14">
-  <w:footnote w:type="separator" w:id="0">
-    <w:p>
-      <w:pPr>
-        <w:spacing w:line="360" w:lineRule="auto"/>
-      </w:pPr>
-      <w:r>
-        <w:separator/>
-      </w:r>
-    </w:p>
-  </w:footnote>
-  <w:footnote w:type="continuationSeparator" w:id="1">
-    <w:p>
-      <w:pPr>
-        <w:spacing w:line="360" w:lineRule="auto"/>
-      </w:pPr>
-      <w:r>
-        <w:continuationSeparator/>
-      </w:r>
-    </w:p>
-  </w:footnote>
-</w:footnotes>
+<file path=word/header1.xml><?xml version="1.0" encoding="utf-8"?>
+<w:hdr xmlns:wpc="http://schemas.microsoft.com/office/word/2010/wordprocessingCanvas" xmlns:mc="http://schemas.openxmlformats.org/markup-compatibility/2006" xmlns:o="urn:schemas-microsoft-com:office:office" xmlns:r="http://schemas.openxmlformats.org/officeDocument/2006/relationships" xmlns:m="http://schemas.openxmlformats.org/officeDocument/2006/math" xmlns:v="urn:schemas-microsoft-com:vml" xmlns:wp14="http://schemas.microsoft.com/office/word/2010/wordprocessingDrawing" xmlns:wp="http://schemas.openxmlformats.org/drawingml/2006/wordprocessingDrawing" xmlns:w10="urn:schemas-microsoft-com:office:word" xmlns:w="http://schemas.openxmlformats.org/wordprocessingml/2006/main" xmlns:w14="http://schemas.microsoft.com/office/word/2010/wordml" xmlns:w15="http://schemas.microsoft.com/office/word/2012/wordml" xmlns:wne="http://schemas.microsoft.com/office/word/2006/wordml" xmlns:wpg="http://schemas.microsoft.com/office/word/2010/wordprocessingGroup" xmlns:wpi="http://schemas.microsoft.com/office/word/2010/wordprocessingInk" xmlns:wps="http://schemas.microsoft.com/office/word/2010/wordprocessingShape" mc:Ignorable="w14 w15 wp14">
+  <w:p/>
+</w:hdr>
 </file>
 
-<file path=word/header1.xml><?xml version="1.0" encoding="utf-8"?>
-<w:hdr xmlns:wpc="http://schemas.microsoft.com/office/word/2010/wordprocessingCanvas" xmlns:mc="http://schemas.openxmlformats.org/markup-compatibility/2006" xmlns:o="urn:schemas-microsoft-com:office:office" xmlns:r="http://schemas.openxmlformats.org/officeDocument/2006/relationships" xmlns:m="http://schemas.openxmlformats.org/officeDocument/2006/math" xmlns:v="urn:schemas-microsoft-com:vml" xmlns:wp14="http://schemas.microsoft.com/office/word/2010/wordprocessingDrawing" xmlns:wp="http://schemas.openxmlformats.org/drawingml/2006/wordprocessingDrawing" xmlns:w10="urn:schemas-microsoft-com:office:word" xmlns:w="http://schemas.openxmlformats.org/wordprocessingml/2006/main" xmlns:w14="http://schemas.microsoft.com/office/word/2010/wordml" xmlns:w15="http://schemas.microsoft.com/office/word/2012/wordml" xmlns:wpg="http://schemas.microsoft.com/office/word/2010/wordprocessingGroup" xmlns:wpi="http://schemas.microsoft.com/office/word/2010/wordprocessingInk" xmlns:wne="http://schemas.microsoft.com/office/word/2006/wordml" xmlns:wps="http://schemas.microsoft.com/office/word/2010/wordprocessingShape" xmlns:wpsCustomData="http://www.wps.cn/officeDocument/2013/wpsCustomData" mc:Ignorable="w14 w15 wp14">
+<file path=word/header2.xml><?xml version="1.0" encoding="utf-8"?>
+<w:hdr xmlns:wpc="http://schemas.microsoft.com/office/word/2010/wordprocessingCanvas" xmlns:mc="http://schemas.openxmlformats.org/markup-compatibility/2006" xmlns:o="urn:schemas-microsoft-com:office:office" xmlns:r="http://schemas.openxmlformats.org/officeDocument/2006/relationships" xmlns:m="http://schemas.openxmlformats.org/officeDocument/2006/math" xmlns:v="urn:schemas-microsoft-com:vml" xmlns:wp14="http://schemas.microsoft.com/office/word/2010/wordprocessingDrawing" xmlns:wp="http://schemas.openxmlformats.org/drawingml/2006/wordprocessingDrawing" xmlns:w10="urn:schemas-microsoft-com:office:word" xmlns:w="http://schemas.openxmlformats.org/wordprocessingml/2006/main" xmlns:w14="http://schemas.microsoft.com/office/word/2010/wordml" xmlns:w15="http://schemas.microsoft.com/office/word/2012/wordml" xmlns:wne="http://schemas.microsoft.com/office/word/2006/wordml" xmlns:wpg="http://schemas.microsoft.com/office/word/2010/wordprocessingGroup" xmlns:wpi="http://schemas.microsoft.com/office/word/2010/wordprocessingInk" xmlns:wps="http://schemas.microsoft.com/office/word/2010/wordprocessingShape" mc:Ignorable="w14 w15 wp14">
   <w:p>
     <w:pPr>
-      <w:pStyle w:val="15"/>
+      <w:pStyle w:val="Header"/>
       <w:pBdr>
-        <w:bottom w:val="single" w:color="auto" w:sz="4" w:space="1"/>
+        <w:bottom w:val="single" w:sz="4" w:space="1" w:color="auto"/>
       </w:pBdr>
       <w:tabs>
         <w:tab w:val="left" w:pos="335"/>
@@ -6198,65 +5931,39 @@
       </w:tabs>
       <w:jc w:val="right"/>
       <w:rPr>
-        <w:rFonts w:hint="eastAsia" w:eastAsiaTheme="minorEastAsia"/>
+        <w:rFonts w:eastAsiaTheme="minorEastAsia" w:hint="eastAsia"/>
         <w:lang w:eastAsia="zh-CN"/>
       </w:rPr>
     </w:pPr>
     <w:r>
       <w:rPr>
-        <w:rFonts w:hint="eastAsia" w:eastAsiaTheme="minorEastAsia"/>
+        <w:rFonts w:eastAsiaTheme="minorEastAsia" w:hint="eastAsia"/>
         <w:lang w:val="en-US" w:eastAsia="zh-CN"/>
       </w:rPr>
       <w:tab/>
       <w:tab/>
       <w:t>重庆市鹧鸪哨信息技术有限责任公司</w:t>
     </w:r>
-    <w:r>
-      <w:rPr>
-        <w:rFonts w:hint="eastAsia" w:eastAsiaTheme="minorEastAsia"/>
-        <w:lang w:val="en-US" w:eastAsia="zh-CN"/>
-      </w:rPr>
-    </w:r>
-    <w:r>
-      <w:rPr>
-        <w:rFonts w:hint="eastAsia" w:eastAsiaTheme="minorEastAsia"/>
-        <w:lang w:val="en-US" w:eastAsia="zh-CN"/>
-      </w:rPr>
-    </w:r>
-  </w:p>
-</w:hdr>
-</file>
-
-<file path=word/header2.xml><?xml version="1.0" encoding="utf-8"?>
-<w:hdr xmlns:m="http://schemas.openxmlformats.org/officeDocument/2006/math" xmlns:mc="http://schemas.openxmlformats.org/markup-compatibility/2006" xmlns:mo="http://schemas.microsoft.com/office/mac/office/2008/main" xmlns:mv="urn:schemas-microsoft-com:mac:vml" xmlns:o="urn:schemas-microsoft-com:office:office" xmlns:r="http://schemas.openxmlformats.org/officeDocument/2006/relationships" xmlns:v="urn:schemas-microsoft-com:vml" xmlns:w10="urn:schemas-microsoft-com:office:word" xmlns:w14="http://schemas.microsoft.com/office/word/2010/wordml" xmlns:w="http://schemas.openxmlformats.org/wordprocessingml/2006/main" xmlns:wne="http://schemas.microsoft.com/office/word/2006/wordml" xmlns:wp14="http://schemas.microsoft.com/office/word/2010/wordprocessingDrawing" xmlns:wp="http://schemas.openxmlformats.org/drawingml/2006/wordprocessingDrawing" xmlns:wpc="http://schemas.microsoft.com/office/word/2010/wordprocessingCanvas" xmlns:wpg="http://schemas.microsoft.com/office/word/2010/wordprocessingGroup" xmlns:wpi="http://schemas.microsoft.com/office/word/2010/wordprocessingInk" xmlns:wps="http://schemas.microsoft.com/office/word/2010/wordprocessingShape" mc:Ignorable="w14 wp14">
-  <w:p>
-    <w:pPr>
-      <w:pStyle w:val="Header"/>
-    </w:pPr>
   </w:p>
 </w:hdr>
 </file>
 
 <file path=word/header3.xml><?xml version="1.0" encoding="utf-8"?>
-<w:hdr xmlns:m="http://schemas.openxmlformats.org/officeDocument/2006/math" xmlns:mc="http://schemas.openxmlformats.org/markup-compatibility/2006" xmlns:mo="http://schemas.microsoft.com/office/mac/office/2008/main" xmlns:mv="urn:schemas-microsoft-com:mac:vml" xmlns:o="urn:schemas-microsoft-com:office:office" xmlns:r="http://schemas.openxmlformats.org/officeDocument/2006/relationships" xmlns:v="urn:schemas-microsoft-com:vml" xmlns:w10="urn:schemas-microsoft-com:office:word" xmlns:w14="http://schemas.microsoft.com/office/word/2010/wordml" xmlns:w="http://schemas.openxmlformats.org/wordprocessingml/2006/main" xmlns:wne="http://schemas.microsoft.com/office/word/2006/wordml" xmlns:wp14="http://schemas.microsoft.com/office/word/2010/wordprocessingDrawing" xmlns:wp="http://schemas.openxmlformats.org/drawingml/2006/wordprocessingDrawing" xmlns:wpc="http://schemas.microsoft.com/office/word/2010/wordprocessingCanvas" xmlns:wpg="http://schemas.microsoft.com/office/word/2010/wordprocessingGroup" xmlns:wpi="http://schemas.microsoft.com/office/word/2010/wordprocessingInk" xmlns:wps="http://schemas.microsoft.com/office/word/2010/wordprocessingShape" mc:Ignorable="w14 wp14">
-  <w:p>
-    <w:pPr>
-      <w:pStyle w:val="Header"/>
-    </w:pPr>
-  </w:p>
+<w:hdr xmlns:wpc="http://schemas.microsoft.com/office/word/2010/wordprocessingCanvas" xmlns:mc="http://schemas.openxmlformats.org/markup-compatibility/2006" xmlns:o="urn:schemas-microsoft-com:office:office" xmlns:r="http://schemas.openxmlformats.org/officeDocument/2006/relationships" xmlns:m="http://schemas.openxmlformats.org/officeDocument/2006/math" xmlns:v="urn:schemas-microsoft-com:vml" xmlns:wp14="http://schemas.microsoft.com/office/word/2010/wordprocessingDrawing" xmlns:wp="http://schemas.openxmlformats.org/drawingml/2006/wordprocessingDrawing" xmlns:w10="urn:schemas-microsoft-com:office:word" xmlns:w="http://schemas.openxmlformats.org/wordprocessingml/2006/main" xmlns:w14="http://schemas.microsoft.com/office/word/2010/wordml" xmlns:w15="http://schemas.microsoft.com/office/word/2012/wordml" xmlns:wne="http://schemas.microsoft.com/office/word/2006/wordml" xmlns:wpg="http://schemas.microsoft.com/office/word/2010/wordprocessingGroup" xmlns:wpi="http://schemas.microsoft.com/office/word/2010/wordprocessingInk" xmlns:wps="http://schemas.microsoft.com/office/word/2010/wordprocessingShape" mc:Ignorable="w14 w15 wp14">
+  <w:p/>
 </w:hdr>
 </file>
 
 <file path=word/numbering.xml><?xml version="1.0" encoding="utf-8"?>
-<w:numbering xmlns:wpc="http://schemas.microsoft.com/office/word/2010/wordprocessingCanvas" xmlns:mc="http://schemas.openxmlformats.org/markup-compatibility/2006" xmlns:o="urn:schemas-microsoft-com:office:office" xmlns:r="http://schemas.openxmlformats.org/officeDocument/2006/relationships" xmlns:m="http://schemas.openxmlformats.org/officeDocument/2006/math" xmlns:v="urn:schemas-microsoft-com:vml" xmlns:wp14="http://schemas.microsoft.com/office/word/2010/wordprocessingDrawing" xmlns:wp="http://schemas.openxmlformats.org/drawingml/2006/wordprocessingDrawing" xmlns:w10="urn:schemas-microsoft-com:office:word" xmlns:w="http://schemas.openxmlformats.org/wordprocessingml/2006/main" xmlns:w14="http://schemas.microsoft.com/office/word/2010/wordml" xmlns:wpg="http://schemas.microsoft.com/office/word/2010/wordprocessingGroup" xmlns:wpi="http://schemas.microsoft.com/office/word/2010/wordprocessingInk" xmlns:wne="http://schemas.microsoft.com/office/word/2006/wordml" xmlns:wps="http://schemas.microsoft.com/office/word/2010/wordprocessingShape" xmlns:wpsCustomData="http://www.wps.cn/officeDocument/2013/wpsCustomData" mc:Ignorable="w14 wp14">
+<w:numbering xmlns:wpc="http://schemas.microsoft.com/office/word/2010/wordprocessingCanvas" xmlns:mc="http://schemas.openxmlformats.org/markup-compatibility/2006" xmlns:o="urn:schemas-microsoft-com:office:office" xmlns:r="http://schemas.openxmlformats.org/officeDocument/2006/relationships" xmlns:m="http://schemas.openxmlformats.org/officeDocument/2006/math" xmlns:v="urn:schemas-microsoft-com:vml" xmlns:wp14="http://schemas.microsoft.com/office/word/2010/wordprocessingDrawing" xmlns:wp="http://schemas.openxmlformats.org/drawingml/2006/wordprocessingDrawing" xmlns:w10="urn:schemas-microsoft-com:office:word" xmlns:w="http://schemas.openxmlformats.org/wordprocessingml/2006/main" xmlns:w14="http://schemas.microsoft.com/office/word/2010/wordml" xmlns:w15="http://schemas.microsoft.com/office/word/2012/wordml" xmlns:wne="http://schemas.microsoft.com/office/word/2006/wordml" xmlns:wpg="http://schemas.microsoft.com/office/word/2010/wordprocessingGroup" xmlns:wpi="http://schemas.microsoft.com/office/word/2010/wordprocessingInk" xmlns:wps="http://schemas.microsoft.com/office/word/2010/wordprocessingShape" mc:Ignorable="w14 w15 wp14">
   <w:abstractNum w:abstractNumId="0">
     <w:nsid w:val="8E964DCE"/>
     <w:multiLevelType w:val="multilevel"/>
     <w:tmpl w:val="8E964DCE"/>
-    <w:lvl w:ilvl="0" w:tentative="0">
+    <w:lvl w:ilvl="0">
       <w:start w:val="1"/>
       <w:numFmt w:val="decimal"/>
-      <w:pStyle w:val="2"/>
+      <w:pStyle w:val="Heading1"/>
       <w:lvlText w:val="%1."/>
       <w:lvlJc w:val="left"/>
       <w:pPr>
@@ -6266,10 +5973,10 @@
         <w:rFonts w:hint="default"/>
       </w:rPr>
     </w:lvl>
-    <w:lvl w:ilvl="1" w:tentative="0">
+    <w:lvl w:ilvl="1">
       <w:start w:val="1"/>
       <w:numFmt w:val="decimal"/>
-      <w:pStyle w:val="3"/>
+      <w:pStyle w:val="Heading2"/>
       <w:lvlText w:val="%1.%2."/>
       <w:lvlJc w:val="left"/>
       <w:pPr>
@@ -6279,10 +5986,10 @@
         <w:rFonts w:hint="default"/>
       </w:rPr>
     </w:lvl>
-    <w:lvl w:ilvl="2" w:tentative="0">
+    <w:lvl w:ilvl="2">
       <w:start w:val="1"/>
       <w:numFmt w:val="decimal"/>
-      <w:pStyle w:val="4"/>
+      <w:pStyle w:val="Heading3"/>
       <w:lvlText w:val="%1.%2.%3."/>
       <w:lvlJc w:val="left"/>
       <w:pPr>
@@ -6292,10 +5999,10 @@
         <w:rFonts w:hint="default"/>
       </w:rPr>
     </w:lvl>
-    <w:lvl w:ilvl="3" w:tentative="0">
+    <w:lvl w:ilvl="3">
       <w:start w:val="1"/>
       <w:numFmt w:val="decimal"/>
-      <w:pStyle w:val="5"/>
+      <w:pStyle w:val="Heading4"/>
       <w:lvlText w:val="%1.%2.%3.%4."/>
       <w:lvlJc w:val="left"/>
       <w:pPr>
@@ -6305,10 +6012,10 @@
         <w:rFonts w:hint="default"/>
       </w:rPr>
     </w:lvl>
-    <w:lvl w:ilvl="4" w:tentative="0">
+    <w:lvl w:ilvl="4">
       <w:start w:val="1"/>
       <w:numFmt w:val="decimal"/>
-      <w:pStyle w:val="6"/>
+      <w:pStyle w:val="Heading5"/>
       <w:lvlText w:val="%1.%2.%3.%4.%5."/>
       <w:lvlJc w:val="left"/>
       <w:pPr>
@@ -6318,10 +6025,10 @@
         <w:rFonts w:hint="default"/>
       </w:rPr>
     </w:lvl>
-    <w:lvl w:ilvl="5" w:tentative="0">
+    <w:lvl w:ilvl="5">
       <w:start w:val="1"/>
       <w:numFmt w:val="decimal"/>
-      <w:pStyle w:val="7"/>
+      <w:pStyle w:val="Heading6"/>
       <w:lvlText w:val="%1.%2.%3.%4.%5.%6."/>
       <w:lvlJc w:val="left"/>
       <w:pPr>
@@ -6331,10 +6038,10 @@
         <w:rFonts w:hint="default"/>
       </w:rPr>
     </w:lvl>
-    <w:lvl w:ilvl="6" w:tentative="0">
+    <w:lvl w:ilvl="6">
       <w:start w:val="1"/>
       <w:numFmt w:val="decimal"/>
-      <w:pStyle w:val="8"/>
+      <w:pStyle w:val="Heading7"/>
       <w:lvlText w:val="%1.%2.%3.%4.%5.%6.%7."/>
       <w:lvlJc w:val="left"/>
       <w:pPr>
@@ -6344,10 +6051,10 @@
         <w:rFonts w:hint="default"/>
       </w:rPr>
     </w:lvl>
-    <w:lvl w:ilvl="7" w:tentative="0">
+    <w:lvl w:ilvl="7">
       <w:start w:val="1"/>
       <w:numFmt w:val="decimal"/>
-      <w:pStyle w:val="9"/>
+      <w:pStyle w:val="Heading8"/>
       <w:lvlText w:val="%1.%2.%3.%4.%5.%6.%7.%8."/>
       <w:lvlJc w:val="left"/>
       <w:pPr>
@@ -6357,10 +6064,10 @@
         <w:rFonts w:hint="default"/>
       </w:rPr>
     </w:lvl>
-    <w:lvl w:ilvl="8" w:tentative="0">
+    <w:lvl w:ilvl="8">
       <w:start w:val="1"/>
       <w:numFmt w:val="decimal"/>
-      <w:pStyle w:val="10"/>
+      <w:pStyle w:val="Heading9"/>
       <w:lvlText w:val="%1.%2.%3.%4.%5.%6.%7.%8.%9."/>
       <w:lvlJc w:val="left"/>
       <w:pPr>
@@ -6375,7 +6082,7 @@
     <w:nsid w:val="B0DE88DF"/>
     <w:multiLevelType w:val="singleLevel"/>
     <w:tmpl w:val="B0DE88DF"/>
-    <w:lvl w:ilvl="0" w:tentative="0">
+    <w:lvl w:ilvl="0">
       <w:start w:val="1"/>
       <w:numFmt w:val="decimal"/>
       <w:lvlText w:val="%1."/>
@@ -6392,7 +6099,7 @@
     <w:nsid w:val="F9539CF3"/>
     <w:multiLevelType w:val="singleLevel"/>
     <w:tmpl w:val="F9539CF3"/>
-    <w:lvl w:ilvl="0" w:tentative="0">
+    <w:lvl w:ilvl="0">
       <w:start w:val="1"/>
       <w:numFmt w:val="decimal"/>
       <w:lvlText w:val="%1."/>
@@ -6409,7 +6116,7 @@
     <w:nsid w:val="1D69D06D"/>
     <w:multiLevelType w:val="singleLevel"/>
     <w:tmpl w:val="1D69D06D"/>
-    <w:lvl w:ilvl="0" w:tentative="0">
+    <w:lvl w:ilvl="0">
       <w:start w:val="1"/>
       <w:numFmt w:val="decimal"/>
       <w:lvlText w:val="%1."/>
@@ -6426,7 +6133,7 @@
     <w:nsid w:val="3DC47FF9"/>
     <w:multiLevelType w:val="singleLevel"/>
     <w:tmpl w:val="3DC47FF9"/>
-    <w:lvl w:ilvl="0" w:tentative="0">
+    <w:lvl w:ilvl="0">
       <w:start w:val="1"/>
       <w:numFmt w:val="decimal"/>
       <w:lvlText w:val="%1."/>
@@ -6443,7 +6150,7 @@
     <w:nsid w:val="46A64869"/>
     <w:multiLevelType w:val="singleLevel"/>
     <w:tmpl w:val="46A64869"/>
-    <w:lvl w:ilvl="0" w:tentative="0">
+    <w:lvl w:ilvl="0">
       <w:start w:val="1"/>
       <w:numFmt w:val="decimal"/>
       <w:lvlText w:val="%1."/>
@@ -6460,7 +6167,7 @@
     <w:nsid w:val="665FE3A2"/>
     <w:multiLevelType w:val="singleLevel"/>
     <w:tmpl w:val="665FE3A2"/>
-    <w:lvl w:ilvl="0" w:tentative="0">
+    <w:lvl w:ilvl="0">
       <w:start w:val="1"/>
       <w:numFmt w:val="decimal"/>
       <w:lvlText w:val="%1."/>
@@ -6477,7 +6184,7 @@
     <w:nsid w:val="6889731D"/>
     <w:multiLevelType w:val="singleLevel"/>
     <w:tmpl w:val="6889731D"/>
-    <w:lvl w:ilvl="0" w:tentative="0">
+    <w:lvl w:ilvl="0">
       <w:start w:val="1"/>
       <w:numFmt w:val="decimal"/>
       <w:lvlText w:val="%1."/>
@@ -6518,269 +6225,267 @@
 </file>
 
 <file path=word/styles.xml><?xml version="1.0" encoding="utf-8"?>
-<w:styles xmlns:mc="http://schemas.openxmlformats.org/markup-compatibility/2006" xmlns:o="urn:schemas-microsoft-com:office:office" xmlns:r="http://schemas.openxmlformats.org/officeDocument/2006/relationships" xmlns:m="http://schemas.openxmlformats.org/officeDocument/2006/math" xmlns:v="urn:schemas-microsoft-com:vml" xmlns:w="http://schemas.openxmlformats.org/wordprocessingml/2006/main" xmlns:w14="http://schemas.microsoft.com/office/word/2010/wordml" xmlns:w10="urn:schemas-microsoft-com:office:word" xmlns:sl="http://schemas.openxmlformats.org/schemaLibrary/2006/main" xmlns:wpsCustomData="http://www.wps.cn/officeDocument/2013/wpsCustomData" mc:Ignorable="w14">
+<w:styles xmlns:mc="http://schemas.openxmlformats.org/markup-compatibility/2006" xmlns:r="http://schemas.openxmlformats.org/officeDocument/2006/relationships" xmlns:w="http://schemas.openxmlformats.org/wordprocessingml/2006/main" xmlns:w14="http://schemas.microsoft.com/office/word/2010/wordml" xmlns:w15="http://schemas.microsoft.com/office/word/2012/wordml" mc:Ignorable="w14 w15">
   <w:docDefaults>
     <w:rPrDefault>
       <w:rPr>
-        <w:rFonts w:ascii="Times New Roman" w:hAnsi="Times New Roman" w:eastAsia="宋体" w:cs="Times New Roman"/>
+        <w:rFonts w:ascii="Times New Roman" w:eastAsia="宋体" w:hAnsi="Times New Roman" w:cs="Times New Roman"/>
       </w:rPr>
     </w:rPrDefault>
     <w:pPrDefault/>
   </w:docDefaults>
-  <w:latentStyles w:count="260" w:defQFormat="0" w:defUnhideWhenUsed="1" w:defSemiHidden="1" w:defUIPriority="99" w:defLockedState="0">
-    <w:lsdException w:qFormat="1" w:unhideWhenUsed="0" w:uiPriority="0" w:semiHidden="0" w:name="Normal"/>
-    <w:lsdException w:qFormat="1" w:unhideWhenUsed="0" w:uiPriority="0" w:semiHidden="0" w:name="heading 1"/>
-    <w:lsdException w:qFormat="1" w:uiPriority="0" w:semiHidden="0" w:name="heading 2"/>
-    <w:lsdException w:qFormat="1" w:uiPriority="0" w:name="heading 3"/>
-    <w:lsdException w:qFormat="1" w:uiPriority="0" w:semiHidden="0" w:name="heading 4"/>
-    <w:lsdException w:qFormat="1" w:uiPriority="0" w:name="heading 5"/>
-    <w:lsdException w:qFormat="1" w:uiPriority="0" w:name="heading 6"/>
-    <w:lsdException w:qFormat="1" w:uiPriority="0" w:name="heading 7"/>
-    <w:lsdException w:qFormat="1" w:uiPriority="0" w:name="heading 8"/>
-    <w:lsdException w:qFormat="1" w:uiPriority="0" w:name="heading 9"/>
-    <w:lsdException w:unhideWhenUsed="0" w:uiPriority="0" w:semiHidden="0" w:name="index 1"/>
-    <w:lsdException w:unhideWhenUsed="0" w:uiPriority="0" w:semiHidden="0" w:name="index 2"/>
-    <w:lsdException w:unhideWhenUsed="0" w:uiPriority="0" w:semiHidden="0" w:name="index 3"/>
-    <w:lsdException w:unhideWhenUsed="0" w:uiPriority="0" w:semiHidden="0" w:name="index 4"/>
-    <w:lsdException w:unhideWhenUsed="0" w:uiPriority="0" w:semiHidden="0" w:name="index 5"/>
-    <w:lsdException w:unhideWhenUsed="0" w:uiPriority="0" w:semiHidden="0" w:name="index 6"/>
-    <w:lsdException w:unhideWhenUsed="0" w:uiPriority="0" w:semiHidden="0" w:name="index 7"/>
-    <w:lsdException w:unhideWhenUsed="0" w:uiPriority="0" w:semiHidden="0" w:name="index 8"/>
-    <w:lsdException w:unhideWhenUsed="0" w:uiPriority="0" w:semiHidden="0" w:name="index 9"/>
-    <w:lsdException w:qFormat="1" w:unhideWhenUsed="0" w:uiPriority="0" w:semiHidden="0" w:name="toc 1"/>
-    <w:lsdException w:qFormat="1" w:unhideWhenUsed="0" w:uiPriority="0" w:semiHidden="0" w:name="toc 2"/>
-    <w:lsdException w:qFormat="1" w:unhideWhenUsed="0" w:uiPriority="0" w:semiHidden="0" w:name="toc 3"/>
-    <w:lsdException w:unhideWhenUsed="0" w:uiPriority="0" w:semiHidden="0" w:name="toc 4"/>
-    <w:lsdException w:unhideWhenUsed="0" w:uiPriority="0" w:semiHidden="0" w:name="toc 5"/>
-    <w:lsdException w:unhideWhenUsed="0" w:uiPriority="0" w:semiHidden="0" w:name="toc 6"/>
-    <w:lsdException w:unhideWhenUsed="0" w:uiPriority="0" w:semiHidden="0" w:name="toc 7"/>
-    <w:lsdException w:unhideWhenUsed="0" w:uiPriority="0" w:semiHidden="0" w:name="toc 8"/>
-    <w:lsdException w:unhideWhenUsed="0" w:uiPriority="0" w:semiHidden="0" w:name="toc 9"/>
-    <w:lsdException w:unhideWhenUsed="0" w:uiPriority="0" w:semiHidden="0" w:name="Normal Indent"/>
-    <w:lsdException w:unhideWhenUsed="0" w:uiPriority="0" w:semiHidden="0" w:name="footnote text"/>
-    <w:lsdException w:qFormat="1" w:unhideWhenUsed="0" w:uiPriority="0" w:semiHidden="0" w:name="annotation text"/>
-    <w:lsdException w:qFormat="1" w:unhideWhenUsed="0" w:uiPriority="0" w:semiHidden="0" w:name="header"/>
-    <w:lsdException w:qFormat="1" w:unhideWhenUsed="0" w:uiPriority="0" w:semiHidden="0" w:name="footer"/>
-    <w:lsdException w:unhideWhenUsed="0" w:uiPriority="0" w:semiHidden="0" w:name="index heading"/>
-    <w:lsdException w:qFormat="1" w:uiPriority="0" w:name="caption"/>
-    <w:lsdException w:unhideWhenUsed="0" w:uiPriority="0" w:semiHidden="0" w:name="table of figures"/>
-    <w:lsdException w:unhideWhenUsed="0" w:uiPriority="0" w:semiHidden="0" w:name="envelope address"/>
-    <w:lsdException w:unhideWhenUsed="0" w:uiPriority="0" w:semiHidden="0" w:name="envelope return"/>
-    <w:lsdException w:unhideWhenUsed="0" w:uiPriority="0" w:semiHidden="0" w:name="footnote reference"/>
-    <w:lsdException w:unhideWhenUsed="0" w:uiPriority="0" w:semiHidden="0" w:name="annotation reference"/>
-    <w:lsdException w:unhideWhenUsed="0" w:uiPriority="0" w:semiHidden="0" w:name="line number"/>
-    <w:lsdException w:unhideWhenUsed="0" w:uiPriority="0" w:semiHidden="0" w:name="page number"/>
-    <w:lsdException w:unhideWhenUsed="0" w:uiPriority="0" w:semiHidden="0" w:name="endnote reference"/>
-    <w:lsdException w:unhideWhenUsed="0" w:uiPriority="0" w:semiHidden="0" w:name="endnote text"/>
-    <w:lsdException w:unhideWhenUsed="0" w:uiPriority="0" w:semiHidden="0" w:name="table of authorities"/>
-    <w:lsdException w:unhideWhenUsed="0" w:uiPriority="0" w:semiHidden="0" w:name="macro"/>
-    <w:lsdException w:unhideWhenUsed="0" w:uiPriority="0" w:semiHidden="0" w:name="toa heading"/>
-    <w:lsdException w:unhideWhenUsed="0" w:uiPriority="0" w:semiHidden="0" w:name="List"/>
-    <w:lsdException w:unhideWhenUsed="0" w:uiPriority="0" w:semiHidden="0" w:name="List Bullet"/>
-    <w:lsdException w:unhideWhenUsed="0" w:uiPriority="0" w:semiHidden="0" w:name="List Number"/>
-    <w:lsdException w:unhideWhenUsed="0" w:uiPriority="0" w:semiHidden="0" w:name="List 2"/>
-    <w:lsdException w:unhideWhenUsed="0" w:uiPriority="0" w:semiHidden="0" w:name="List 3"/>
-    <w:lsdException w:unhideWhenUsed="0" w:uiPriority="0" w:semiHidden="0" w:name="List 4"/>
-    <w:lsdException w:unhideWhenUsed="0" w:uiPriority="0" w:semiHidden="0" w:name="List 5"/>
-    <w:lsdException w:unhideWhenUsed="0" w:uiPriority="0" w:semiHidden="0" w:name="List Bullet 2"/>
-    <w:lsdException w:unhideWhenUsed="0" w:uiPriority="0" w:semiHidden="0" w:name="List Bullet 3"/>
-    <w:lsdException w:unhideWhenUsed="0" w:uiPriority="0" w:semiHidden="0" w:name="List Bullet 4"/>
-    <w:lsdException w:unhideWhenUsed="0" w:uiPriority="0" w:semiHidden="0" w:name="List Bullet 5"/>
-    <w:lsdException w:unhideWhenUsed="0" w:uiPriority="0" w:semiHidden="0" w:name="List Number 2"/>
-    <w:lsdException w:unhideWhenUsed="0" w:uiPriority="0" w:semiHidden="0" w:name="List Number 3"/>
-    <w:lsdException w:unhideWhenUsed="0" w:uiPriority="0" w:semiHidden="0" w:name="List Number 4"/>
-    <w:lsdException w:unhideWhenUsed="0" w:uiPriority="0" w:semiHidden="0" w:name="List Number 5"/>
-    <w:lsdException w:qFormat="1" w:unhideWhenUsed="0" w:uiPriority="0" w:semiHidden="0" w:name="Title"/>
-    <w:lsdException w:unhideWhenUsed="0" w:uiPriority="0" w:semiHidden="0" w:name="Closing"/>
-    <w:lsdException w:unhideWhenUsed="0" w:uiPriority="0" w:semiHidden="0" w:name="Signature"/>
-    <w:lsdException w:qFormat="1" w:unhideWhenUsed="0" w:uiPriority="0" w:name="Default Paragraph Font"/>
-    <w:lsdException w:qFormat="1" w:unhideWhenUsed="0" w:uiPriority="0" w:name="Body Text"/>
-    <w:lsdException w:unhideWhenUsed="0" w:uiPriority="0" w:semiHidden="0" w:name="Body Text Indent"/>
-    <w:lsdException w:unhideWhenUsed="0" w:uiPriority="0" w:semiHidden="0" w:name="List Continue"/>
-    <w:lsdException w:unhideWhenUsed="0" w:uiPriority="0" w:semiHidden="0" w:name="List Continue 2"/>
-    <w:lsdException w:unhideWhenUsed="0" w:uiPriority="0" w:semiHidden="0" w:name="List Continue 3"/>
-    <w:lsdException w:unhideWhenUsed="0" w:uiPriority="0" w:semiHidden="0" w:name="List Continue 4"/>
-    <w:lsdException w:unhideWhenUsed="0" w:uiPriority="0" w:semiHidden="0" w:name="List Continue 5"/>
-    <w:lsdException w:unhideWhenUsed="0" w:uiPriority="0" w:semiHidden="0" w:name="Message Header"/>
-    <w:lsdException w:qFormat="1" w:unhideWhenUsed="0" w:uiPriority="0" w:semiHidden="0" w:name="Subtitle"/>
-    <w:lsdException w:unhideWhenUsed="0" w:uiPriority="0" w:semiHidden="0" w:name="Salutation"/>
-    <w:lsdException w:unhideWhenUsed="0" w:uiPriority="0" w:semiHidden="0" w:name="Date"/>
-    <w:lsdException w:unhideWhenUsed="0" w:uiPriority="0" w:semiHidden="0" w:name="Body Text First Indent"/>
-    <w:lsdException w:unhideWhenUsed="0" w:uiPriority="0" w:semiHidden="0" w:name="Body Text First Indent 2"/>
-    <w:lsdException w:uiPriority="99" w:name="Note Heading"/>
-    <w:lsdException w:unhideWhenUsed="0" w:uiPriority="0" w:semiHidden="0" w:name="Body Text 2"/>
-    <w:lsdException w:unhideWhenUsed="0" w:uiPriority="0" w:semiHidden="0" w:name="Body Text 3"/>
-    <w:lsdException w:unhideWhenUsed="0" w:uiPriority="0" w:semiHidden="0" w:name="Body Text Indent 2"/>
-    <w:lsdException w:unhideWhenUsed="0" w:uiPriority="0" w:semiHidden="0" w:name="Body Text Indent 3"/>
-    <w:lsdException w:unhideWhenUsed="0" w:uiPriority="0" w:semiHidden="0" w:name="Block Text"/>
-    <w:lsdException w:unhideWhenUsed="0" w:uiPriority="0" w:semiHidden="0" w:name="Hyperlink"/>
-    <w:lsdException w:unhideWhenUsed="0" w:uiPriority="0" w:semiHidden="0" w:name="FollowedHyperlink"/>
-    <w:lsdException w:qFormat="1" w:unhideWhenUsed="0" w:uiPriority="0" w:semiHidden="0" w:name="Strong"/>
-    <w:lsdException w:qFormat="1" w:unhideWhenUsed="0" w:uiPriority="0" w:semiHidden="0" w:name="Emphasis"/>
-    <w:lsdException w:unhideWhenUsed="0" w:uiPriority="0" w:semiHidden="0" w:name="Document Map"/>
-    <w:lsdException w:unhideWhenUsed="0" w:uiPriority="0" w:semiHidden="0" w:name="Plain Text"/>
-    <w:lsdException w:unhideWhenUsed="0" w:uiPriority="0" w:semiHidden="0" w:name="E-mail Signature"/>
-    <w:lsdException w:qFormat="1" w:unhideWhenUsed="0" w:uiPriority="0" w:semiHidden="0" w:name="Normal (Web)"/>
-    <w:lsdException w:unhideWhenUsed="0" w:uiPriority="0" w:semiHidden="0" w:name="HTML Acronym"/>
-    <w:lsdException w:unhideWhenUsed="0" w:uiPriority="0" w:semiHidden="0" w:name="HTML Address"/>
-    <w:lsdException w:unhideWhenUsed="0" w:uiPriority="0" w:semiHidden="0" w:name="HTML Cite"/>
-    <w:lsdException w:unhideWhenUsed="0" w:uiPriority="0" w:semiHidden="0" w:name="HTML Code"/>
-    <w:lsdException w:unhideWhenUsed="0" w:uiPriority="0" w:semiHidden="0" w:name="HTML Definition"/>
-    <w:lsdException w:unhideWhenUsed="0" w:uiPriority="0" w:semiHidden="0" w:name="HTML Keyboard"/>
-    <w:lsdException w:unhideWhenUsed="0" w:uiPriority="0" w:semiHidden="0" w:name="HTML Preformatted"/>
-    <w:lsdException w:unhideWhenUsed="0" w:uiPriority="0" w:semiHidden="0" w:name="HTML Sample"/>
-    <w:lsdException w:unhideWhenUsed="0" w:uiPriority="0" w:semiHidden="0" w:name="HTML Typewriter"/>
-    <w:lsdException w:unhideWhenUsed="0" w:uiPriority="0" w:semiHidden="0" w:name="HTML Variable"/>
-    <w:lsdException w:qFormat="1" w:unhideWhenUsed="0" w:uiPriority="0" w:name="Normal Table"/>
-    <w:lsdException w:unhideWhenUsed="0" w:uiPriority="0" w:semiHidden="0" w:name="annotation subject"/>
-    <w:lsdException w:unhideWhenUsed="0" w:uiPriority="0" w:semiHidden="0" w:name="Table Simple 1"/>
-    <w:lsdException w:unhideWhenUsed="0" w:uiPriority="0" w:semiHidden="0" w:name="Table Simple 2"/>
-    <w:lsdException w:unhideWhenUsed="0" w:uiPriority="0" w:semiHidden="0" w:name="Table Simple 3"/>
-    <w:lsdException w:unhideWhenUsed="0" w:uiPriority="0" w:semiHidden="0" w:name="Table Classic 1"/>
-    <w:lsdException w:unhideWhenUsed="0" w:uiPriority="0" w:semiHidden="0" w:name="Table Classic 2"/>
-    <w:lsdException w:unhideWhenUsed="0" w:uiPriority="0" w:semiHidden="0" w:name="Table Classic 3"/>
-    <w:lsdException w:unhideWhenUsed="0" w:uiPriority="0" w:semiHidden="0" w:name="Table Classic 4"/>
-    <w:lsdException w:unhideWhenUsed="0" w:uiPriority="0" w:semiHidden="0" w:name="Table Colorful 1"/>
-    <w:lsdException w:unhideWhenUsed="0" w:uiPriority="0" w:semiHidden="0" w:name="Table Colorful 2"/>
-    <w:lsdException w:unhideWhenUsed="0" w:uiPriority="0" w:semiHidden="0" w:name="Table Colorful 3"/>
-    <w:lsdException w:unhideWhenUsed="0" w:uiPriority="0" w:semiHidden="0" w:name="Table Columns 1"/>
-    <w:lsdException w:unhideWhenUsed="0" w:uiPriority="0" w:semiHidden="0" w:name="Table Columns 2"/>
-    <w:lsdException w:unhideWhenUsed="0" w:uiPriority="0" w:semiHidden="0" w:name="Table Columns 3"/>
-    <w:lsdException w:unhideWhenUsed="0" w:uiPriority="0" w:semiHidden="0" w:name="Table Columns 4"/>
-    <w:lsdException w:unhideWhenUsed="0" w:uiPriority="0" w:semiHidden="0" w:name="Table Columns 5"/>
-    <w:lsdException w:unhideWhenUsed="0" w:uiPriority="0" w:semiHidden="0" w:name="Table Grid 1"/>
-    <w:lsdException w:unhideWhenUsed="0" w:uiPriority="0" w:semiHidden="0" w:name="Table Grid 2"/>
-    <w:lsdException w:unhideWhenUsed="0" w:uiPriority="0" w:semiHidden="0" w:name="Table Grid 3"/>
-    <w:lsdException w:unhideWhenUsed="0" w:uiPriority="0" w:semiHidden="0" w:name="Table Grid 4"/>
-    <w:lsdException w:unhideWhenUsed="0" w:uiPriority="0" w:semiHidden="0" w:name="Table Grid 5"/>
-    <w:lsdException w:unhideWhenUsed="0" w:uiPriority="0" w:semiHidden="0" w:name="Table Grid 6"/>
-    <w:lsdException w:unhideWhenUsed="0" w:uiPriority="0" w:semiHidden="0" w:name="Table Grid 7"/>
-    <w:lsdException w:unhideWhenUsed="0" w:uiPriority="0" w:semiHidden="0" w:name="Table Grid 8"/>
-    <w:lsdException w:unhideWhenUsed="0" w:uiPriority="0" w:semiHidden="0" w:name="Table List 1"/>
-    <w:lsdException w:unhideWhenUsed="0" w:uiPriority="0" w:semiHidden="0" w:name="Table List 2"/>
-    <w:lsdException w:unhideWhenUsed="0" w:uiPriority="0" w:semiHidden="0" w:name="Table List 3"/>
-    <w:lsdException w:unhideWhenUsed="0" w:uiPriority="0" w:semiHidden="0" w:name="Table List 4"/>
-    <w:lsdException w:unhideWhenUsed="0" w:uiPriority="0" w:semiHidden="0" w:name="Table List 5"/>
-    <w:lsdException w:unhideWhenUsed="0" w:uiPriority="0" w:semiHidden="0" w:name="Table List 6"/>
-    <w:lsdException w:unhideWhenUsed="0" w:uiPriority="0" w:semiHidden="0" w:name="Table List 7"/>
-    <w:lsdException w:unhideWhenUsed="0" w:uiPriority="0" w:semiHidden="0" w:name="Table List 8"/>
-    <w:lsdException w:unhideWhenUsed="0" w:uiPriority="0" w:semiHidden="0" w:name="Table 3D effects 1"/>
-    <w:lsdException w:unhideWhenUsed="0" w:uiPriority="0" w:semiHidden="0" w:name="Table 3D effects 2"/>
-    <w:lsdException w:unhideWhenUsed="0" w:uiPriority="0" w:semiHidden="0" w:name="Table 3D effects 3"/>
-    <w:lsdException w:unhideWhenUsed="0" w:uiPriority="0" w:semiHidden="0" w:name="Table Contemporary"/>
-    <w:lsdException w:unhideWhenUsed="0" w:uiPriority="0" w:semiHidden="0" w:name="Table Elegant"/>
-    <w:lsdException w:unhideWhenUsed="0" w:uiPriority="0" w:semiHidden="0" w:name="Table Professional"/>
-    <w:lsdException w:unhideWhenUsed="0" w:uiPriority="0" w:semiHidden="0" w:name="Table Subtle 1"/>
-    <w:lsdException w:unhideWhenUsed="0" w:uiPriority="0" w:semiHidden="0" w:name="Table Subtle 2"/>
-    <w:lsdException w:unhideWhenUsed="0" w:uiPriority="0" w:semiHidden="0" w:name="Table Web 1"/>
-    <w:lsdException w:unhideWhenUsed="0" w:uiPriority="0" w:semiHidden="0" w:name="Table Web 2"/>
-    <w:lsdException w:unhideWhenUsed="0" w:uiPriority="0" w:semiHidden="0" w:name="Table Web 3"/>
-    <w:lsdException w:unhideWhenUsed="0" w:uiPriority="0" w:semiHidden="0" w:name="Balloon Text"/>
-    <w:lsdException w:qFormat="1" w:unhideWhenUsed="0" w:uiPriority="0" w:semiHidden="0" w:name="Table Grid"/>
-    <w:lsdException w:unhideWhenUsed="0" w:uiPriority="0" w:semiHidden="0" w:name="Table Theme"/>
-    <w:lsdException w:unhideWhenUsed="0" w:uiPriority="60" w:semiHidden="0" w:name="Light Shading"/>
-    <w:lsdException w:unhideWhenUsed="0" w:uiPriority="61" w:semiHidden="0" w:name="Light List"/>
-    <w:lsdException w:unhideWhenUsed="0" w:uiPriority="62" w:semiHidden="0" w:name="Light Grid"/>
-    <w:lsdException w:unhideWhenUsed="0" w:uiPriority="63" w:semiHidden="0" w:name="Medium Shading 1"/>
-    <w:lsdException w:unhideWhenUsed="0" w:uiPriority="64" w:semiHidden="0" w:name="Medium Shading 2"/>
-    <w:lsdException w:unhideWhenUsed="0" w:uiPriority="65" w:semiHidden="0" w:name="Medium List 1"/>
-    <w:lsdException w:unhideWhenUsed="0" w:uiPriority="66" w:semiHidden="0" w:name="Medium List 2"/>
-    <w:lsdException w:unhideWhenUsed="0" w:uiPriority="67" w:semiHidden="0" w:name="Medium Grid 1"/>
-    <w:lsdException w:unhideWhenUsed="0" w:uiPriority="68" w:semiHidden="0" w:name="Medium Grid 2"/>
-    <w:lsdException w:unhideWhenUsed="0" w:uiPriority="69" w:semiHidden="0" w:name="Medium Grid 3"/>
-    <w:lsdException w:unhideWhenUsed="0" w:uiPriority="70" w:semiHidden="0" w:name="Dark List"/>
-    <w:lsdException w:unhideWhenUsed="0" w:uiPriority="71" w:semiHidden="0" w:name="Colorful Shading"/>
-    <w:lsdException w:unhideWhenUsed="0" w:uiPriority="72" w:semiHidden="0" w:name="Colorful List"/>
-    <w:lsdException w:unhideWhenUsed="0" w:uiPriority="73" w:semiHidden="0" w:name="Colorful Grid"/>
-    <w:lsdException w:unhideWhenUsed="0" w:uiPriority="60" w:semiHidden="0" w:name="Light Shading Accent 1"/>
-    <w:lsdException w:unhideWhenUsed="0" w:uiPriority="61" w:semiHidden="0" w:name="Light List Accent 1"/>
-    <w:lsdException w:unhideWhenUsed="0" w:uiPriority="62" w:semiHidden="0" w:name="Light Grid Accent 1"/>
-    <w:lsdException w:unhideWhenUsed="0" w:uiPriority="63" w:semiHidden="0" w:name="Medium Shading 1 Accent 1"/>
-    <w:lsdException w:unhideWhenUsed="0" w:uiPriority="64" w:semiHidden="0" w:name="Medium Shading 2 Accent 1"/>
-    <w:lsdException w:unhideWhenUsed="0" w:uiPriority="65" w:semiHidden="0" w:name="Medium List 1 Accent 1"/>
-    <w:lsdException w:unhideWhenUsed="0" w:uiPriority="66" w:semiHidden="0" w:name="Medium List 2 Accent 1"/>
-    <w:lsdException w:unhideWhenUsed="0" w:uiPriority="67" w:semiHidden="0" w:name="Medium Grid 1 Accent 1"/>
-    <w:lsdException w:unhideWhenUsed="0" w:uiPriority="68" w:semiHidden="0" w:name="Medium Grid 2 Accent 1"/>
-    <w:lsdException w:unhideWhenUsed="0" w:uiPriority="69" w:semiHidden="0" w:name="Medium Grid 3 Accent 1"/>
-    <w:lsdException w:unhideWhenUsed="0" w:uiPriority="70" w:semiHidden="0" w:name="Dark List Accent 1"/>
-    <w:lsdException w:unhideWhenUsed="0" w:uiPriority="71" w:semiHidden="0" w:name="Colorful Shading Accent 1"/>
-    <w:lsdException w:unhideWhenUsed="0" w:uiPriority="72" w:semiHidden="0" w:name="Colorful List Accent 1"/>
-    <w:lsdException w:unhideWhenUsed="0" w:uiPriority="73" w:semiHidden="0" w:name="Colorful Grid Accent 1"/>
-    <w:lsdException w:unhideWhenUsed="0" w:uiPriority="60" w:semiHidden="0" w:name="Light Shading Accent 2"/>
-    <w:lsdException w:unhideWhenUsed="0" w:uiPriority="61" w:semiHidden="0" w:name="Light List Accent 2"/>
-    <w:lsdException w:unhideWhenUsed="0" w:uiPriority="62" w:semiHidden="0" w:name="Light Grid Accent 2"/>
-    <w:lsdException w:unhideWhenUsed="0" w:uiPriority="63" w:semiHidden="0" w:name="Medium Shading 1 Accent 2"/>
-    <w:lsdException w:unhideWhenUsed="0" w:uiPriority="64" w:semiHidden="0" w:name="Medium Shading 2 Accent 2"/>
-    <w:lsdException w:unhideWhenUsed="0" w:uiPriority="65" w:semiHidden="0" w:name="Medium List 1 Accent 2"/>
-    <w:lsdException w:unhideWhenUsed="0" w:uiPriority="66" w:semiHidden="0" w:name="Medium List 2 Accent 2"/>
-    <w:lsdException w:unhideWhenUsed="0" w:uiPriority="67" w:semiHidden="0" w:name="Medium Grid 1 Accent 2"/>
-    <w:lsdException w:unhideWhenUsed="0" w:uiPriority="68" w:semiHidden="0" w:name="Medium Grid 2 Accent 2"/>
-    <w:lsdException w:unhideWhenUsed="0" w:uiPriority="69" w:semiHidden="0" w:name="Medium Grid 3 Accent 2"/>
-    <w:lsdException w:unhideWhenUsed="0" w:uiPriority="70" w:semiHidden="0" w:name="Dark List Accent 2"/>
-    <w:lsdException w:unhideWhenUsed="0" w:uiPriority="71" w:semiHidden="0" w:name="Colorful Shading Accent 2"/>
-    <w:lsdException w:unhideWhenUsed="0" w:uiPriority="72" w:semiHidden="0" w:name="Colorful List Accent 2"/>
-    <w:lsdException w:unhideWhenUsed="0" w:uiPriority="73" w:semiHidden="0" w:name="Colorful Grid Accent 2"/>
-    <w:lsdException w:unhideWhenUsed="0" w:uiPriority="60" w:semiHidden="0" w:name="Light Shading Accent 3"/>
-    <w:lsdException w:unhideWhenUsed="0" w:uiPriority="61" w:semiHidden="0" w:name="Light List Accent 3"/>
-    <w:lsdException w:unhideWhenUsed="0" w:uiPriority="62" w:semiHidden="0" w:name="Light Grid Accent 3"/>
-    <w:lsdException w:unhideWhenUsed="0" w:uiPriority="63" w:semiHidden="0" w:name="Medium Shading 1 Accent 3"/>
-    <w:lsdException w:unhideWhenUsed="0" w:uiPriority="64" w:semiHidden="0" w:name="Medium Shading 2 Accent 3"/>
-    <w:lsdException w:unhideWhenUsed="0" w:uiPriority="65" w:semiHidden="0" w:name="Medium List 1 Accent 3"/>
-    <w:lsdException w:unhideWhenUsed="0" w:uiPriority="66" w:semiHidden="0" w:name="Medium List 2 Accent 3"/>
-    <w:lsdException w:unhideWhenUsed="0" w:uiPriority="67" w:semiHidden="0" w:name="Medium Grid 1 Accent 3"/>
-    <w:lsdException w:unhideWhenUsed="0" w:uiPriority="68" w:semiHidden="0" w:name="Medium Grid 2 Accent 3"/>
-    <w:lsdException w:unhideWhenUsed="0" w:uiPriority="69" w:semiHidden="0" w:name="Medium Grid 3 Accent 3"/>
-    <w:lsdException w:unhideWhenUsed="0" w:uiPriority="70" w:semiHidden="0" w:name="Dark List Accent 3"/>
-    <w:lsdException w:unhideWhenUsed="0" w:uiPriority="71" w:semiHidden="0" w:name="Colorful Shading Accent 3"/>
-    <w:lsdException w:unhideWhenUsed="0" w:uiPriority="72" w:semiHidden="0" w:name="Colorful List Accent 3"/>
-    <w:lsdException w:unhideWhenUsed="0" w:uiPriority="73" w:semiHidden="0" w:name="Colorful Grid Accent 3"/>
-    <w:lsdException w:unhideWhenUsed="0" w:uiPriority="60" w:semiHidden="0" w:name="Light Shading Accent 4"/>
-    <w:lsdException w:unhideWhenUsed="0" w:uiPriority="61" w:semiHidden="0" w:name="Light List Accent 4"/>
-    <w:lsdException w:unhideWhenUsed="0" w:uiPriority="62" w:semiHidden="0" w:name="Light Grid Accent 4"/>
-    <w:lsdException w:unhideWhenUsed="0" w:uiPriority="63" w:semiHidden="0" w:name="Medium Shading 1 Accent 4"/>
-    <w:lsdException w:unhideWhenUsed="0" w:uiPriority="64" w:semiHidden="0" w:name="Medium Shading 2 Accent 4"/>
-    <w:lsdException w:unhideWhenUsed="0" w:uiPriority="65" w:semiHidden="0" w:name="Medium List 1 Accent 4"/>
-    <w:lsdException w:unhideWhenUsed="0" w:uiPriority="66" w:semiHidden="0" w:name="Medium List 2 Accent 4"/>
-    <w:lsdException w:unhideWhenUsed="0" w:uiPriority="67" w:semiHidden="0" w:name="Medium Grid 1 Accent 4"/>
-    <w:lsdException w:unhideWhenUsed="0" w:uiPriority="68" w:semiHidden="0" w:name="Medium Grid 2 Accent 4"/>
-    <w:lsdException w:unhideWhenUsed="0" w:uiPriority="69" w:semiHidden="0" w:name="Medium Grid 3 Accent 4"/>
-    <w:lsdException w:unhideWhenUsed="0" w:uiPriority="70" w:semiHidden="0" w:name="Dark List Accent 4"/>
-    <w:lsdException w:unhideWhenUsed="0" w:uiPriority="71" w:semiHidden="0" w:name="Colorful Shading Accent 4"/>
-    <w:lsdException w:unhideWhenUsed="0" w:uiPriority="72" w:semiHidden="0" w:name="Colorful List Accent 4"/>
-    <w:lsdException w:unhideWhenUsed="0" w:uiPriority="73" w:semiHidden="0" w:name="Colorful Grid Accent 4"/>
-    <w:lsdException w:unhideWhenUsed="0" w:uiPriority="60" w:semiHidden="0" w:name="Light Shading Accent 5"/>
-    <w:lsdException w:unhideWhenUsed="0" w:uiPriority="61" w:semiHidden="0" w:name="Light List Accent 5"/>
-    <w:lsdException w:unhideWhenUsed="0" w:uiPriority="62" w:semiHidden="0" w:name="Light Grid Accent 5"/>
-    <w:lsdException w:unhideWhenUsed="0" w:uiPriority="63" w:semiHidden="0" w:name="Medium Shading 1 Accent 5"/>
-    <w:lsdException w:unhideWhenUsed="0" w:uiPriority="64" w:semiHidden="0" w:name="Medium Shading 2 Accent 5"/>
-    <w:lsdException w:unhideWhenUsed="0" w:uiPriority="65" w:semiHidden="0" w:name="Medium List 1 Accent 5"/>
-    <w:lsdException w:unhideWhenUsed="0" w:uiPriority="66" w:semiHidden="0" w:name="Medium List 2 Accent 5"/>
-    <w:lsdException w:unhideWhenUsed="0" w:uiPriority="67" w:semiHidden="0" w:name="Medium Grid 1 Accent 5"/>
-    <w:lsdException w:unhideWhenUsed="0" w:uiPriority="68" w:semiHidden="0" w:name="Medium Grid 2 Accent 5"/>
-    <w:lsdException w:unhideWhenUsed="0" w:uiPriority="69" w:semiHidden="0" w:name="Medium Grid 3 Accent 5"/>
-    <w:lsdException w:unhideWhenUsed="0" w:uiPriority="70" w:semiHidden="0" w:name="Dark List Accent 5"/>
-    <w:lsdException w:unhideWhenUsed="0" w:uiPriority="71" w:semiHidden="0" w:name="Colorful Shading Accent 5"/>
-    <w:lsdException w:unhideWhenUsed="0" w:uiPriority="72" w:semiHidden="0" w:name="Colorful List Accent 5"/>
-    <w:lsdException w:unhideWhenUsed="0" w:uiPriority="73" w:semiHidden="0" w:name="Colorful Grid Accent 5"/>
-    <w:lsdException w:unhideWhenUsed="0" w:uiPriority="60" w:semiHidden="0" w:name="Light Shading Accent 6"/>
-    <w:lsdException w:unhideWhenUsed="0" w:uiPriority="61" w:semiHidden="0" w:name="Light List Accent 6"/>
-    <w:lsdException w:unhideWhenUsed="0" w:uiPriority="62" w:semiHidden="0" w:name="Light Grid Accent 6"/>
-    <w:lsdException w:unhideWhenUsed="0" w:uiPriority="63" w:semiHidden="0" w:name="Medium Shading 1 Accent 6"/>
-    <w:lsdException w:unhideWhenUsed="0" w:uiPriority="64" w:semiHidden="0" w:name="Medium Shading 2 Accent 6"/>
-    <w:lsdException w:unhideWhenUsed="0" w:uiPriority="65" w:semiHidden="0" w:name="Medium List 1 Accent 6"/>
-    <w:lsdException w:unhideWhenUsed="0" w:uiPriority="66" w:semiHidden="0" w:name="Medium List 2 Accent 6"/>
-    <w:lsdException w:unhideWhenUsed="0" w:uiPriority="67" w:semiHidden="0" w:name="Medium Grid 1 Accent 6"/>
-    <w:lsdException w:unhideWhenUsed="0" w:uiPriority="68" w:semiHidden="0" w:name="Medium Grid 2 Accent 6"/>
-    <w:lsdException w:unhideWhenUsed="0" w:uiPriority="69" w:semiHidden="0" w:name="Medium Grid 3 Accent 6"/>
-    <w:lsdException w:unhideWhenUsed="0" w:uiPriority="70" w:semiHidden="0" w:name="Dark List Accent 6"/>
-    <w:lsdException w:unhideWhenUsed="0" w:uiPriority="71" w:semiHidden="0" w:name="Colorful Shading Accent 6"/>
-    <w:lsdException w:unhideWhenUsed="0" w:uiPriority="72" w:semiHidden="0" w:name="Colorful List Accent 6"/>
-    <w:lsdException w:unhideWhenUsed="0" w:uiPriority="73" w:semiHidden="0" w:name="Colorful Grid Accent 6"/>
+  <w:latentStyles w:defLockedState="0" w:defUIPriority="99" w:defSemiHidden="1" w:defUnhideWhenUsed="1" w:defQFormat="0" w:count="260">
+    <w:lsdException w:name="Normal" w:semiHidden="0" w:uiPriority="0" w:unhideWhenUsed="0" w:qFormat="1"/>
+    <w:lsdException w:name="heading 1" w:semiHidden="0" w:uiPriority="0" w:unhideWhenUsed="0" w:qFormat="1"/>
+    <w:lsdException w:name="heading 2" w:semiHidden="0" w:uiPriority="0" w:qFormat="1"/>
+    <w:lsdException w:name="heading 3" w:uiPriority="0" w:qFormat="1"/>
+    <w:lsdException w:name="heading 4" w:semiHidden="0" w:uiPriority="0" w:qFormat="1"/>
+    <w:lsdException w:name="heading 5" w:uiPriority="0" w:qFormat="1"/>
+    <w:lsdException w:name="heading 6" w:uiPriority="0" w:qFormat="1"/>
+    <w:lsdException w:name="heading 7" w:uiPriority="0" w:qFormat="1"/>
+    <w:lsdException w:name="heading 8" w:uiPriority="0" w:qFormat="1"/>
+    <w:lsdException w:name="heading 9" w:uiPriority="0" w:qFormat="1"/>
+    <w:lsdException w:name="index 1" w:semiHidden="0" w:uiPriority="0" w:unhideWhenUsed="0"/>
+    <w:lsdException w:name="index 2" w:semiHidden="0" w:uiPriority="0" w:unhideWhenUsed="0"/>
+    <w:lsdException w:name="index 3" w:semiHidden="0" w:uiPriority="0" w:unhideWhenUsed="0"/>
+    <w:lsdException w:name="index 4" w:semiHidden="0" w:uiPriority="0" w:unhideWhenUsed="0"/>
+    <w:lsdException w:name="index 5" w:semiHidden="0" w:uiPriority="0" w:unhideWhenUsed="0"/>
+    <w:lsdException w:name="index 6" w:semiHidden="0" w:uiPriority="0" w:unhideWhenUsed="0"/>
+    <w:lsdException w:name="index 7" w:semiHidden="0" w:uiPriority="0" w:unhideWhenUsed="0"/>
+    <w:lsdException w:name="index 8" w:semiHidden="0" w:uiPriority="0" w:unhideWhenUsed="0"/>
+    <w:lsdException w:name="index 9" w:semiHidden="0" w:uiPriority="0" w:unhideWhenUsed="0"/>
+    <w:lsdException w:name="toc 1" w:semiHidden="0" w:uiPriority="0" w:unhideWhenUsed="0" w:qFormat="1"/>
+    <w:lsdException w:name="toc 2" w:semiHidden="0" w:uiPriority="0" w:unhideWhenUsed="0" w:qFormat="1"/>
+    <w:lsdException w:name="toc 3" w:semiHidden="0" w:uiPriority="0" w:unhideWhenUsed="0" w:qFormat="1"/>
+    <w:lsdException w:name="toc 4" w:semiHidden="0" w:uiPriority="0" w:unhideWhenUsed="0"/>
+    <w:lsdException w:name="toc 5" w:semiHidden="0" w:uiPriority="0" w:unhideWhenUsed="0"/>
+    <w:lsdException w:name="toc 6" w:semiHidden="0" w:uiPriority="0" w:unhideWhenUsed="0"/>
+    <w:lsdException w:name="toc 7" w:semiHidden="0" w:uiPriority="0" w:unhideWhenUsed="0"/>
+    <w:lsdException w:name="toc 8" w:semiHidden="0" w:uiPriority="0" w:unhideWhenUsed="0"/>
+    <w:lsdException w:name="toc 9" w:semiHidden="0" w:uiPriority="0" w:unhideWhenUsed="0"/>
+    <w:lsdException w:name="Normal Indent" w:semiHidden="0" w:uiPriority="0" w:unhideWhenUsed="0"/>
+    <w:lsdException w:name="footnote text" w:semiHidden="0" w:uiPriority="0" w:unhideWhenUsed="0"/>
+    <w:lsdException w:name="annotation text" w:semiHidden="0" w:uiPriority="0" w:unhideWhenUsed="0" w:qFormat="1"/>
+    <w:lsdException w:name="header" w:semiHidden="0" w:uiPriority="0" w:unhideWhenUsed="0" w:qFormat="1"/>
+    <w:lsdException w:name="footer" w:semiHidden="0" w:uiPriority="0" w:unhideWhenUsed="0" w:qFormat="1"/>
+    <w:lsdException w:name="index heading" w:semiHidden="0" w:uiPriority="0" w:unhideWhenUsed="0"/>
+    <w:lsdException w:name="caption" w:uiPriority="0" w:qFormat="1"/>
+    <w:lsdException w:name="table of figures" w:semiHidden="0" w:uiPriority="0" w:unhideWhenUsed="0"/>
+    <w:lsdException w:name="envelope address" w:semiHidden="0" w:uiPriority="0" w:unhideWhenUsed="0"/>
+    <w:lsdException w:name="envelope return" w:semiHidden="0" w:uiPriority="0" w:unhideWhenUsed="0"/>
+    <w:lsdException w:name="footnote reference" w:semiHidden="0" w:uiPriority="0" w:unhideWhenUsed="0"/>
+    <w:lsdException w:name="annotation reference" w:semiHidden="0" w:uiPriority="0" w:unhideWhenUsed="0"/>
+    <w:lsdException w:name="line number" w:semiHidden="0" w:uiPriority="0" w:unhideWhenUsed="0"/>
+    <w:lsdException w:name="page number" w:semiHidden="0" w:uiPriority="0" w:unhideWhenUsed="0"/>
+    <w:lsdException w:name="endnote reference" w:semiHidden="0" w:uiPriority="0" w:unhideWhenUsed="0"/>
+    <w:lsdException w:name="endnote text" w:semiHidden="0" w:uiPriority="0" w:unhideWhenUsed="0"/>
+    <w:lsdException w:name="table of authorities" w:semiHidden="0" w:uiPriority="0" w:unhideWhenUsed="0"/>
+    <w:lsdException w:name="macro" w:semiHidden="0" w:uiPriority="0" w:unhideWhenUsed="0"/>
+    <w:lsdException w:name="toa heading" w:semiHidden="0" w:uiPriority="0" w:unhideWhenUsed="0"/>
+    <w:lsdException w:name="List" w:semiHidden="0" w:uiPriority="0" w:unhideWhenUsed="0"/>
+    <w:lsdException w:name="List Bullet" w:semiHidden="0" w:uiPriority="0" w:unhideWhenUsed="0"/>
+    <w:lsdException w:name="List Number" w:semiHidden="0" w:uiPriority="0" w:unhideWhenUsed="0"/>
+    <w:lsdException w:name="List 2" w:semiHidden="0" w:uiPriority="0" w:unhideWhenUsed="0"/>
+    <w:lsdException w:name="List 3" w:semiHidden="0" w:uiPriority="0" w:unhideWhenUsed="0"/>
+    <w:lsdException w:name="List 4" w:semiHidden="0" w:uiPriority="0" w:unhideWhenUsed="0"/>
+    <w:lsdException w:name="List 5" w:semiHidden="0" w:uiPriority="0" w:unhideWhenUsed="0"/>
+    <w:lsdException w:name="List Bullet 2" w:semiHidden="0" w:uiPriority="0" w:unhideWhenUsed="0"/>
+    <w:lsdException w:name="List Bullet 3" w:semiHidden="0" w:uiPriority="0" w:unhideWhenUsed="0"/>
+    <w:lsdException w:name="List Bullet 4" w:semiHidden="0" w:uiPriority="0" w:unhideWhenUsed="0"/>
+    <w:lsdException w:name="List Bullet 5" w:semiHidden="0" w:uiPriority="0" w:unhideWhenUsed="0"/>
+    <w:lsdException w:name="List Number 2" w:semiHidden="0" w:uiPriority="0" w:unhideWhenUsed="0"/>
+    <w:lsdException w:name="List Number 3" w:semiHidden="0" w:uiPriority="0" w:unhideWhenUsed="0"/>
+    <w:lsdException w:name="List Number 4" w:semiHidden="0" w:uiPriority="0" w:unhideWhenUsed="0"/>
+    <w:lsdException w:name="List Number 5" w:semiHidden="0" w:uiPriority="0" w:unhideWhenUsed="0"/>
+    <w:lsdException w:name="Title" w:semiHidden="0" w:uiPriority="0" w:unhideWhenUsed="0" w:qFormat="1"/>
+    <w:lsdException w:name="Closing" w:semiHidden="0" w:uiPriority="0" w:unhideWhenUsed="0"/>
+    <w:lsdException w:name="Signature" w:semiHidden="0" w:uiPriority="0" w:unhideWhenUsed="0"/>
+    <w:lsdException w:name="Default Paragraph Font" w:uiPriority="0" w:unhideWhenUsed="0" w:qFormat="1"/>
+    <w:lsdException w:name="Body Text" w:uiPriority="0" w:unhideWhenUsed="0" w:qFormat="1"/>
+    <w:lsdException w:name="Body Text Indent" w:semiHidden="0" w:uiPriority="0" w:unhideWhenUsed="0"/>
+    <w:lsdException w:name="List Continue" w:semiHidden="0" w:uiPriority="0" w:unhideWhenUsed="0"/>
+    <w:lsdException w:name="List Continue 2" w:semiHidden="0" w:uiPriority="0" w:unhideWhenUsed="0"/>
+    <w:lsdException w:name="List Continue 3" w:semiHidden="0" w:uiPriority="0" w:unhideWhenUsed="0"/>
+    <w:lsdException w:name="List Continue 4" w:semiHidden="0" w:uiPriority="0" w:unhideWhenUsed="0"/>
+    <w:lsdException w:name="List Continue 5" w:semiHidden="0" w:uiPriority="0" w:unhideWhenUsed="0"/>
+    <w:lsdException w:name="Message Header" w:semiHidden="0" w:uiPriority="0" w:unhideWhenUsed="0"/>
+    <w:lsdException w:name="Subtitle" w:semiHidden="0" w:uiPriority="0" w:unhideWhenUsed="0" w:qFormat="1"/>
+    <w:lsdException w:name="Salutation" w:semiHidden="0" w:uiPriority="0" w:unhideWhenUsed="0"/>
+    <w:lsdException w:name="Date" w:semiHidden="0" w:uiPriority="0" w:unhideWhenUsed="0"/>
+    <w:lsdException w:name="Body Text First Indent" w:semiHidden="0" w:uiPriority="0" w:unhideWhenUsed="0"/>
+    <w:lsdException w:name="Body Text First Indent 2" w:semiHidden="0" w:uiPriority="0" w:unhideWhenUsed="0"/>
+    <w:lsdException w:name="Body Text 2" w:semiHidden="0" w:uiPriority="0" w:unhideWhenUsed="0"/>
+    <w:lsdException w:name="Body Text 3" w:semiHidden="0" w:uiPriority="0" w:unhideWhenUsed="0"/>
+    <w:lsdException w:name="Body Text Indent 2" w:semiHidden="0" w:uiPriority="0" w:unhideWhenUsed="0"/>
+    <w:lsdException w:name="Body Text Indent 3" w:semiHidden="0" w:uiPriority="0" w:unhideWhenUsed="0"/>
+    <w:lsdException w:name="Block Text" w:semiHidden="0" w:uiPriority="0" w:unhideWhenUsed="0"/>
+    <w:lsdException w:name="Hyperlink" w:semiHidden="0" w:uiPriority="0" w:unhideWhenUsed="0"/>
+    <w:lsdException w:name="FollowedHyperlink" w:semiHidden="0" w:uiPriority="0" w:unhideWhenUsed="0"/>
+    <w:lsdException w:name="Strong" w:semiHidden="0" w:uiPriority="0" w:unhideWhenUsed="0" w:qFormat="1"/>
+    <w:lsdException w:name="Emphasis" w:semiHidden="0" w:uiPriority="0" w:unhideWhenUsed="0" w:qFormat="1"/>
+    <w:lsdException w:name="Document Map" w:semiHidden="0" w:uiPriority="0" w:unhideWhenUsed="0"/>
+    <w:lsdException w:name="Plain Text" w:semiHidden="0" w:uiPriority="0" w:unhideWhenUsed="0"/>
+    <w:lsdException w:name="E-mail Signature" w:semiHidden="0" w:uiPriority="0" w:unhideWhenUsed="0"/>
+    <w:lsdException w:name="Normal (Web)" w:semiHidden="0" w:uiPriority="0" w:unhideWhenUsed="0" w:qFormat="1"/>
+    <w:lsdException w:name="HTML Acronym" w:semiHidden="0" w:uiPriority="0" w:unhideWhenUsed="0"/>
+    <w:lsdException w:name="HTML Address" w:semiHidden="0" w:uiPriority="0" w:unhideWhenUsed="0"/>
+    <w:lsdException w:name="HTML Cite" w:semiHidden="0" w:uiPriority="0" w:unhideWhenUsed="0"/>
+    <w:lsdException w:name="HTML Code" w:semiHidden="0" w:uiPriority="0" w:unhideWhenUsed="0"/>
+    <w:lsdException w:name="HTML Definition" w:semiHidden="0" w:uiPriority="0" w:unhideWhenUsed="0"/>
+    <w:lsdException w:name="HTML Keyboard" w:semiHidden="0" w:uiPriority="0" w:unhideWhenUsed="0"/>
+    <w:lsdException w:name="HTML Preformatted" w:semiHidden="0" w:uiPriority="0" w:unhideWhenUsed="0"/>
+    <w:lsdException w:name="HTML Sample" w:semiHidden="0" w:uiPriority="0" w:unhideWhenUsed="0"/>
+    <w:lsdException w:name="HTML Typewriter" w:semiHidden="0" w:uiPriority="0" w:unhideWhenUsed="0"/>
+    <w:lsdException w:name="HTML Variable" w:semiHidden="0" w:uiPriority="0" w:unhideWhenUsed="0"/>
+    <w:lsdException w:name="Normal Table" w:uiPriority="0" w:unhideWhenUsed="0" w:qFormat="1"/>
+    <w:lsdException w:name="annotation subject" w:semiHidden="0" w:uiPriority="0" w:unhideWhenUsed="0"/>
+    <w:lsdException w:name="Table Simple 1" w:semiHidden="0" w:uiPriority="0" w:unhideWhenUsed="0"/>
+    <w:lsdException w:name="Table Simple 2" w:semiHidden="0" w:uiPriority="0" w:unhideWhenUsed="0"/>
+    <w:lsdException w:name="Table Simple 3" w:semiHidden="0" w:uiPriority="0" w:unhideWhenUsed="0"/>
+    <w:lsdException w:name="Table Classic 1" w:semiHidden="0" w:uiPriority="0" w:unhideWhenUsed="0"/>
+    <w:lsdException w:name="Table Classic 2" w:semiHidden="0" w:uiPriority="0" w:unhideWhenUsed="0"/>
+    <w:lsdException w:name="Table Classic 3" w:semiHidden="0" w:uiPriority="0" w:unhideWhenUsed="0"/>
+    <w:lsdException w:name="Table Classic 4" w:semiHidden="0" w:uiPriority="0" w:unhideWhenUsed="0"/>
+    <w:lsdException w:name="Table Colorful 1" w:semiHidden="0" w:uiPriority="0" w:unhideWhenUsed="0"/>
+    <w:lsdException w:name="Table Colorful 2" w:semiHidden="0" w:uiPriority="0" w:unhideWhenUsed="0"/>
+    <w:lsdException w:name="Table Colorful 3" w:semiHidden="0" w:uiPriority="0" w:unhideWhenUsed="0"/>
+    <w:lsdException w:name="Table Columns 1" w:semiHidden="0" w:uiPriority="0" w:unhideWhenUsed="0"/>
+    <w:lsdException w:name="Table Columns 2" w:semiHidden="0" w:uiPriority="0" w:unhideWhenUsed="0"/>
+    <w:lsdException w:name="Table Columns 3" w:semiHidden="0" w:uiPriority="0" w:unhideWhenUsed="0"/>
+    <w:lsdException w:name="Table Columns 4" w:semiHidden="0" w:uiPriority="0" w:unhideWhenUsed="0"/>
+    <w:lsdException w:name="Table Columns 5" w:semiHidden="0" w:uiPriority="0" w:unhideWhenUsed="0"/>
+    <w:lsdException w:name="Table Grid 1" w:semiHidden="0" w:uiPriority="0" w:unhideWhenUsed="0"/>
+    <w:lsdException w:name="Table Grid 2" w:semiHidden="0" w:uiPriority="0" w:unhideWhenUsed="0"/>
+    <w:lsdException w:name="Table Grid 3" w:semiHidden="0" w:uiPriority="0" w:unhideWhenUsed="0"/>
+    <w:lsdException w:name="Table Grid 4" w:semiHidden="0" w:uiPriority="0" w:unhideWhenUsed="0"/>
+    <w:lsdException w:name="Table Grid 5" w:semiHidden="0" w:uiPriority="0" w:unhideWhenUsed="0"/>
+    <w:lsdException w:name="Table Grid 6" w:semiHidden="0" w:uiPriority="0" w:unhideWhenUsed="0"/>
+    <w:lsdException w:name="Table Grid 7" w:semiHidden="0" w:uiPriority="0" w:unhideWhenUsed="0"/>
+    <w:lsdException w:name="Table Grid 8" w:semiHidden="0" w:uiPriority="0" w:unhideWhenUsed="0"/>
+    <w:lsdException w:name="Table List 1" w:semiHidden="0" w:uiPriority="0" w:unhideWhenUsed="0"/>
+    <w:lsdException w:name="Table List 2" w:semiHidden="0" w:uiPriority="0" w:unhideWhenUsed="0"/>
+    <w:lsdException w:name="Table List 3" w:semiHidden="0" w:uiPriority="0" w:unhideWhenUsed="0"/>
+    <w:lsdException w:name="Table List 4" w:semiHidden="0" w:uiPriority="0" w:unhideWhenUsed="0"/>
+    <w:lsdException w:name="Table List 5" w:semiHidden="0" w:uiPriority="0" w:unhideWhenUsed="0"/>
+    <w:lsdException w:name="Table List 6" w:semiHidden="0" w:uiPriority="0" w:unhideWhenUsed="0"/>
+    <w:lsdException w:name="Table List 7" w:semiHidden="0" w:uiPriority="0" w:unhideWhenUsed="0"/>
+    <w:lsdException w:name="Table List 8" w:semiHidden="0" w:uiPriority="0" w:unhideWhenUsed="0"/>
+    <w:lsdException w:name="Table 3D effects 1" w:semiHidden="0" w:uiPriority="0" w:unhideWhenUsed="0"/>
+    <w:lsdException w:name="Table 3D effects 2" w:semiHidden="0" w:uiPriority="0" w:unhideWhenUsed="0"/>
+    <w:lsdException w:name="Table 3D effects 3" w:semiHidden="0" w:uiPriority="0" w:unhideWhenUsed="0"/>
+    <w:lsdException w:name="Table Contemporary" w:semiHidden="0" w:uiPriority="0" w:unhideWhenUsed="0"/>
+    <w:lsdException w:name="Table Elegant" w:semiHidden="0" w:uiPriority="0" w:unhideWhenUsed="0"/>
+    <w:lsdException w:name="Table Professional" w:semiHidden="0" w:uiPriority="0" w:unhideWhenUsed="0"/>
+    <w:lsdException w:name="Table Subtle 1" w:semiHidden="0" w:uiPriority="0" w:unhideWhenUsed="0"/>
+    <w:lsdException w:name="Table Subtle 2" w:semiHidden="0" w:uiPriority="0" w:unhideWhenUsed="0"/>
+    <w:lsdException w:name="Table Web 1" w:semiHidden="0" w:uiPriority="0" w:unhideWhenUsed="0"/>
+    <w:lsdException w:name="Table Web 2" w:semiHidden="0" w:uiPriority="0" w:unhideWhenUsed="0"/>
+    <w:lsdException w:name="Table Web 3" w:semiHidden="0" w:uiPriority="0" w:unhideWhenUsed="0"/>
+    <w:lsdException w:name="Balloon Text" w:semiHidden="0" w:uiPriority="0" w:unhideWhenUsed="0"/>
+    <w:lsdException w:name="Table Grid" w:semiHidden="0" w:uiPriority="0" w:unhideWhenUsed="0" w:qFormat="1"/>
+    <w:lsdException w:name="Table Theme" w:semiHidden="0" w:uiPriority="0" w:unhideWhenUsed="0"/>
+    <w:lsdException w:name="Light Shading" w:semiHidden="0" w:uiPriority="60" w:unhideWhenUsed="0"/>
+    <w:lsdException w:name="Light List" w:semiHidden="0" w:uiPriority="61" w:unhideWhenUsed="0"/>
+    <w:lsdException w:name="Light Grid" w:semiHidden="0" w:uiPriority="62" w:unhideWhenUsed="0"/>
+    <w:lsdException w:name="Medium Shading 1" w:semiHidden="0" w:uiPriority="63" w:unhideWhenUsed="0"/>
+    <w:lsdException w:name="Medium Shading 2" w:semiHidden="0" w:uiPriority="64" w:unhideWhenUsed="0"/>
+    <w:lsdException w:name="Medium List 1" w:semiHidden="0" w:uiPriority="65" w:unhideWhenUsed="0"/>
+    <w:lsdException w:name="Medium List 2" w:semiHidden="0" w:uiPriority="66" w:unhideWhenUsed="0"/>
+    <w:lsdException w:name="Medium Grid 1" w:semiHidden="0" w:uiPriority="67" w:unhideWhenUsed="0"/>
+    <w:lsdException w:name="Medium Grid 2" w:semiHidden="0" w:uiPriority="68" w:unhideWhenUsed="0"/>
+    <w:lsdException w:name="Medium Grid 3" w:semiHidden="0" w:uiPriority="69" w:unhideWhenUsed="0"/>
+    <w:lsdException w:name="Dark List" w:semiHidden="0" w:uiPriority="70" w:unhideWhenUsed="0"/>
+    <w:lsdException w:name="Colorful Shading" w:semiHidden="0" w:uiPriority="71" w:unhideWhenUsed="0"/>
+    <w:lsdException w:name="Colorful List" w:semiHidden="0" w:uiPriority="72" w:unhideWhenUsed="0"/>
+    <w:lsdException w:name="Colorful Grid" w:semiHidden="0" w:uiPriority="73" w:unhideWhenUsed="0"/>
+    <w:lsdException w:name="Light Shading Accent 1" w:semiHidden="0" w:uiPriority="60" w:unhideWhenUsed="0"/>
+    <w:lsdException w:name="Light List Accent 1" w:semiHidden="0" w:uiPriority="61" w:unhideWhenUsed="0"/>
+    <w:lsdException w:name="Light Grid Accent 1" w:semiHidden="0" w:uiPriority="62" w:unhideWhenUsed="0"/>
+    <w:lsdException w:name="Medium Shading 1 Accent 1" w:semiHidden="0" w:uiPriority="63" w:unhideWhenUsed="0"/>
+    <w:lsdException w:name="Medium Shading 2 Accent 1" w:semiHidden="0" w:uiPriority="64" w:unhideWhenUsed="0"/>
+    <w:lsdException w:name="Medium List 1 Accent 1" w:semiHidden="0" w:uiPriority="65" w:unhideWhenUsed="0"/>
+    <w:lsdException w:name="Medium List 2 Accent 1" w:semiHidden="0" w:uiPriority="66" w:unhideWhenUsed="0"/>
+    <w:lsdException w:name="Medium Grid 1 Accent 1" w:semiHidden="0" w:uiPriority="67" w:unhideWhenUsed="0"/>
+    <w:lsdException w:name="Medium Grid 2 Accent 1" w:semiHidden="0" w:uiPriority="68" w:unhideWhenUsed="0"/>
+    <w:lsdException w:name="Medium Grid 3 Accent 1" w:semiHidden="0" w:uiPriority="69" w:unhideWhenUsed="0"/>
+    <w:lsdException w:name="Dark List Accent 1" w:semiHidden="0" w:uiPriority="70" w:unhideWhenUsed="0"/>
+    <w:lsdException w:name="Colorful Shading Accent 1" w:semiHidden="0" w:uiPriority="71" w:unhideWhenUsed="0"/>
+    <w:lsdException w:name="Colorful List Accent 1" w:semiHidden="0" w:uiPriority="72" w:unhideWhenUsed="0"/>
+    <w:lsdException w:name="Colorful Grid Accent 1" w:semiHidden="0" w:uiPriority="73" w:unhideWhenUsed="0"/>
+    <w:lsdException w:name="Light Shading Accent 2" w:semiHidden="0" w:uiPriority="60" w:unhideWhenUsed="0"/>
+    <w:lsdException w:name="Light List Accent 2" w:semiHidden="0" w:uiPriority="61" w:unhideWhenUsed="0"/>
+    <w:lsdException w:name="Light Grid Accent 2" w:semiHidden="0" w:uiPriority="62" w:unhideWhenUsed="0"/>
+    <w:lsdException w:name="Medium Shading 1 Accent 2" w:semiHidden="0" w:uiPriority="63" w:unhideWhenUsed="0"/>
+    <w:lsdException w:name="Medium Shading 2 Accent 2" w:semiHidden="0" w:uiPriority="64" w:unhideWhenUsed="0"/>
+    <w:lsdException w:name="Medium List 1 Accent 2" w:semiHidden="0" w:uiPriority="65" w:unhideWhenUsed="0"/>
+    <w:lsdException w:name="Medium List 2 Accent 2" w:semiHidden="0" w:uiPriority="66" w:unhideWhenUsed="0"/>
+    <w:lsdException w:name="Medium Grid 1 Accent 2" w:semiHidden="0" w:uiPriority="67" w:unhideWhenUsed="0"/>
+    <w:lsdException w:name="Medium Grid 2 Accent 2" w:semiHidden="0" w:uiPriority="68" w:unhideWhenUsed="0"/>
+    <w:lsdException w:name="Medium Grid 3 Accent 2" w:semiHidden="0" w:uiPriority="69" w:unhideWhenUsed="0"/>
+    <w:lsdException w:name="Dark List Accent 2" w:semiHidden="0" w:uiPriority="70" w:unhideWhenUsed="0"/>
+    <w:lsdException w:name="Colorful Shading Accent 2" w:semiHidden="0" w:uiPriority="71" w:unhideWhenUsed="0"/>
+    <w:lsdException w:name="Colorful List Accent 2" w:semiHidden="0" w:uiPriority="72" w:unhideWhenUsed="0"/>
+    <w:lsdException w:name="Colorful Grid Accent 2" w:semiHidden="0" w:uiPriority="73" w:unhideWhenUsed="0"/>
+    <w:lsdException w:name="Light Shading Accent 3" w:semiHidden="0" w:uiPriority="60" w:unhideWhenUsed="0"/>
+    <w:lsdException w:name="Light List Accent 3" w:semiHidden="0" w:uiPriority="61" w:unhideWhenUsed="0"/>
+    <w:lsdException w:name="Light Grid Accent 3" w:semiHidden="0" w:uiPriority="62" w:unhideWhenUsed="0"/>
+    <w:lsdException w:name="Medium Shading 1 Accent 3" w:semiHidden="0" w:uiPriority="63" w:unhideWhenUsed="0"/>
+    <w:lsdException w:name="Medium Shading 2 Accent 3" w:semiHidden="0" w:uiPriority="64" w:unhideWhenUsed="0"/>
+    <w:lsdException w:name="Medium List 1 Accent 3" w:semiHidden="0" w:uiPriority="65" w:unhideWhenUsed="0"/>
+    <w:lsdException w:name="Medium List 2 Accent 3" w:semiHidden="0" w:uiPriority="66" w:unhideWhenUsed="0"/>
+    <w:lsdException w:name="Medium Grid 1 Accent 3" w:semiHidden="0" w:uiPriority="67" w:unhideWhenUsed="0"/>
+    <w:lsdException w:name="Medium Grid 2 Accent 3" w:semiHidden="0" w:uiPriority="68" w:unhideWhenUsed="0"/>
+    <w:lsdException w:name="Medium Grid 3 Accent 3" w:semiHidden="0" w:uiPriority="69" w:unhideWhenUsed="0"/>
+    <w:lsdException w:name="Dark List Accent 3" w:semiHidden="0" w:uiPriority="70" w:unhideWhenUsed="0"/>
+    <w:lsdException w:name="Colorful Shading Accent 3" w:semiHidden="0" w:uiPriority="71" w:unhideWhenUsed="0"/>
+    <w:lsdException w:name="Colorful List Accent 3" w:semiHidden="0" w:uiPriority="72" w:unhideWhenUsed="0"/>
+    <w:lsdException w:name="Colorful Grid Accent 3" w:semiHidden="0" w:uiPriority="73" w:unhideWhenUsed="0"/>
+    <w:lsdException w:name="Light Shading Accent 4" w:semiHidden="0" w:uiPriority="60" w:unhideWhenUsed="0"/>
+    <w:lsdException w:name="Light List Accent 4" w:semiHidden="0" w:uiPriority="61" w:unhideWhenUsed="0"/>
+    <w:lsdException w:name="Light Grid Accent 4" w:semiHidden="0" w:uiPriority="62" w:unhideWhenUsed="0"/>
+    <w:lsdException w:name="Medium Shading 1 Accent 4" w:semiHidden="0" w:uiPriority="63" w:unhideWhenUsed="0"/>
+    <w:lsdException w:name="Medium Shading 2 Accent 4" w:semiHidden="0" w:uiPriority="64" w:unhideWhenUsed="0"/>
+    <w:lsdException w:name="Medium List 1 Accent 4" w:semiHidden="0" w:uiPriority="65" w:unhideWhenUsed="0"/>
+    <w:lsdException w:name="Medium List 2 Accent 4" w:semiHidden="0" w:uiPriority="66" w:unhideWhenUsed="0"/>
+    <w:lsdException w:name="Medium Grid 1 Accent 4" w:semiHidden="0" w:uiPriority="67" w:unhideWhenUsed="0"/>
+    <w:lsdException w:name="Medium Grid 2 Accent 4" w:semiHidden="0" w:uiPriority="68" w:unhideWhenUsed="0"/>
+    <w:lsdException w:name="Medium Grid 3 Accent 4" w:semiHidden="0" w:uiPriority="69" w:unhideWhenUsed="0"/>
+    <w:lsdException w:name="Dark List Accent 4" w:semiHidden="0" w:uiPriority="70" w:unhideWhenUsed="0"/>
+    <w:lsdException w:name="Colorful Shading Accent 4" w:semiHidden="0" w:uiPriority="71" w:unhideWhenUsed="0"/>
+    <w:lsdException w:name="Colorful List Accent 4" w:semiHidden="0" w:uiPriority="72" w:unhideWhenUsed="0"/>
+    <w:lsdException w:name="Colorful Grid Accent 4" w:semiHidden="0" w:uiPriority="73" w:unhideWhenUsed="0"/>
+    <w:lsdException w:name="Light Shading Accent 5" w:semiHidden="0" w:uiPriority="60" w:unhideWhenUsed="0"/>
+    <w:lsdException w:name="Light List Accent 5" w:semiHidden="0" w:uiPriority="61" w:unhideWhenUsed="0"/>
+    <w:lsdException w:name="Light Grid Accent 5" w:semiHidden="0" w:uiPriority="62" w:unhideWhenUsed="0"/>
+    <w:lsdException w:name="Medium Shading 1 Accent 5" w:semiHidden="0" w:uiPriority="63" w:unhideWhenUsed="0"/>
+    <w:lsdException w:name="Medium Shading 2 Accent 5" w:semiHidden="0" w:uiPriority="64" w:unhideWhenUsed="0"/>
+    <w:lsdException w:name="Medium List 1 Accent 5" w:semiHidden="0" w:uiPriority="65" w:unhideWhenUsed="0"/>
+    <w:lsdException w:name="Medium List 2 Accent 5" w:semiHidden="0" w:uiPriority="66" w:unhideWhenUsed="0"/>
+    <w:lsdException w:name="Medium Grid 1 Accent 5" w:semiHidden="0" w:uiPriority="67" w:unhideWhenUsed="0"/>
+    <w:lsdException w:name="Medium Grid 2 Accent 5" w:semiHidden="0" w:uiPriority="68" w:unhideWhenUsed="0"/>
+    <w:lsdException w:name="Medium Grid 3 Accent 5" w:semiHidden="0" w:uiPriority="69" w:unhideWhenUsed="0"/>
+    <w:lsdException w:name="Dark List Accent 5" w:semiHidden="0" w:uiPriority="70" w:unhideWhenUsed="0"/>
+    <w:lsdException w:name="Colorful Shading Accent 5" w:semiHidden="0" w:uiPriority="71" w:unhideWhenUsed="0"/>
+    <w:lsdException w:name="Colorful List Accent 5" w:semiHidden="0" w:uiPriority="72" w:unhideWhenUsed="0"/>
+    <w:lsdException w:name="Colorful Grid Accent 5" w:semiHidden="0" w:uiPriority="73" w:unhideWhenUsed="0"/>
+    <w:lsdException w:name="Light Shading Accent 6" w:semiHidden="0" w:uiPriority="60" w:unhideWhenUsed="0"/>
+    <w:lsdException w:name="Light List Accent 6" w:semiHidden="0" w:uiPriority="61" w:unhideWhenUsed="0"/>
+    <w:lsdException w:name="Light Grid Accent 6" w:semiHidden="0" w:uiPriority="62" w:unhideWhenUsed="0"/>
+    <w:lsdException w:name="Medium Shading 1 Accent 6" w:semiHidden="0" w:uiPriority="63" w:unhideWhenUsed="0"/>
+    <w:lsdException w:name="Medium Shading 2 Accent 6" w:semiHidden="0" w:uiPriority="64" w:unhideWhenUsed="0"/>
+    <w:lsdException w:name="Medium List 1 Accent 6" w:semiHidden="0" w:uiPriority="65" w:unhideWhenUsed="0"/>
+    <w:lsdException w:name="Medium List 2 Accent 6" w:semiHidden="0" w:uiPriority="66" w:unhideWhenUsed="0"/>
+    <w:lsdException w:name="Medium Grid 1 Accent 6" w:semiHidden="0" w:uiPriority="67" w:unhideWhenUsed="0"/>
+    <w:lsdException w:name="Medium Grid 2 Accent 6" w:semiHidden="0" w:uiPriority="68" w:unhideWhenUsed="0"/>
+    <w:lsdException w:name="Medium Grid 3 Accent 6" w:semiHidden="0" w:uiPriority="69" w:unhideWhenUsed="0"/>
+    <w:lsdException w:name="Dark List Accent 6" w:semiHidden="0" w:uiPriority="70" w:unhideWhenUsed="0"/>
+    <w:lsdException w:name="Colorful Shading Accent 6" w:semiHidden="0" w:uiPriority="71" w:unhideWhenUsed="0"/>
+    <w:lsdException w:name="Colorful List Accent 6" w:semiHidden="0" w:uiPriority="72" w:unhideWhenUsed="0"/>
+    <w:lsdException w:name="Colorful Grid Accent 6" w:semiHidden="0" w:uiPriority="73" w:unhideWhenUsed="0"/>
   </w:latentStyles>
-  <w:style w:type="paragraph" w:default="1" w:styleId="1">
+  <w:style w:type="paragraph" w:default="1" w:styleId="Normal">
     <w:name w:val="Normal"/>
     <w:qFormat/>
-    <w:uiPriority w:val="0"/>
     <w:pPr>
       <w:kinsoku w:val="0"/>
       <w:autoSpaceDE w:val="0"/>
@@ -6792,7 +6497,7 @@
       <w:textAlignment w:val="baseline"/>
     </w:pPr>
     <w:rPr>
-      <w:rFonts w:ascii="Arial" w:hAnsi="Arial" w:eastAsia="宋体" w:cs="Arial"/>
+      <w:rFonts w:ascii="Arial" w:eastAsia="宋体" w:hAnsi="Arial" w:cs="Arial"/>
       <w:snapToGrid w:val="0"/>
       <w:color w:val="000000"/>
       <w:kern w:val="0"/>
@@ -6801,12 +6506,11 @@
       <w:lang w:val="en-US" w:eastAsia="en-US" w:bidi="ar-SA"/>
     </w:rPr>
   </w:style>
-  <w:style w:type="paragraph" w:styleId="2">
+  <w:style w:type="paragraph" w:styleId="Heading1">
     <w:name w:val="heading 1"/>
-    <w:basedOn w:val="1"/>
-    <w:next w:val="1"/>
+    <w:basedOn w:val="Normal"/>
+    <w:next w:val="Normal"/>
     <w:qFormat/>
-    <w:uiPriority w:val="0"/>
     <w:pPr>
       <w:keepNext/>
       <w:keepLines/>
@@ -6824,13 +6528,12 @@
       <w:sz w:val="44"/>
     </w:rPr>
   </w:style>
-  <w:style w:type="paragraph" w:styleId="3">
+  <w:style w:type="paragraph" w:styleId="Heading2">
     <w:name w:val="heading 2"/>
-    <w:basedOn w:val="1"/>
-    <w:next w:val="1"/>
+    <w:basedOn w:val="Normal"/>
+    <w:next w:val="Normal"/>
     <w:unhideWhenUsed/>
     <w:qFormat/>
-    <w:uiPriority w:val="0"/>
     <w:pPr>
       <w:keepNext/>
       <w:keepLines/>
@@ -6843,19 +6546,18 @@
       <w:outlineLvl w:val="1"/>
     </w:pPr>
     <w:rPr>
-      <w:rFonts w:ascii="Arial" w:hAnsi="Arial" w:eastAsia="黑体"/>
+      <w:rFonts w:ascii="Arial" w:eastAsia="黑体" w:hAnsi="Arial"/>
       <w:b/>
       <w:sz w:val="32"/>
     </w:rPr>
   </w:style>
-  <w:style w:type="paragraph" w:styleId="4">
+  <w:style w:type="paragraph" w:styleId="Heading3">
     <w:name w:val="heading 3"/>
-    <w:basedOn w:val="1"/>
-    <w:next w:val="1"/>
+    <w:basedOn w:val="Normal"/>
+    <w:next w:val="Normal"/>
     <w:semiHidden/>
     <w:unhideWhenUsed/>
     <w:qFormat/>
-    <w:uiPriority w:val="0"/>
     <w:pPr>
       <w:keepNext/>
       <w:keepLines/>
@@ -6872,13 +6574,12 @@
       <w:sz w:val="32"/>
     </w:rPr>
   </w:style>
-  <w:style w:type="paragraph" w:styleId="5">
+  <w:style w:type="paragraph" w:styleId="Heading4">
     <w:name w:val="heading 4"/>
-    <w:basedOn w:val="1"/>
-    <w:next w:val="1"/>
+    <w:basedOn w:val="Normal"/>
+    <w:next w:val="Normal"/>
     <w:unhideWhenUsed/>
     <w:qFormat/>
-    <w:uiPriority w:val="0"/>
     <w:pPr>
       <w:keepNext/>
       <w:keepLines/>
@@ -6891,19 +6592,18 @@
       <w:outlineLvl w:val="3"/>
     </w:pPr>
     <w:rPr>
-      <w:rFonts w:ascii="Arial" w:hAnsi="Arial" w:eastAsia="黑体"/>
+      <w:rFonts w:ascii="Arial" w:eastAsia="黑体" w:hAnsi="Arial"/>
       <w:b/>
       <w:sz w:val="28"/>
     </w:rPr>
   </w:style>
-  <w:style w:type="paragraph" w:styleId="6">
+  <w:style w:type="paragraph" w:styleId="Heading5">
     <w:name w:val="heading 5"/>
-    <w:basedOn w:val="1"/>
-    <w:next w:val="1"/>
+    <w:basedOn w:val="Normal"/>
+    <w:next w:val="Normal"/>
     <w:semiHidden/>
     <w:unhideWhenUsed/>
     <w:qFormat/>
-    <w:uiPriority w:val="0"/>
     <w:pPr>
       <w:keepNext/>
       <w:keepLines/>
@@ -6920,14 +6620,13 @@
       <w:sz w:val="28"/>
     </w:rPr>
   </w:style>
-  <w:style w:type="paragraph" w:styleId="7">
+  <w:style w:type="paragraph" w:styleId="Heading6">
     <w:name w:val="heading 6"/>
-    <w:basedOn w:val="1"/>
-    <w:next w:val="1"/>
+    <w:basedOn w:val="Normal"/>
+    <w:next w:val="Normal"/>
     <w:semiHidden/>
     <w:unhideWhenUsed/>
     <w:qFormat/>
-    <w:uiPriority w:val="0"/>
     <w:pPr>
       <w:keepNext/>
       <w:keepLines/>
@@ -6940,19 +6639,18 @@
       <w:outlineLvl w:val="5"/>
     </w:pPr>
     <w:rPr>
-      <w:rFonts w:ascii="Arial" w:hAnsi="Arial" w:eastAsia="黑体"/>
+      <w:rFonts w:ascii="Arial" w:eastAsia="黑体" w:hAnsi="Arial"/>
       <w:b/>
       <w:sz w:val="24"/>
     </w:rPr>
   </w:style>
-  <w:style w:type="paragraph" w:styleId="8">
+  <w:style w:type="paragraph" w:styleId="Heading7">
     <w:name w:val="heading 7"/>
-    <w:basedOn w:val="1"/>
-    <w:next w:val="1"/>
+    <w:basedOn w:val="Normal"/>
+    <w:next w:val="Normal"/>
     <w:semiHidden/>
     <w:unhideWhenUsed/>
     <w:qFormat/>
-    <w:uiPriority w:val="0"/>
     <w:pPr>
       <w:keepNext/>
       <w:keepLines/>
@@ -6969,14 +6667,13 @@
       <w:sz w:val="24"/>
     </w:rPr>
   </w:style>
-  <w:style w:type="paragraph" w:styleId="9">
+  <w:style w:type="paragraph" w:styleId="Heading8">
     <w:name w:val="heading 8"/>
-    <w:basedOn w:val="1"/>
-    <w:next w:val="1"/>
+    <w:basedOn w:val="Normal"/>
+    <w:next w:val="Normal"/>
     <w:semiHidden/>
     <w:unhideWhenUsed/>
     <w:qFormat/>
-    <w:uiPriority w:val="0"/>
     <w:pPr>
       <w:keepNext/>
       <w:keepLines/>
@@ -6989,18 +6686,17 @@
       <w:outlineLvl w:val="7"/>
     </w:pPr>
     <w:rPr>
-      <w:rFonts w:ascii="Arial" w:hAnsi="Arial" w:eastAsia="黑体"/>
+      <w:rFonts w:ascii="Arial" w:eastAsia="黑体" w:hAnsi="Arial"/>
       <w:sz w:val="24"/>
     </w:rPr>
   </w:style>
-  <w:style w:type="paragraph" w:styleId="10">
+  <w:style w:type="paragraph" w:styleId="Heading9">
     <w:name w:val="heading 9"/>
-    <w:basedOn w:val="1"/>
-    <w:next w:val="1"/>
+    <w:basedOn w:val="Normal"/>
+    <w:next w:val="Normal"/>
     <w:semiHidden/>
     <w:unhideWhenUsed/>
     <w:qFormat/>
-    <w:uiPriority w:val="0"/>
     <w:pPr>
       <w:keepNext/>
       <w:keepLines/>
@@ -7013,21 +6709,19 @@
       <w:outlineLvl w:val="8"/>
     </w:pPr>
     <w:rPr>
-      <w:rFonts w:ascii="Arial" w:hAnsi="Arial" w:eastAsia="黑体"/>
+      <w:rFonts w:ascii="Arial" w:eastAsia="黑体" w:hAnsi="Arial"/>
       <w:sz w:val="21"/>
     </w:rPr>
   </w:style>
-  <w:style w:type="character" w:default="1" w:styleId="22">
+  <w:style w:type="character" w:default="1" w:styleId="DefaultParagraphFont">
     <w:name w:val="Default Paragraph Font"/>
     <w:semiHidden/>
     <w:qFormat/>
-    <w:uiPriority w:val="0"/>
   </w:style>
-  <w:style w:type="table" w:default="1" w:styleId="20">
+  <w:style w:type="table" w:default="1" w:styleId="TableNormal">
     <w:name w:val="Normal Table"/>
     <w:semiHidden/>
     <w:qFormat/>
-    <w:uiPriority w:val="0"/>
     <w:tblPr>
       <w:tblCellMar>
         <w:top w:w="0" w:type="dxa"/>
@@ -7037,43 +6731,39 @@
       </w:tblCellMar>
     </w:tblPr>
   </w:style>
-  <w:style w:type="paragraph" w:styleId="11">
+  <w:style w:type="paragraph" w:styleId="CommentText">
     <w:name w:val="annotation text"/>
-    <w:basedOn w:val="1"/>
+    <w:basedOn w:val="Normal"/>
     <w:qFormat/>
-    <w:uiPriority w:val="0"/>
     <w:pPr>
       <w:jc w:val="left"/>
     </w:pPr>
   </w:style>
-  <w:style w:type="paragraph" w:styleId="12">
+  <w:style w:type="paragraph" w:styleId="BodyText">
     <w:name w:val="Body Text"/>
-    <w:basedOn w:val="1"/>
+    <w:basedOn w:val="Normal"/>
     <w:semiHidden/>
     <w:qFormat/>
-    <w:uiPriority w:val="0"/>
     <w:rPr>
-      <w:rFonts w:ascii="Arial" w:hAnsi="Arial" w:eastAsia="Arial" w:cs="Arial"/>
+      <w:rFonts w:ascii="Arial" w:eastAsia="Arial" w:hAnsi="Arial" w:cs="Arial"/>
       <w:sz w:val="21"/>
       <w:szCs w:val="21"/>
       <w:lang w:val="en-US" w:eastAsia="en-US" w:bidi="ar-SA"/>
     </w:rPr>
   </w:style>
-  <w:style w:type="paragraph" w:styleId="13">
+  <w:style w:type="paragraph" w:styleId="TOC3">
     <w:name w:val="toc 3"/>
-    <w:basedOn w:val="1"/>
-    <w:next w:val="1"/>
+    <w:basedOn w:val="Normal"/>
+    <w:next w:val="Normal"/>
     <w:qFormat/>
-    <w:uiPriority w:val="0"/>
     <w:pPr>
       <w:ind w:left="840" w:leftChars="400"/>
     </w:pPr>
   </w:style>
-  <w:style w:type="paragraph" w:styleId="14">
+  <w:style w:type="paragraph" w:styleId="Footer">
     <w:name w:val="footer"/>
-    <w:basedOn w:val="1"/>
+    <w:basedOn w:val="Normal"/>
     <w:qFormat/>
-    <w:uiPriority w:val="0"/>
     <w:pPr>
       <w:tabs>
         <w:tab w:val="center" w:pos="4153"/>
@@ -7086,17 +6776,16 @@
       <w:sz w:val="18"/>
     </w:rPr>
   </w:style>
-  <w:style w:type="paragraph" w:styleId="15">
+  <w:style w:type="paragraph" w:styleId="Header">
     <w:name w:val="header"/>
-    <w:basedOn w:val="1"/>
+    <w:basedOn w:val="Normal"/>
     <w:qFormat/>
-    <w:uiPriority w:val="0"/>
     <w:pPr>
       <w:pBdr>
-        <w:top w:val="none" w:color="auto" w:sz="0" w:space="0"/>
-        <w:left w:val="none" w:color="auto" w:sz="0" w:space="0"/>
-        <w:bottom w:val="none" w:color="auto" w:sz="0" w:space="0"/>
-        <w:right w:val="none" w:color="auto" w:sz="0" w:space="0"/>
+        <w:top w:val="nil"/>
+        <w:left w:val="nil"/>
+        <w:bottom w:val="nil"/>
+        <w:right w:val="nil"/>
       </w:pBdr>
       <w:tabs>
         <w:tab w:val="center" w:pos="4153"/>
@@ -7111,41 +6800,37 @@
       <w:sz w:val="18"/>
     </w:rPr>
   </w:style>
-  <w:style w:type="paragraph" w:styleId="16">
+  <w:style w:type="paragraph" w:styleId="TOC1">
     <w:name w:val="toc 1"/>
-    <w:basedOn w:val="1"/>
-    <w:next w:val="1"/>
+    <w:basedOn w:val="Normal"/>
+    <w:next w:val="Normal"/>
     <w:qFormat/>
-    <w:uiPriority w:val="0"/>
     <w:rPr>
-      <w:rFonts w:ascii="Arial" w:hAnsi="Arial" w:eastAsia="Microsoft JhengHei"/>
+      <w:rFonts w:ascii="Arial" w:eastAsia="Microsoft JhengHei" w:hAnsi="Arial"/>
       <w:sz w:val="24"/>
     </w:rPr>
   </w:style>
-  <w:style w:type="paragraph" w:styleId="17">
+  <w:style w:type="paragraph" w:styleId="TOC2">
     <w:name w:val="toc 2"/>
-    <w:basedOn w:val="1"/>
-    <w:next w:val="1"/>
+    <w:basedOn w:val="Normal"/>
+    <w:next w:val="Normal"/>
     <w:qFormat/>
-    <w:uiPriority w:val="0"/>
     <w:pPr>
       <w:ind w:left="420" w:leftChars="200"/>
     </w:pPr>
   </w:style>
-  <w:style w:type="paragraph" w:styleId="18">
+  <w:style w:type="paragraph" w:styleId="NormalWeb">
     <w:name w:val="Normal (Web)"/>
-    <w:basedOn w:val="1"/>
+    <w:basedOn w:val="Normal"/>
     <w:qFormat/>
-    <w:uiPriority w:val="0"/>
     <w:rPr>
       <w:sz w:val="24"/>
     </w:rPr>
   </w:style>
-  <w:style w:type="paragraph" w:styleId="19">
+  <w:style w:type="paragraph" w:styleId="Title">
     <w:name w:val="Title"/>
-    <w:basedOn w:val="1"/>
+    <w:basedOn w:val="Normal"/>
     <w:qFormat/>
-    <w:uiPriority w:val="0"/>
     <w:pPr>
       <w:spacing w:before="240" w:beforeLines="0" w:beforeAutospacing="0" w:after="60" w:afterLines="0" w:afterAutospacing="0"/>
       <w:jc w:val="center"/>
@@ -7157,73 +6842,68 @@
       <w:sz w:val="32"/>
     </w:rPr>
   </w:style>
-  <w:style w:type="table" w:styleId="21">
+  <w:style w:type="table" w:styleId="TableGrid">
     <w:name w:val="Table Grid"/>
-    <w:basedOn w:val="20"/>
+    <w:basedOn w:val="TableNormal"/>
     <w:qFormat/>
-    <w:uiPriority w:val="0"/>
     <w:pPr>
       <w:widowControl w:val="0"/>
       <w:jc w:val="both"/>
     </w:pPr>
     <w:tblPr>
       <w:tblBorders>
-        <w:top w:val="single" w:color="auto" w:sz="4" w:space="0"/>
-        <w:left w:val="single" w:color="auto" w:sz="4" w:space="0"/>
-        <w:bottom w:val="single" w:color="auto" w:sz="4" w:space="0"/>
-        <w:right w:val="single" w:color="auto" w:sz="4" w:space="0"/>
-        <w:insideH w:val="single" w:color="auto" w:sz="4" w:space="0"/>
-        <w:insideV w:val="single" w:color="auto" w:sz="4" w:space="0"/>
+        <w:top w:val="single" w:sz="4" w:space="0" w:color="auto"/>
+        <w:left w:val="single" w:sz="4" w:space="0" w:color="auto"/>
+        <w:bottom w:val="single" w:sz="4" w:space="0" w:color="auto"/>
+        <w:right w:val="single" w:sz="4" w:space="0" w:color="auto"/>
+        <w:insideH w:val="single" w:sz="4" w:space="0" w:color="auto"/>
+        <w:insideV w:val="single" w:sz="4" w:space="0" w:color="auto"/>
       </w:tblBorders>
     </w:tblPr>
   </w:style>
-  <w:style w:type="character" w:styleId="23">
+  <w:style w:type="character" w:styleId="Strong">
     <w:name w:val="Strong"/>
-    <w:basedOn w:val="22"/>
+    <w:basedOn w:val="DefaultParagraphFont"/>
     <w:qFormat/>
-    <w:uiPriority w:val="0"/>
     <w:rPr>
       <w:b/>
     </w:rPr>
   </w:style>
-  <w:style w:type="paragraph" w:customStyle="1" w:styleId="24">
+  <w:style w:type="paragraph" w:customStyle="1" w:styleId="a">
     <w:name w:val="柴_公司名"/>
-    <w:basedOn w:val="19"/>
+    <w:basedOn w:val="Title"/>
     <w:qFormat/>
-    <w:uiPriority w:val="0"/>
     <w:pPr>
       <w:spacing w:after="600" w:afterLines="600"/>
     </w:pPr>
     <w:rPr>
-      <w:rFonts w:hint="eastAsia" w:ascii="宋体" w:hAnsi="宋体" w:eastAsia="宋体" w:cs="宋体"/>
+      <w:rFonts w:ascii="宋体" w:eastAsia="宋体" w:hAnsi="宋体" w:cs="宋体" w:hint="eastAsia"/>
       <w:bCs/>
       <w:spacing w:val="-6"/>
       <w:sz w:val="52"/>
       <w:szCs w:val="52"/>
     </w:rPr>
   </w:style>
-  <w:style w:type="paragraph" w:customStyle="1" w:styleId="25">
+  <w:style w:type="paragraph" w:customStyle="1" w:styleId="a0">
     <w:name w:val="柴_文档名"/>
-    <w:basedOn w:val="19"/>
+    <w:basedOn w:val="Title"/>
     <w:qFormat/>
-    <w:uiPriority w:val="0"/>
     <w:pPr>
       <w:spacing w:after="900" w:afterLines="900"/>
     </w:pPr>
     <w:rPr>
-      <w:rFonts w:ascii="黑体" w:hAnsi="黑体" w:eastAsia="黑体" w:cs="黑体"/>
+      <w:rFonts w:ascii="黑体" w:eastAsia="黑体" w:hAnsi="黑体" w:cs="黑体"/>
       <w:bCs/>
       <w:spacing w:val="-7"/>
       <w:sz w:val="52"/>
       <w:szCs w:val="52"/>
     </w:rPr>
   </w:style>
-  <w:style w:type="table" w:customStyle="1" w:styleId="26">
+  <w:style w:type="table" w:customStyle="1" w:styleId="TableNormal0">
     <w:name w:val="Table Normal_0"/>
     <w:semiHidden/>
     <w:unhideWhenUsed/>
     <w:qFormat/>
-    <w:uiPriority w:val="0"/>
     <w:tblPr>
       <w:tblCellMar>
         <w:top w:w="0" w:type="dxa"/>
@@ -7233,87 +6913,81 @@
       </w:tblCellMar>
     </w:tblPr>
   </w:style>
-  <w:style w:type="paragraph" w:customStyle="1" w:styleId="27">
+  <w:style w:type="paragraph" w:customStyle="1" w:styleId="TableText">
     <w:name w:val="Table Text"/>
-    <w:basedOn w:val="1"/>
+    <w:basedOn w:val="Normal"/>
     <w:semiHidden/>
     <w:qFormat/>
-    <w:uiPriority w:val="0"/>
     <w:rPr>
-      <w:rFonts w:ascii="宋体" w:hAnsi="宋体" w:eastAsia="宋体" w:cs="宋体"/>
+      <w:rFonts w:ascii="宋体" w:eastAsia="宋体" w:hAnsi="宋体" w:cs="宋体"/>
       <w:sz w:val="21"/>
       <w:szCs w:val="21"/>
       <w:lang w:val="en-US" w:eastAsia="en-US" w:bidi="ar-SA"/>
     </w:rPr>
   </w:style>
-  <w:style w:type="paragraph" w:customStyle="1" w:styleId="28">
+  <w:style w:type="paragraph" w:customStyle="1" w:styleId="1">
     <w:name w:val="柴_标题1"/>
-    <w:basedOn w:val="2"/>
-    <w:next w:val="29"/>
-    <w:link w:val="38"/>
+    <w:basedOn w:val="Heading1"/>
+    <w:next w:val="a1"/>
+    <w:link w:val="1Char"/>
     <w:qFormat/>
-    <w:uiPriority w:val="0"/>
     <w:pPr>
       <w:spacing w:before="100" w:after="90" w:line="360" w:lineRule="auto"/>
     </w:pPr>
     <w:rPr>
-      <w:rFonts w:ascii="Arial" w:hAnsi="Arial" w:eastAsia="宋体"/>
+      <w:rFonts w:ascii="Arial" w:eastAsia="宋体" w:hAnsi="Arial"/>
       <w:sz w:val="32"/>
     </w:rPr>
   </w:style>
-  <w:style w:type="paragraph" w:customStyle="1" w:styleId="29">
+  <w:style w:type="paragraph" w:customStyle="1" w:styleId="a1">
     <w:name w:val="柴_正文"/>
-    <w:basedOn w:val="12"/>
-    <w:link w:val="42"/>
+    <w:basedOn w:val="BodyText"/>
+    <w:link w:val="Char"/>
     <w:qFormat/>
-    <w:uiPriority w:val="0"/>
     <w:pPr>
       <w:spacing w:line="360" w:lineRule="auto"/>
       <w:ind w:firstLine="470" w:firstLineChars="200"/>
     </w:pPr>
     <w:rPr>
-      <w:rFonts w:ascii="Arial" w:hAnsi="Arial" w:eastAsia="宋体"/>
+      <w:rFonts w:ascii="Arial" w:eastAsia="宋体" w:hAnsi="Arial"/>
       <w:sz w:val="24"/>
       <w:lang w:eastAsia="zh-CN"/>
     </w:rPr>
   </w:style>
-  <w:style w:type="paragraph" w:customStyle="1" w:styleId="30">
+  <w:style w:type="paragraph" w:customStyle="1" w:styleId="2">
     <w:name w:val="柴_标题2"/>
-    <w:basedOn w:val="3"/>
-    <w:next w:val="29"/>
+    <w:basedOn w:val="Heading2"/>
+    <w:next w:val="a1"/>
     <w:qFormat/>
-    <w:uiPriority w:val="0"/>
     <w:pPr>
       <w:spacing w:line="360" w:lineRule="auto"/>
     </w:pPr>
     <w:rPr>
-      <w:rFonts w:ascii="Arial" w:hAnsi="Arial" w:eastAsia="宋体"/>
+      <w:rFonts w:ascii="Arial" w:eastAsia="宋体" w:hAnsi="Arial"/>
       <w:sz w:val="28"/>
     </w:rPr>
   </w:style>
-  <w:style w:type="paragraph" w:customStyle="1" w:styleId="31">
+  <w:style w:type="paragraph" w:customStyle="1" w:styleId="3">
     <w:name w:val="柴_标题3"/>
-    <w:basedOn w:val="4"/>
-    <w:next w:val="29"/>
+    <w:basedOn w:val="Heading3"/>
+    <w:next w:val="a1"/>
     <w:qFormat/>
-    <w:uiPriority w:val="0"/>
     <w:pPr>
       <w:spacing w:line="360" w:lineRule="auto"/>
       <w:ind w:left="0" w:firstLine="472" w:firstLineChars="200"/>
     </w:pPr>
     <w:rPr>
-      <w:rFonts w:ascii="宋体" w:hAnsi="宋体" w:eastAsia="宋体" w:cs="宋体"/>
+      <w:rFonts w:ascii="宋体" w:eastAsia="宋体" w:hAnsi="宋体" w:cs="宋体"/>
       <w:spacing w:val="-2"/>
       <w:sz w:val="24"/>
       <w:szCs w:val="24"/>
     </w:rPr>
   </w:style>
-  <w:style w:type="paragraph" w:customStyle="1" w:styleId="32">
+  <w:style w:type="paragraph" w:customStyle="1" w:styleId="a2">
     <w:name w:val="柴_目录"/>
-    <w:basedOn w:val="1"/>
-    <w:next w:val="12"/>
+    <w:basedOn w:val="Normal"/>
+    <w:next w:val="BodyText"/>
     <w:qFormat/>
-    <w:uiPriority w:val="0"/>
     <w:pPr>
       <w:tabs>
         <w:tab w:val="right" w:leader="dot" w:pos="8442"/>
@@ -7321,64 +6995,59 @@
       <w:ind w:left="0" w:leftChars="0"/>
     </w:pPr>
     <w:rPr>
-      <w:rFonts w:ascii="Arial" w:hAnsi="Arial" w:eastAsia="Microsoft JhengHei"/>
+      <w:rFonts w:ascii="Arial" w:eastAsia="Microsoft JhengHei" w:hAnsi="Arial"/>
       <w:sz w:val="24"/>
     </w:rPr>
   </w:style>
-  <w:style w:type="paragraph" w:customStyle="1" w:styleId="33">
+  <w:style w:type="paragraph" w:customStyle="1" w:styleId="WPSOffice1">
     <w:name w:val="WPSOffice手动目录 1"/>
     <w:qFormat/>
-    <w:uiPriority w:val="0"/>
     <w:pPr>
       <w:ind w:leftChars="0"/>
     </w:pPr>
     <w:rPr>
-      <w:rFonts w:ascii="Times New Roman" w:hAnsi="Times New Roman" w:eastAsia="宋体" w:cs="Times New Roman"/>
+      <w:rFonts w:ascii="Times New Roman" w:eastAsia="宋体" w:hAnsi="Times New Roman" w:cs="Times New Roman"/>
       <w:sz w:val="20"/>
       <w:szCs w:val="20"/>
     </w:rPr>
   </w:style>
-  <w:style w:type="paragraph" w:customStyle="1" w:styleId="34">
+  <w:style w:type="paragraph" w:customStyle="1" w:styleId="WPSOffice2">
     <w:name w:val="WPSOffice手动目录 2"/>
     <w:qFormat/>
-    <w:uiPriority w:val="0"/>
     <w:pPr>
       <w:ind w:leftChars="200"/>
     </w:pPr>
     <w:rPr>
-      <w:rFonts w:ascii="Times New Roman" w:hAnsi="Times New Roman" w:eastAsia="宋体" w:cs="Times New Roman"/>
+      <w:rFonts w:ascii="Times New Roman" w:eastAsia="宋体" w:hAnsi="Times New Roman" w:cs="Times New Roman"/>
       <w:sz w:val="20"/>
       <w:szCs w:val="20"/>
     </w:rPr>
   </w:style>
-  <w:style w:type="paragraph" w:customStyle="1" w:styleId="35">
+  <w:style w:type="paragraph" w:customStyle="1" w:styleId="WPSOffice3">
     <w:name w:val="WPSOffice手动目录 3"/>
     <w:qFormat/>
-    <w:uiPriority w:val="0"/>
     <w:pPr>
       <w:ind w:leftChars="400"/>
     </w:pPr>
     <w:rPr>
-      <w:rFonts w:ascii="Times New Roman" w:hAnsi="Times New Roman" w:eastAsia="宋体" w:cs="Times New Roman"/>
+      <w:rFonts w:ascii="Times New Roman" w:eastAsia="宋体" w:hAnsi="Times New Roman" w:cs="Times New Roman"/>
       <w:sz w:val="20"/>
       <w:szCs w:val="20"/>
     </w:rPr>
   </w:style>
-  <w:style w:type="paragraph" w:customStyle="1" w:styleId="36">
+  <w:style w:type="paragraph" w:customStyle="1" w:styleId="Compact">
     <w:name w:val="Compact"/>
-    <w:basedOn w:val="12"/>
+    <w:basedOn w:val="BodyText"/>
     <w:qFormat/>
-    <w:uiPriority w:val="0"/>
     <w:pPr>
       <w:spacing w:before="36" w:after="36"/>
     </w:pPr>
   </w:style>
-  <w:style w:type="table" w:customStyle="1" w:styleId="37">
+  <w:style w:type="table" w:customStyle="1" w:styleId="Table">
     <w:name w:val="Table"/>
     <w:semiHidden/>
     <w:unhideWhenUsed/>
     <w:qFormat/>
-    <w:uiPriority w:val="0"/>
     <w:tblPr>
       <w:tblCellMar>
         <w:top w:w="0" w:type="dxa"/>
@@ -7390,28 +7059,26 @@
     <w:tblStylePr w:type="firstRow">
       <w:tcPr>
         <w:tcBorders>
-          <w:bottom w:val="single" w:color="auto" w:sz="0" w:space="0"/>
+          <w:bottom w:val="single" w:sz="0" w:space="0" w:color="auto"/>
         </w:tcBorders>
         <w:vAlign w:val="bottom"/>
       </w:tcPr>
     </w:tblStylePr>
   </w:style>
-  <w:style w:type="character" w:customStyle="1" w:styleId="38">
+  <w:style w:type="character" w:customStyle="1" w:styleId="1Char">
     <w:name w:val="柴_标题1 Char"/>
-    <w:link w:val="28"/>
+    <w:link w:val="1"/>
     <w:qFormat/>
-    <w:uiPriority w:val="0"/>
     <w:rPr>
-      <w:rFonts w:ascii="Arial" w:hAnsi="Arial" w:eastAsia="宋体"/>
+      <w:rFonts w:ascii="Arial" w:eastAsia="宋体" w:hAnsi="Arial"/>
       <w:sz w:val="32"/>
     </w:rPr>
   </w:style>
-  <w:style w:type="table" w:customStyle="1" w:styleId="39">
+  <w:style w:type="table" w:customStyle="1" w:styleId="TableNormal1">
     <w:name w:val="Table Normal_1"/>
     <w:semiHidden/>
     <w:unhideWhenUsed/>
     <w:qFormat/>
-    <w:uiPriority w:val="0"/>
     <w:tblPr>
       <w:tblCellMar>
         <w:top w:w="0" w:type="dxa"/>
@@ -7421,11 +7088,10 @@
       </w:tblCellMar>
     </w:tblPr>
   </w:style>
-  <w:style w:type="paragraph" w:customStyle="1" w:styleId="40">
+  <w:style w:type="paragraph" w:customStyle="1" w:styleId="a3">
     <w:name w:val="柴_正文_无缩进"/>
-    <w:basedOn w:val="1"/>
+    <w:basedOn w:val="Normal"/>
     <w:qFormat/>
-    <w:uiPriority w:val="0"/>
     <w:pPr>
       <w:ind w:firstLine="0" w:firstLineChars="0"/>
     </w:pPr>
@@ -7435,31 +7101,29 @@
       <w:lang w:eastAsia="zh-CN"/>
     </w:rPr>
   </w:style>
-  <w:style w:type="paragraph" w:customStyle="1" w:styleId="41">
+  <w:style w:type="paragraph" w:customStyle="1" w:styleId="4">
     <w:name w:val="柴_标题4"/>
-    <w:basedOn w:val="5"/>
-    <w:next w:val="1"/>
+    <w:basedOn w:val="Heading4"/>
+    <w:next w:val="Normal"/>
     <w:qFormat/>
-    <w:uiPriority w:val="0"/>
     <w:pPr>
       <w:widowControl w:val="0"/>
       <w:spacing w:before="160" w:line="360" w:lineRule="auto"/>
-      <w:ind w:left="981" w:leftChars="300" w:hanging="862"/>
+      <w:ind w:left="981" w:hanging="862" w:leftChars="300"/>
     </w:pPr>
     <w:rPr>
-      <w:rFonts w:hint="eastAsia" w:ascii="Calibri" w:hAnsi="Calibri" w:eastAsia="宋体" w:cs="宋体"/>
+      <w:rFonts w:ascii="Calibri" w:eastAsia="宋体" w:hAnsi="Calibri" w:cs="宋体" w:hint="eastAsia"/>
       <w:sz w:val="24"/>
       <w:szCs w:val="24"/>
       <w:lang w:eastAsia="zh-CN" w:bidi="zh-CN"/>
     </w:rPr>
   </w:style>
-  <w:style w:type="character" w:customStyle="1" w:styleId="42">
+  <w:style w:type="character" w:customStyle="1" w:styleId="Char">
     <w:name w:val="柴_正文 Char"/>
-    <w:link w:val="29"/>
+    <w:link w:val="a1"/>
     <w:qFormat/>
-    <w:uiPriority w:val="0"/>
     <w:rPr>
-      <w:rFonts w:ascii="Arial" w:hAnsi="Arial" w:eastAsia="宋体"/>
+      <w:rFonts w:ascii="Arial" w:eastAsia="宋体" w:hAnsi="Arial"/>
       <w:sz w:val="24"/>
       <w:lang w:eastAsia="zh-CN"/>
     </w:rPr>
